--- a/documentos/Documento sin título.docx
+++ b/documentos/Documento sin título.docx
@@ -716,7 +716,7 @@
           <w:rFonts w:ascii="Times New Roman" w:cs="Times New Roman" w:eastAsia="Times New Roman" w:hAnsi="Times New Roman"/>
           <w:rtl w:val="0"/>
         </w:rPr>
-        <w:t xml:space="preserve">Para el desarrollo de SubastaYa, se utilizó una arquitectura basada en </w:t>
+        <w:t xml:space="preserve">Para el desarrollo de Subasta Ya, se utilizó una arquitectura basada en </w:t>
       </w:r>
       <w:r>
         <w:rPr>
@@ -760,7 +760,23 @@
           <w:rFonts w:ascii="Times New Roman" w:cs="Times New Roman" w:eastAsia="Times New Roman" w:hAnsi="Times New Roman"/>
           <w:rtl w:val="0"/>
         </w:rPr>
-        <w:t xml:space="preserve">El sistema se encuentra desarrollado como una única aplicación, pero sus funcionalidades están organizadas internamente mediante diferentes servicios. Cada servicio se ocupa de una parte específica del funcionamiento de la plataforma, lo que permite mantener código organizado y evitar que todas las funcionalidades se concentren en un mismo lugar. </w:t>
+        <w:t xml:space="preserve">El sistema se encuentra desarrollado como una única aplicación, también conocida como </w:t>
+      </w:r>
+      <w:r>
+        <w:rPr>
+          <w:rFonts w:ascii="Times New Roman" w:cs="Times New Roman" w:eastAsia="Times New Roman" w:hAnsi="Times New Roman"/>
+          <w:b w:val="1"/>
+          <w:bCs w:val="1"/>
+          <w:rtl w:val="0"/>
+        </w:rPr>
+        <w:t xml:space="preserve">monolíto, </w:t>
+      </w:r>
+      <w:r>
+        <w:rPr>
+          <w:rFonts w:ascii="Times New Roman" w:cs="Times New Roman" w:eastAsia="Times New Roman" w:hAnsi="Times New Roman"/>
+          <w:rtl w:val="0"/>
+        </w:rPr>
+        <w:t xml:space="preserve"> pero, sus funcionalidades están organizadas internamente mediante diferentes servicios. Cada servicio se ocupa de una parte específica del funcionamiento de la plataforma, lo que permite mantener código organizado y evitar que todas las funcionalidades se concentren en un mismo lugar. </w:t>
       </w:r>
     </w:p>
     <w:p>
@@ -1437,6 +1453,274 @@
     </w:p>
     <w:p>
       <w:pPr>
+        <w:ind w:left="720" w:firstLine="0"/>
+        <w:jc w:val="both"/>
+        <w:rPr>
+          <w:rFonts w:ascii="Times New Roman" w:cs="Times New Roman" w:eastAsia="Times New Roman" w:hAnsi="Times New Roman"/>
+        </w:rPr>
+      </w:pPr>
+      <w:r>
+        <w:rPr>
+          <w:rFonts w:ascii="Times New Roman" w:cs="Times New Roman" w:eastAsia="Times New Roman" w:hAnsi="Times New Roman"/>
+          <w:rtl w:val="0"/>
+        </w:rPr>
+        <w:br w:type="textWrapping"/>
+      </w:r>
+    </w:p>
+    <w:p>
+      <w:pPr>
+        <w:ind w:left="720" w:firstLine="0"/>
+        <w:jc w:val="both"/>
+        <w:rPr>
+          <w:rFonts w:ascii="Times New Roman" w:cs="Times New Roman" w:eastAsia="Times New Roman" w:hAnsi="Times New Roman"/>
+        </w:rPr>
+      </w:pPr>
+      <w:r>
+        <w:rPr>
+          <w:rtl w:val="0"/>
+        </w:rPr>
+      </w:r>
+    </w:p>
+    <w:p>
+      <w:pPr>
+        <w:ind w:left="720" w:firstLine="0"/>
+        <w:jc w:val="both"/>
+        <w:rPr>
+          <w:rFonts w:ascii="Times New Roman" w:cs="Times New Roman" w:eastAsia="Times New Roman" w:hAnsi="Times New Roman"/>
+        </w:rPr>
+      </w:pPr>
+      <w:r>
+        <w:rPr>
+          <w:rtl w:val="0"/>
+        </w:rPr>
+      </w:r>
+    </w:p>
+    <w:p>
+      <w:pPr>
+        <w:ind w:left="720" w:firstLine="0"/>
+        <w:jc w:val="both"/>
+        <w:rPr>
+          <w:rFonts w:ascii="Times New Roman" w:cs="Times New Roman" w:eastAsia="Times New Roman" w:hAnsi="Times New Roman"/>
+        </w:rPr>
+      </w:pPr>
+      <w:r>
+        <w:rPr>
+          <w:rtl w:val="0"/>
+        </w:rPr>
+      </w:r>
+    </w:p>
+    <w:p>
+      <w:pPr>
+        <w:ind w:left="720" w:firstLine="0"/>
+        <w:jc w:val="both"/>
+        <w:rPr>
+          <w:rFonts w:ascii="Times New Roman" w:cs="Times New Roman" w:eastAsia="Times New Roman" w:hAnsi="Times New Roman"/>
+        </w:rPr>
+      </w:pPr>
+      <w:r>
+        <w:rPr>
+          <w:rtl w:val="0"/>
+        </w:rPr>
+      </w:r>
+    </w:p>
+    <w:p>
+      <w:pPr>
+        <w:ind w:left="720" w:firstLine="0"/>
+        <w:jc w:val="both"/>
+        <w:rPr>
+          <w:rFonts w:ascii="Times New Roman" w:cs="Times New Roman" w:eastAsia="Times New Roman" w:hAnsi="Times New Roman"/>
+        </w:rPr>
+      </w:pPr>
+      <w:r>
+        <w:rPr>
+          <w:rtl w:val="0"/>
+        </w:rPr>
+      </w:r>
+    </w:p>
+    <w:p>
+      <w:pPr>
+        <w:ind w:left="720" w:firstLine="0"/>
+        <w:jc w:val="both"/>
+        <w:rPr>
+          <w:rFonts w:ascii="Times New Roman" w:cs="Times New Roman" w:eastAsia="Times New Roman" w:hAnsi="Times New Roman"/>
+        </w:rPr>
+      </w:pPr>
+      <w:r>
+        <w:rPr>
+          <w:rtl w:val="0"/>
+        </w:rPr>
+      </w:r>
+    </w:p>
+    <w:p>
+      <w:pPr>
+        <w:ind w:left="720" w:firstLine="0"/>
+        <w:jc w:val="both"/>
+        <w:rPr>
+          <w:rFonts w:ascii="Times New Roman" w:cs="Times New Roman" w:eastAsia="Times New Roman" w:hAnsi="Times New Roman"/>
+        </w:rPr>
+      </w:pPr>
+      <w:r>
+        <w:rPr>
+          <w:rtl w:val="0"/>
+        </w:rPr>
+      </w:r>
+    </w:p>
+    <w:p>
+      <w:pPr>
+        <w:ind w:left="720" w:firstLine="0"/>
+        <w:jc w:val="both"/>
+        <w:rPr>
+          <w:rFonts w:ascii="Times New Roman" w:cs="Times New Roman" w:eastAsia="Times New Roman" w:hAnsi="Times New Roman"/>
+        </w:rPr>
+      </w:pPr>
+      <w:r>
+        <w:rPr>
+          <w:rtl w:val="0"/>
+        </w:rPr>
+      </w:r>
+    </w:p>
+    <w:p>
+      <w:pPr>
+        <w:ind w:left="720" w:firstLine="0"/>
+        <w:jc w:val="both"/>
+        <w:rPr>
+          <w:rFonts w:ascii="Times New Roman" w:cs="Times New Roman" w:eastAsia="Times New Roman" w:hAnsi="Times New Roman"/>
+        </w:rPr>
+      </w:pPr>
+      <w:r>
+        <w:rPr>
+          <w:rtl w:val="0"/>
+        </w:rPr>
+      </w:r>
+    </w:p>
+    <w:p>
+      <w:pPr>
+        <w:ind w:left="720" w:firstLine="0"/>
+        <w:jc w:val="both"/>
+        <w:rPr>
+          <w:rFonts w:ascii="Times New Roman" w:cs="Times New Roman" w:eastAsia="Times New Roman" w:hAnsi="Times New Roman"/>
+        </w:rPr>
+      </w:pPr>
+      <w:r>
+        <w:rPr>
+          <w:rtl w:val="0"/>
+        </w:rPr>
+      </w:r>
+    </w:p>
+    <w:p>
+      <w:pPr>
+        <w:ind w:left="720" w:firstLine="0"/>
+        <w:jc w:val="both"/>
+        <w:rPr>
+          <w:rFonts w:ascii="Times New Roman" w:cs="Times New Roman" w:eastAsia="Times New Roman" w:hAnsi="Times New Roman"/>
+        </w:rPr>
+      </w:pPr>
+      <w:r>
+        <w:rPr>
+          <w:rtl w:val="0"/>
+        </w:rPr>
+      </w:r>
+    </w:p>
+    <w:p>
+      <w:pPr>
+        <w:ind w:left="720" w:firstLine="0"/>
+        <w:jc w:val="both"/>
+        <w:rPr>
+          <w:rFonts w:ascii="Times New Roman" w:cs="Times New Roman" w:eastAsia="Times New Roman" w:hAnsi="Times New Roman"/>
+        </w:rPr>
+      </w:pPr>
+      <w:r>
+        <w:rPr>
+          <w:rtl w:val="0"/>
+        </w:rPr>
+      </w:r>
+    </w:p>
+    <w:p>
+      <w:pPr>
+        <w:ind w:left="720" w:firstLine="0"/>
+        <w:jc w:val="both"/>
+        <w:rPr>
+          <w:rFonts w:ascii="Times New Roman" w:cs="Times New Roman" w:eastAsia="Times New Roman" w:hAnsi="Times New Roman"/>
+        </w:rPr>
+      </w:pPr>
+      <w:r>
+        <w:rPr>
+          <w:rtl w:val="0"/>
+        </w:rPr>
+      </w:r>
+    </w:p>
+    <w:p>
+      <w:pPr>
+        <w:ind w:left="720" w:firstLine="0"/>
+        <w:jc w:val="both"/>
+        <w:rPr>
+          <w:rFonts w:ascii="Times New Roman" w:cs="Times New Roman" w:eastAsia="Times New Roman" w:hAnsi="Times New Roman"/>
+        </w:rPr>
+      </w:pPr>
+      <w:r>
+        <w:rPr>
+          <w:rtl w:val="0"/>
+        </w:rPr>
+      </w:r>
+    </w:p>
+    <w:p>
+      <w:pPr>
+        <w:ind w:left="720" w:firstLine="0"/>
+        <w:jc w:val="both"/>
+        <w:rPr>
+          <w:rFonts w:ascii="Times New Roman" w:cs="Times New Roman" w:eastAsia="Times New Roman" w:hAnsi="Times New Roman"/>
+        </w:rPr>
+      </w:pPr>
+      <w:r>
+        <w:rPr>
+          <w:rtl w:val="0"/>
+        </w:rPr>
+      </w:r>
+    </w:p>
+    <w:p>
+      <w:pPr>
+        <w:ind w:left="720" w:firstLine="0"/>
+        <w:jc w:val="both"/>
+        <w:rPr>
+          <w:rFonts w:ascii="Times New Roman" w:cs="Times New Roman" w:eastAsia="Times New Roman" w:hAnsi="Times New Roman"/>
+        </w:rPr>
+      </w:pPr>
+      <w:r>
+        <w:rPr>
+          <w:rtl w:val="0"/>
+        </w:rPr>
+      </w:r>
+    </w:p>
+    <w:p>
+      <w:pPr>
+        <w:ind w:left="720" w:firstLine="0"/>
+        <w:jc w:val="both"/>
+        <w:rPr>
+          <w:rFonts w:ascii="Times New Roman" w:cs="Times New Roman" w:eastAsia="Times New Roman" w:hAnsi="Times New Roman"/>
+        </w:rPr>
+      </w:pPr>
+      <w:r>
+        <w:rPr>
+          <w:rtl w:val="0"/>
+        </w:rPr>
+      </w:r>
+    </w:p>
+    <w:p>
+      <w:pPr>
+        <w:ind w:left="720" w:firstLine="0"/>
+        <w:jc w:val="both"/>
+        <w:rPr>
+          <w:rFonts w:ascii="Times New Roman" w:cs="Times New Roman" w:eastAsia="Times New Roman" w:hAnsi="Times New Roman"/>
+        </w:rPr>
+      </w:pPr>
+      <w:r>
+        <w:rPr>
+          <w:rtl w:val="0"/>
+        </w:rPr>
+      </w:r>
+    </w:p>
+    <w:p>
+      <w:pPr>
         <w:ind w:left="0" w:firstLine="0"/>
         <w:jc w:val="both"/>
         <w:rPr>
@@ -1445,37 +1729,11 @@
       </w:pPr>
       <w:r>
         <w:rPr>
-          <w:rtl w:val="0"/>
-        </w:rPr>
-      </w:r>
-    </w:p>
-    <w:p>
-      <w:pPr>
-        <w:ind w:left="720" w:firstLine="0"/>
-        <w:jc w:val="both"/>
-        <w:rPr>
-          <w:rFonts w:ascii="Times New Roman" w:cs="Times New Roman" w:eastAsia="Times New Roman" w:hAnsi="Times New Roman"/>
-        </w:rPr>
-      </w:pPr>
-      <w:r>
-        <w:rPr>
-          <w:rtl w:val="0"/>
-        </w:rPr>
-      </w:r>
-    </w:p>
-    <w:p>
-      <w:pPr>
-        <w:ind w:left="720" w:firstLine="0"/>
-        <w:jc w:val="both"/>
-        <w:rPr>
-          <w:rFonts w:ascii="Times New Roman" w:cs="Times New Roman" w:eastAsia="Times New Roman" w:hAnsi="Times New Roman"/>
-        </w:rPr>
-      </w:pPr>
-      <w:r>
-        <w:rPr>
-          <w:rFonts w:ascii="Times New Roman" w:cs="Times New Roman" w:eastAsia="Times New Roman" w:hAnsi="Times New Roman"/>
-          <w:rtl w:val="0"/>
-        </w:rPr>
+          <w:rFonts w:ascii="Times New Roman" w:cs="Times New Roman" w:eastAsia="Times New Roman" w:hAnsi="Times New Roman"/>
+          <w:rtl w:val="0"/>
+        </w:rPr>
+        <w:t xml:space="preserve">DER de la base de datos:</w:t>
+        <w:br w:type="textWrapping"/>
         <w:t xml:space="preserve">  </w:t>
       </w:r>
       <w:r>
@@ -1498,17 +1756,7894 @@
       </w:pPr>
       <w:r>
         <w:rPr>
+          <w:rFonts w:ascii="Times New Roman" w:cs="Times New Roman" w:eastAsia="Times New Roman" w:hAnsi="Times New Roman"/>
+          <w:b w:val="1"/>
+          <w:bCs w:val="1"/>
+          <w:sz w:val="24"/>
+          <w:szCs w:val="24"/>
+        </w:rPr>
+        <w:drawing>
+          <wp:inline distB="114300" distT="114300" distL="114300" distR="114300">
+            <wp:extent cx="5731200" cy="4673600"/>
+            <wp:effectExtent b="0" l="0" r="0" t="0"/>
+            <wp:docPr id="57" name="image57.png"/>
+            <a:graphic>
+              <a:graphicData uri="http://schemas.openxmlformats.org/drawingml/2006/picture">
+                <pic:pic>
+                  <pic:nvPicPr>
+                    <pic:cNvPr id="0" name="image57.png"/>
+                    <pic:cNvPicPr preferRelativeResize="0"/>
+                  </pic:nvPicPr>
+                  <pic:blipFill>
+                    <a:blip r:embed="rId6"/>
+                    <a:srcRect b="0" l="0" r="0" t="0"/>
+                    <a:stretch>
+                      <a:fillRect/>
+                    </a:stretch>
+                  </pic:blipFill>
+                  <pic:spPr>
+                    <a:xfrm>
+                      <a:off x="0" y="0"/>
+                      <a:ext cx="5731200" cy="4673600"/>
+                    </a:xfrm>
+                    <a:prstGeom prst="rect"/>
+                    <a:ln/>
+                  </pic:spPr>
+                </pic:pic>
+              </a:graphicData>
+            </a:graphic>
+          </wp:inline>
+        </w:drawing>
+      </w:r>
+      <w:r>
+        <w:rPr>
+          <w:rtl w:val="0"/>
+        </w:rPr>
+      </w:r>
+    </w:p>
+    <w:p>
+      <w:pPr>
+        <w:ind w:left="0" w:firstLine="0"/>
+        <w:jc w:val="both"/>
+        <w:rPr>
+          <w:rFonts w:ascii="Times New Roman" w:cs="Times New Roman" w:eastAsia="Times New Roman" w:hAnsi="Times New Roman"/>
+          <w:sz w:val="24"/>
+          <w:szCs w:val="24"/>
+        </w:rPr>
+      </w:pPr>
+      <w:r>
+        <w:rPr>
+          <w:rFonts w:ascii="Times New Roman" w:cs="Times New Roman" w:eastAsia="Times New Roman" w:hAnsi="Times New Roman"/>
+          <w:sz w:val="24"/>
+          <w:szCs w:val="24"/>
+          <w:rtl w:val="0"/>
+        </w:rPr>
+        <w:t xml:space="preserve">Aclaración:  “ en el backend  dichas entidades están nombradas en inglés por convención “ </w:t>
+      </w:r>
+    </w:p>
+    <w:p>
+      <w:pPr>
+        <w:ind w:left="0" w:firstLine="0"/>
+        <w:jc w:val="both"/>
+        <w:rPr>
+          <w:rFonts w:ascii="Times New Roman" w:cs="Times New Roman" w:eastAsia="Times New Roman" w:hAnsi="Times New Roman"/>
+          <w:sz w:val="24"/>
+          <w:szCs w:val="24"/>
+        </w:rPr>
+      </w:pPr>
+      <w:r>
+        <w:rPr>
+          <w:rtl w:val="0"/>
+        </w:rPr>
+      </w:r>
+    </w:p>
+    <w:p>
+      <w:pPr>
+        <w:pStyle w:val="Heading2"/>
+        <w:spacing w:after="0" w:before="0" w:line="276" w:lineRule="auto"/>
+        <w:jc w:val="both"/>
+        <w:rPr>
+          <w:rFonts w:ascii="Times New Roman" w:cs="Times New Roman" w:eastAsia="Times New Roman" w:hAnsi="Times New Roman"/>
+          <w:b w:val="1"/>
+          <w:bCs w:val="1"/>
+          <w:sz w:val="24"/>
+          <w:szCs w:val="24"/>
+        </w:rPr>
+      </w:pPr>
+      <w:bookmarkStart w:colFirst="0" w:colLast="0" w:name="_mkqv80fu84x6" w:id="4"/>
+      <w:bookmarkEnd w:id="4"/>
+      <w:r>
+        <w:rPr>
+          <w:rFonts w:ascii="Times New Roman" w:cs="Times New Roman" w:eastAsia="Times New Roman" w:hAnsi="Times New Roman"/>
+          <w:b w:val="1"/>
+          <w:bCs w:val="1"/>
+          <w:sz w:val="24"/>
+          <w:szCs w:val="24"/>
+          <w:rtl w:val="0"/>
+        </w:rPr>
+        <w:t xml:space="preserve">Funcionalidades</w:t>
+      </w:r>
+    </w:p>
+    <w:p>
+      <w:pPr>
+        <w:rPr/>
+      </w:pPr>
+      <w:r>
+        <w:rPr>
+          <w:rtl w:val="0"/>
+        </w:rPr>
+        <w:t xml:space="preserve">Aclaración:( </w:t>
+      </w:r>
+      <w:r>
+        <w:rPr>
+          <w:b w:val="1"/>
+          <w:bCs w:val="1"/>
+          <w:color w:val="ff0000"/>
+          <w:rtl w:val="0"/>
+        </w:rPr>
+        <w:t xml:space="preserve">algunas entidades se crearon para demostrar y puede que en la presentación estos mismo no estén</w:t>
+      </w:r>
+      <w:r>
+        <w:rPr>
+          <w:rtl w:val="0"/>
+        </w:rPr>
+        <w:t xml:space="preserve"> ) </w:t>
+      </w:r>
+      <w:r>
+        <w:rPr>
+          <w:rtl w:val="0"/>
+        </w:rPr>
+      </w:r>
+    </w:p>
+    <w:p>
+      <w:pPr>
+        <w:pStyle w:val="Heading2"/>
+        <w:keepNext w:val="0"/>
+        <w:keepLines w:val="0"/>
+        <w:spacing w:after="80" w:before="0" w:lineRule="auto"/>
+        <w:jc w:val="both"/>
+        <w:rPr>
+          <w:rFonts w:ascii="Times New Roman" w:cs="Times New Roman" w:eastAsia="Times New Roman" w:hAnsi="Times New Roman"/>
+          <w:b w:val="1"/>
+          <w:bCs w:val="1"/>
+          <w:sz w:val="22"/>
+          <w:szCs w:val="22"/>
+        </w:rPr>
+      </w:pPr>
+      <w:bookmarkStart w:colFirst="0" w:colLast="0" w:name="_7bsha1ypn1b7" w:id="5"/>
+      <w:bookmarkEnd w:id="5"/>
+      <w:r>
+        <w:rPr>
+          <w:rFonts w:ascii="Times New Roman" w:cs="Times New Roman" w:eastAsia="Times New Roman" w:hAnsi="Times New Roman"/>
+          <w:b w:val="1"/>
+          <w:bCs w:val="1"/>
+          <w:sz w:val="22"/>
+          <w:szCs w:val="22"/>
+          <w:rtl w:val="0"/>
+        </w:rPr>
+        <w:t xml:space="preserve">Funcionalidad 1: Pantalla Principal y Catálogo de Subastas (Home)</w:t>
+      </w:r>
+    </w:p>
+    <w:p>
+      <w:pPr>
+        <w:spacing w:after="240" w:lineRule="auto"/>
+        <w:jc w:val="both"/>
+        <w:rPr>
+          <w:rFonts w:ascii="Times New Roman" w:cs="Times New Roman" w:eastAsia="Times New Roman" w:hAnsi="Times New Roman"/>
+        </w:rPr>
+      </w:pPr>
+      <w:r>
+        <w:rPr>
+          <w:rFonts w:ascii="Times New Roman" w:cs="Times New Roman" w:eastAsia="Times New Roman" w:hAnsi="Times New Roman"/>
+          <w:rtl w:val="0"/>
+        </w:rPr>
+        <w:t xml:space="preserve">En este módulo los usuarios (autenticados o anónimos) pueden explorar, buscar y filtrar las subastas disponibles en la plataforma en tiempo real. La interfaz ofrece un motor de búsqueda por texto que consulta coincidencias en el título y descripción de los productos. Asimismo, cuenta con selectores para filtrar por estado de la subasta (</w:t>
+      </w:r>
+      <w:r>
+        <w:rPr>
+          <w:rFonts w:ascii="Times New Roman" w:cs="Times New Roman" w:eastAsia="Times New Roman" w:hAnsi="Times New Roman"/>
+          <w:rtl w:val="0"/>
+        </w:rPr>
+        <w:t xml:space="preserve">Activas</w:t>
+      </w:r>
+      <w:r>
+        <w:rPr>
+          <w:rFonts w:ascii="Times New Roman" w:cs="Times New Roman" w:eastAsia="Times New Roman" w:hAnsi="Times New Roman"/>
+          <w:rtl w:val="0"/>
+        </w:rPr>
+        <w:t xml:space="preserve">, </w:t>
+      </w:r>
+      <w:r>
+        <w:rPr>
+          <w:rFonts w:ascii="Times New Roman" w:cs="Times New Roman" w:eastAsia="Times New Roman" w:hAnsi="Times New Roman"/>
+          <w:rtl w:val="0"/>
+        </w:rPr>
+        <w:t xml:space="preserve">Próximas</w:t>
+      </w:r>
+      <w:r>
+        <w:rPr>
+          <w:rFonts w:ascii="Times New Roman" w:cs="Times New Roman" w:eastAsia="Times New Roman" w:hAnsi="Times New Roman"/>
+          <w:rtl w:val="0"/>
+        </w:rPr>
+        <w:t xml:space="preserve"> o </w:t>
+      </w:r>
+      <w:r>
+        <w:rPr>
+          <w:rFonts w:ascii="Times New Roman" w:cs="Times New Roman" w:eastAsia="Times New Roman" w:hAnsi="Times New Roman"/>
+          <w:rtl w:val="0"/>
+        </w:rPr>
+        <w:t xml:space="preserve">Finalizadas</w:t>
+      </w:r>
+      <w:r>
+        <w:rPr>
+          <w:rFonts w:ascii="Times New Roman" w:cs="Times New Roman" w:eastAsia="Times New Roman" w:hAnsi="Times New Roman"/>
+          <w:rtl w:val="0"/>
+        </w:rPr>
+        <w:t xml:space="preserve">), por categoría y por rangos de precio mínimo y máximo. La lista de productos se puede ordenar por tiempo restante o por el monto de la oferta más alta.</w:t>
+      </w:r>
+    </w:p>
+    <w:p>
+      <w:pPr>
+        <w:spacing w:after="240" w:lineRule="auto"/>
+        <w:jc w:val="both"/>
+        <w:rPr>
+          <w:rFonts w:ascii="Times New Roman" w:cs="Times New Roman" w:eastAsia="Times New Roman" w:hAnsi="Times New Roman"/>
+        </w:rPr>
+      </w:pPr>
+      <w:r>
+        <w:rPr>
+          <w:rFonts w:ascii="Times New Roman" w:cs="Times New Roman" w:eastAsia="Times New Roman" w:hAnsi="Times New Roman"/>
+          <w:rtl w:val="0"/>
+        </w:rPr>
+        <w:t xml:space="preserve">La Figura 1 demuestra cómo se ve la pantalla principal con el catálogo general de subastas, los filtros de búsqueda y la grilla de productos. Cada tarjeta del catálogo despliega la imagen del artículo, su título, la categoría asignada, el valor de la oferta líder actual (o el precio base inicial si aún no registra pujas), la cantidad total de pujas realizadas y un contador regresivo visible. La Figura 2 muestra la animación y cambio visual del temporizador cuando la subasta entra en su zona crítica (último minuto restante). Al hacer clic sobre cualquier tarjeta o sobre el botón de acción "Ver Subasta", la aplicación redirige al usuario a la Sala de Subasta en Vivo.</w:t>
+      </w:r>
+    </w:p>
+    <w:p>
+      <w:pPr>
+        <w:spacing w:after="240" w:lineRule="auto"/>
+        <w:jc w:val="both"/>
+        <w:rPr>
+          <w:rFonts w:ascii="Times New Roman" w:cs="Times New Roman" w:eastAsia="Times New Roman" w:hAnsi="Times New Roman"/>
+        </w:rPr>
+      </w:pPr>
+      <w:r>
+        <w:rPr>
+          <w:rFonts w:ascii="Times New Roman" w:cs="Times New Roman" w:eastAsia="Times New Roman" w:hAnsi="Times New Roman"/>
+        </w:rPr>
+        <mc:AlternateContent>
+          <mc:Choice Requires="wpg">
+            <w:drawing>
+              <wp:anchor allowOverlap="1" behindDoc="1" distB="114300" distT="114300" distL="114300" distR="114300" hidden="0" layoutInCell="1" locked="0" relativeHeight="0" simplePos="0">
+                <wp:simplePos x="0" y="0"/>
+                <wp:positionH relativeFrom="page">
+                  <wp:posOffset>2662238</wp:posOffset>
+                </wp:positionH>
+                <wp:positionV relativeFrom="page">
+                  <wp:posOffset>4476750</wp:posOffset>
+                </wp:positionV>
+                <wp:extent cx="5057775" cy="339646"/>
+                <wp:effectExtent b="0" l="0" r="0" t="0"/>
+                <wp:wrapNone/>
+                <wp:docPr id="12" name=""/>
+                <a:graphic>
+                  <a:graphicData uri="http://schemas.microsoft.com/office/word/2010/wordprocessingGroup">
+                    <wpg:wgp>
+                      <wpg:cNvGrpSpPr/>
+                      <wpg:grpSpPr>
+                        <a:xfrm>
+                          <a:off x="1108475" y="570475"/>
+                          <a:ext cx="5057775" cy="339646"/>
+                          <a:chOff x="1108475" y="570475"/>
+                          <a:chExt cx="6511525" cy="420500"/>
+                        </a:xfrm>
+                      </wpg:grpSpPr>
+                      <wps:wsp>
+                        <wps:cNvSpPr txBox="1"/>
+                        <wps:cNvPr id="3" name="Shape 3"/>
+                        <wps:spPr>
+                          <a:xfrm>
+                            <a:off x="1890100" y="590775"/>
+                            <a:ext cx="5733300" cy="400200"/>
+                          </a:xfrm>
+                          <a:prstGeom prst="rect">
+                            <a:avLst/>
+                          </a:prstGeom>
+                          <a:noFill/>
+                          <a:ln>
+                            <a:noFill/>
+                          </a:ln>
+                        </wps:spPr>
+                        <wps:txbx>
+                          <w:txbxContent>
+                            <w:p>
+                              <w:pPr>
+                                <w:spacing w:after="0" w:before="0" w:line="240"/>
+                                <w:ind w:left="0" w:right="0" w:firstLine="0"/>
+                                <w:jc w:val="left"/>
+                                <w:textDirection w:val="btLr"/>
+                              </w:pPr>
+                            </w:p>
+                          </w:txbxContent>
+                        </wps:txbx>
+                        <wps:bodyPr anchorCtr="0" anchor="t" bIns="91425" lIns="91425" spcFirstLastPara="1" rIns="91425" wrap="square" tIns="91425">
+                          <a:spAutoFit/>
+                        </wps:bodyPr>
+                      </wps:wsp>
+                      <wps:wsp>
+                        <wps:cNvSpPr txBox="1"/>
+                        <wps:cNvPr id="4" name="Shape 4"/>
+                        <wps:spPr>
+                          <a:xfrm>
+                            <a:off x="1108475" y="570475"/>
+                            <a:ext cx="1015200" cy="324900"/>
+                          </a:xfrm>
+                          <a:prstGeom prst="rect">
+                            <a:avLst/>
+                          </a:prstGeom>
+                          <a:noFill/>
+                          <a:ln>
+                            <a:noFill/>
+                          </a:ln>
+                        </wps:spPr>
+                        <wps:txbx>
+                          <w:txbxContent>
+                            <w:p>
+                              <w:pPr>
+                                <w:spacing w:after="0" w:before="0" w:line="240"/>
+                                <w:ind w:left="0" w:right="0" w:firstLine="0"/>
+                                <w:jc w:val="left"/>
+                                <w:textDirection w:val="btLr"/>
+                              </w:pPr>
+                              <w:r>
+                                <w:rPr>
+                                  <w:rFonts w:ascii="Arial" w:cs="Arial" w:eastAsia="Arial" w:hAnsi="Arial"/>
+                                  <w:b w:val="0"/>
+                                  <w:i w:val="0"/>
+                                  <w:smallCaps w:val="0"/>
+                                  <w:strike w:val="0"/>
+                                  <w:color w:val="000000"/>
+                                  <w:sz w:val="28"/>
+                                  <w:vertAlign w:val="baseline"/>
+                                </w:rPr>
+                                <w:t xml:space="preserve">figura. 1</w:t>
+                              </w:r>
+                            </w:p>
+                          </w:txbxContent>
+                        </wps:txbx>
+                        <wps:bodyPr anchorCtr="0" anchor="t" bIns="91425" lIns="91425" spcFirstLastPara="1" rIns="91425" wrap="square" tIns="91425">
+                          <a:noAutofit/>
+                        </wps:bodyPr>
+                      </wps:wsp>
+                    </wpg:wgp>
+                  </a:graphicData>
+                </a:graphic>
+              </wp:anchor>
+            </w:drawing>
+          </mc:Choice>
+          <mc:Fallback>
+            <w:drawing>
+              <wp:anchor allowOverlap="1" behindDoc="1" distB="114300" distT="114300" distL="114300" distR="114300" hidden="0" layoutInCell="1" locked="0" relativeHeight="0" simplePos="0">
+                <wp:simplePos x="0" y="0"/>
+                <wp:positionH relativeFrom="page">
+                  <wp:posOffset>2662238</wp:posOffset>
+                </wp:positionH>
+                <wp:positionV relativeFrom="page">
+                  <wp:posOffset>4476750</wp:posOffset>
+                </wp:positionV>
+                <wp:extent cx="5057775" cy="339646"/>
+                <wp:effectExtent b="0" l="0" r="0" t="0"/>
+                <wp:wrapNone/>
+                <wp:docPr id="12" name="image29.png"/>
+                <a:graphic>
+                  <a:graphicData uri="http://schemas.openxmlformats.org/drawingml/2006/picture">
+                    <pic:pic>
+                      <pic:nvPicPr>
+                        <pic:cNvPr id="0" name="image29.png"/>
+                        <pic:cNvPicPr preferRelativeResize="0"/>
+                      </pic:nvPicPr>
+                      <pic:blipFill>
+                        <a:blip r:embed="rId7"/>
+                        <a:srcRect/>
+                        <a:stretch>
+                          <a:fillRect/>
+                        </a:stretch>
+                      </pic:blipFill>
+                      <pic:spPr>
+                        <a:xfrm>
+                          <a:off x="0" y="0"/>
+                          <a:ext cx="5057775" cy="339646"/>
+                        </a:xfrm>
+                        <a:prstGeom prst="rect"/>
+                        <a:ln/>
+                      </pic:spPr>
+                    </pic:pic>
+                  </a:graphicData>
+                </a:graphic>
+              </wp:anchor>
+            </w:drawing>
+          </mc:Fallback>
+        </mc:AlternateContent>
+      </w:r>
+      <w:r>
+        <w:rPr>
+          <w:rFonts w:ascii="Times New Roman" w:cs="Times New Roman" w:eastAsia="Times New Roman" w:hAnsi="Times New Roman"/>
+        </w:rPr>
+        <w:drawing>
+          <wp:inline distB="114300" distT="114300" distL="114300" distR="114300">
+            <wp:extent cx="5962650" cy="3357563"/>
+            <wp:effectExtent b="0" l="0" r="0" t="0"/>
+            <wp:docPr id="44" name="image12.png"/>
+            <a:graphic>
+              <a:graphicData uri="http://schemas.openxmlformats.org/drawingml/2006/picture">
+                <pic:pic>
+                  <pic:nvPicPr>
+                    <pic:cNvPr id="0" name="image12.png"/>
+                    <pic:cNvPicPr preferRelativeResize="0"/>
+                  </pic:nvPicPr>
+                  <pic:blipFill>
+                    <a:blip r:embed="rId8"/>
+                    <a:srcRect b="0" l="0" r="0" t="0"/>
+                    <a:stretch>
+                      <a:fillRect/>
+                    </a:stretch>
+                  </pic:blipFill>
+                  <pic:spPr>
+                    <a:xfrm>
+                      <a:off x="0" y="0"/>
+                      <a:ext cx="5962650" cy="3357563"/>
+                    </a:xfrm>
+                    <a:prstGeom prst="rect"/>
+                    <a:ln/>
+                  </pic:spPr>
+                </pic:pic>
+              </a:graphicData>
+            </a:graphic>
+          </wp:inline>
+        </w:drawing>
+      </w:r>
+      <w:r>
+        <w:rPr>
+          <w:rtl w:val="0"/>
+        </w:rPr>
+      </w:r>
+    </w:p>
+    <w:p>
+      <w:pPr>
+        <w:spacing w:after="240" w:lineRule="auto"/>
+        <w:jc w:val="both"/>
+        <w:rPr>
+          <w:rFonts w:ascii="Times New Roman" w:cs="Times New Roman" w:eastAsia="Times New Roman" w:hAnsi="Times New Roman"/>
+        </w:rPr>
+      </w:pPr>
+      <w:r>
+        <w:rPr>
+          <w:rtl w:val="0"/>
+        </w:rPr>
+      </w:r>
+    </w:p>
+    <w:p>
+      <w:pPr>
+        <w:spacing w:after="240" w:lineRule="auto"/>
+        <w:jc w:val="both"/>
+        <w:rPr>
+          <w:rFonts w:ascii="Times New Roman" w:cs="Times New Roman" w:eastAsia="Times New Roman" w:hAnsi="Times New Roman"/>
+        </w:rPr>
+      </w:pPr>
+      <w:r>
+        <w:rPr>
+          <w:rFonts w:ascii="Times New Roman" w:cs="Times New Roman" w:eastAsia="Times New Roman" w:hAnsi="Times New Roman"/>
+        </w:rPr>
+        <mc:AlternateContent>
+          <mc:Choice Requires="wpg">
+            <w:drawing>
+              <wp:anchor allowOverlap="1" behindDoc="1" distB="114300" distT="114300" distL="114300" distR="114300" hidden="0" layoutInCell="1" locked="0" relativeHeight="0" simplePos="0">
+                <wp:simplePos x="0" y="0"/>
+                <wp:positionH relativeFrom="page">
+                  <wp:posOffset>2895600</wp:posOffset>
+                </wp:positionH>
+                <wp:positionV relativeFrom="page">
+                  <wp:posOffset>8421954</wp:posOffset>
+                </wp:positionV>
+                <wp:extent cx="5057775" cy="339646"/>
+                <wp:effectExtent b="0" l="0" r="0" t="0"/>
+                <wp:wrapNone/>
+                <wp:docPr id="21" name=""/>
+                <a:graphic>
+                  <a:graphicData uri="http://schemas.microsoft.com/office/word/2010/wordprocessingGroup">
+                    <wpg:wgp>
+                      <wpg:cNvGrpSpPr/>
+                      <wpg:grpSpPr>
+                        <a:xfrm>
+                          <a:off x="1108475" y="570475"/>
+                          <a:ext cx="5057775" cy="339646"/>
+                          <a:chOff x="1108475" y="570475"/>
+                          <a:chExt cx="6511525" cy="420500"/>
+                        </a:xfrm>
+                      </wpg:grpSpPr>
+                      <wps:wsp>
+                        <wps:cNvSpPr txBox="1"/>
+                        <wps:cNvPr id="3" name="Shape 3"/>
+                        <wps:spPr>
+                          <a:xfrm>
+                            <a:off x="1890100" y="590775"/>
+                            <a:ext cx="5733300" cy="400200"/>
+                          </a:xfrm>
+                          <a:prstGeom prst="rect">
+                            <a:avLst/>
+                          </a:prstGeom>
+                          <a:noFill/>
+                          <a:ln>
+                            <a:noFill/>
+                          </a:ln>
+                        </wps:spPr>
+                        <wps:txbx>
+                          <w:txbxContent>
+                            <w:p>
+                              <w:pPr>
+                                <w:spacing w:after="0" w:before="0" w:line="240"/>
+                                <w:ind w:left="0" w:right="0" w:firstLine="0"/>
+                                <w:jc w:val="left"/>
+                                <w:textDirection w:val="btLr"/>
+                              </w:pPr>
+                            </w:p>
+                          </w:txbxContent>
+                        </wps:txbx>
+                        <wps:bodyPr anchorCtr="0" anchor="t" bIns="91425" lIns="91425" spcFirstLastPara="1" rIns="91425" wrap="square" tIns="91425">
+                          <a:spAutoFit/>
+                        </wps:bodyPr>
+                      </wps:wsp>
+                      <wps:wsp>
+                        <wps:cNvSpPr txBox="1"/>
+                        <wps:cNvPr id="4" name="Shape 4"/>
+                        <wps:spPr>
+                          <a:xfrm>
+                            <a:off x="1108475" y="570475"/>
+                            <a:ext cx="1015200" cy="324900"/>
+                          </a:xfrm>
+                          <a:prstGeom prst="rect">
+                            <a:avLst/>
+                          </a:prstGeom>
+                          <a:noFill/>
+                          <a:ln>
+                            <a:noFill/>
+                          </a:ln>
+                        </wps:spPr>
+                        <wps:txbx>
+                          <w:txbxContent>
+                            <w:p>
+                              <w:pPr>
+                                <w:spacing w:after="0" w:before="0" w:line="240"/>
+                                <w:ind w:left="0" w:right="0" w:firstLine="0"/>
+                                <w:jc w:val="left"/>
+                                <w:textDirection w:val="btLr"/>
+                              </w:pPr>
+                              <w:r>
+                                <w:rPr>
+                                  <w:rFonts w:ascii="Arial" w:cs="Arial" w:eastAsia="Arial" w:hAnsi="Arial"/>
+                                  <w:b w:val="0"/>
+                                  <w:i w:val="0"/>
+                                  <w:smallCaps w:val="0"/>
+                                  <w:strike w:val="0"/>
+                                  <w:color w:val="000000"/>
+                                  <w:sz w:val="28"/>
+                                  <w:vertAlign w:val="baseline"/>
+                                </w:rPr>
+                                <w:t xml:space="preserve">figura. 2</w:t>
+                              </w:r>
+                            </w:p>
+                          </w:txbxContent>
+                        </wps:txbx>
+                        <wps:bodyPr anchorCtr="0" anchor="t" bIns="91425" lIns="91425" spcFirstLastPara="1" rIns="91425" wrap="square" tIns="91425">
+                          <a:noAutofit/>
+                        </wps:bodyPr>
+                      </wps:wsp>
+                    </wpg:wgp>
+                  </a:graphicData>
+                </a:graphic>
+              </wp:anchor>
+            </w:drawing>
+          </mc:Choice>
+          <mc:Fallback>
+            <w:drawing>
+              <wp:anchor allowOverlap="1" behindDoc="1" distB="114300" distT="114300" distL="114300" distR="114300" hidden="0" layoutInCell="1" locked="0" relativeHeight="0" simplePos="0">
+                <wp:simplePos x="0" y="0"/>
+                <wp:positionH relativeFrom="page">
+                  <wp:posOffset>2895600</wp:posOffset>
+                </wp:positionH>
+                <wp:positionV relativeFrom="page">
+                  <wp:posOffset>8421954</wp:posOffset>
+                </wp:positionV>
+                <wp:extent cx="5057775" cy="339646"/>
+                <wp:effectExtent b="0" l="0" r="0" t="0"/>
+                <wp:wrapNone/>
+                <wp:docPr id="21" name="image43.png"/>
+                <a:graphic>
+                  <a:graphicData uri="http://schemas.openxmlformats.org/drawingml/2006/picture">
+                    <pic:pic>
+                      <pic:nvPicPr>
+                        <pic:cNvPr id="0" name="image43.png"/>
+                        <pic:cNvPicPr preferRelativeResize="0"/>
+                      </pic:nvPicPr>
+                      <pic:blipFill>
+                        <a:blip r:embed="rId7"/>
+                        <a:srcRect/>
+                        <a:stretch>
+                          <a:fillRect/>
+                        </a:stretch>
+                      </pic:blipFill>
+                      <pic:spPr>
+                        <a:xfrm>
+                          <a:off x="0" y="0"/>
+                          <a:ext cx="5057775" cy="339646"/>
+                        </a:xfrm>
+                        <a:prstGeom prst="rect"/>
+                        <a:ln/>
+                      </pic:spPr>
+                    </pic:pic>
+                  </a:graphicData>
+                </a:graphic>
+              </wp:anchor>
+            </w:drawing>
+          </mc:Fallback>
+        </mc:AlternateContent>
+      </w:r>
+      <w:r>
+        <w:rPr>
+          <w:rFonts w:ascii="Times New Roman" w:cs="Times New Roman" w:eastAsia="Times New Roman" w:hAnsi="Times New Roman"/>
+        </w:rPr>
+        <w:drawing>
+          <wp:inline distB="114300" distT="114300" distL="114300" distR="114300">
+            <wp:extent cx="4481513" cy="3333750"/>
+            <wp:effectExtent b="0" l="0" r="0" t="0"/>
+            <wp:docPr id="58" name="image52.png"/>
+            <a:graphic>
+              <a:graphicData uri="http://schemas.openxmlformats.org/drawingml/2006/picture">
+                <pic:pic>
+                  <pic:nvPicPr>
+                    <pic:cNvPr id="0" name="image52.png"/>
+                    <pic:cNvPicPr preferRelativeResize="0"/>
+                  </pic:nvPicPr>
+                  <pic:blipFill>
+                    <a:blip r:embed="rId9"/>
+                    <a:srcRect b="0" l="0" r="0" t="0"/>
+                    <a:stretch>
+                      <a:fillRect/>
+                    </a:stretch>
+                  </pic:blipFill>
+                  <pic:spPr>
+                    <a:xfrm>
+                      <a:off x="0" y="0"/>
+                      <a:ext cx="4481513" cy="3333750"/>
+                    </a:xfrm>
+                    <a:prstGeom prst="rect"/>
+                    <a:ln/>
+                  </pic:spPr>
+                </pic:pic>
+              </a:graphicData>
+            </a:graphic>
+          </wp:inline>
+        </w:drawing>
+      </w:r>
+      <w:r>
+        <w:rPr>
+          <w:rtl w:val="0"/>
+        </w:rPr>
+      </w:r>
+    </w:p>
+    <w:p>
+      <w:pPr>
+        <w:spacing w:after="240" w:lineRule="auto"/>
+        <w:jc w:val="both"/>
+        <w:rPr>
+          <w:rFonts w:ascii="Times New Roman" w:cs="Times New Roman" w:eastAsia="Times New Roman" w:hAnsi="Times New Roman"/>
+        </w:rPr>
+      </w:pPr>
+      <w:r>
+        <w:rPr>
+          <w:rtl w:val="0"/>
+        </w:rPr>
+      </w:r>
+    </w:p>
+    <w:p>
+      <w:pPr>
+        <w:spacing w:after="240" w:lineRule="auto"/>
+        <w:jc w:val="both"/>
+        <w:rPr>
+          <w:rFonts w:ascii="Times New Roman" w:cs="Times New Roman" w:eastAsia="Times New Roman" w:hAnsi="Times New Roman"/>
+        </w:rPr>
+      </w:pPr>
+      <w:r>
+        <w:rPr>
+          <w:rtl w:val="0"/>
+        </w:rPr>
+      </w:r>
+    </w:p>
+    <w:p>
+      <w:pPr>
+        <w:spacing w:after="240" w:lineRule="auto"/>
+        <w:jc w:val="both"/>
+        <w:rPr>
+          <w:rFonts w:ascii="Times New Roman" w:cs="Times New Roman" w:eastAsia="Times New Roman" w:hAnsi="Times New Roman"/>
+        </w:rPr>
+      </w:pPr>
+      <w:r>
+        <w:rPr>
+          <w:rtl w:val="0"/>
+        </w:rPr>
+      </w:r>
+    </w:p>
+    <w:p>
+      <w:pPr>
+        <w:pStyle w:val="Heading2"/>
+        <w:keepNext w:val="0"/>
+        <w:keepLines w:val="0"/>
+        <w:spacing w:after="80" w:before="0" w:lineRule="auto"/>
+        <w:jc w:val="both"/>
+        <w:rPr>
+          <w:rFonts w:ascii="Times New Roman" w:cs="Times New Roman" w:eastAsia="Times New Roman" w:hAnsi="Times New Roman"/>
+          <w:b w:val="1"/>
+          <w:bCs w:val="1"/>
+          <w:sz w:val="22"/>
+          <w:szCs w:val="22"/>
+        </w:rPr>
+      </w:pPr>
+      <w:bookmarkStart w:colFirst="0" w:colLast="0" w:name="_9o9psy7om5uk" w:id="6"/>
+      <w:bookmarkEnd w:id="6"/>
+      <w:r>
+        <w:rPr>
+          <w:rFonts w:ascii="Times New Roman" w:cs="Times New Roman" w:eastAsia="Times New Roman" w:hAnsi="Times New Roman"/>
+          <w:b w:val="1"/>
+          <w:bCs w:val="1"/>
+          <w:sz w:val="22"/>
+          <w:szCs w:val="22"/>
+          <w:rtl w:val="0"/>
+        </w:rPr>
+        <w:t xml:space="preserve">Funcionalidad 2: Sala de Subasta en Vivo (Live Bidding Room)</w:t>
+      </w:r>
+    </w:p>
+    <w:p>
+      <w:pPr>
+        <w:spacing w:after="240" w:lineRule="auto"/>
+        <w:jc w:val="both"/>
+        <w:rPr>
+          <w:rFonts w:ascii="Times New Roman" w:cs="Times New Roman" w:eastAsia="Times New Roman" w:hAnsi="Times New Roman"/>
+        </w:rPr>
+      </w:pPr>
+      <w:r>
+        <w:rPr>
+          <w:rFonts w:ascii="Times New Roman" w:cs="Times New Roman" w:eastAsia="Times New Roman" w:hAnsi="Times New Roman"/>
+          <w:rtl w:val="0"/>
+        </w:rPr>
+        <w:t xml:space="preserve">Es la vista transaccional principal donde los usuarios interactúan en tiempo real con el motor de pujas. La pantalla muestra la información completa del producto, el seudónimo del vendedor, la descripción extendida y un temporizador dinámico sincronizado a través de WebSockets (SignalR).</w:t>
+      </w:r>
+    </w:p>
+    <w:p>
+      <w:pPr>
+        <w:spacing w:after="240" w:lineRule="auto"/>
+        <w:jc w:val="both"/>
+        <w:rPr>
+          <w:rFonts w:ascii="Times New Roman" w:cs="Times New Roman" w:eastAsia="Times New Roman" w:hAnsi="Times New Roman"/>
+        </w:rPr>
+      </w:pPr>
+      <w:r>
+        <w:rPr>
+          <w:rFonts w:ascii="Times New Roman" w:cs="Times New Roman" w:eastAsia="Times New Roman" w:hAnsi="Times New Roman"/>
+          <w:rtl w:val="0"/>
+        </w:rPr>
+        <w:t xml:space="preserve">La Figura 3 ilustra la consola de puja dinámica y el panel de control de la sala en vivo. El usuario dispone de un indicador visual inmediato sobre su condición actual en la subasta (</w:t>
+      </w:r>
+      <w:r>
+        <w:rPr>
+          <w:rFonts w:ascii="Times New Roman" w:cs="Times New Roman" w:eastAsia="Times New Roman" w:hAnsi="Times New Roman"/>
+          <w:rtl w:val="0"/>
+        </w:rPr>
+        <w:t xml:space="preserve">LIDERANDO</w:t>
+      </w:r>
+      <w:r>
+        <w:rPr>
+          <w:rFonts w:ascii="Times New Roman" w:cs="Times New Roman" w:eastAsia="Times New Roman" w:hAnsi="Times New Roman"/>
+          <w:rtl w:val="0"/>
+        </w:rPr>
+        <w:t xml:space="preserve"> si posee la oferta más alta o </w:t>
+      </w:r>
+      <w:r>
+        <w:rPr>
+          <w:rFonts w:ascii="Times New Roman" w:cs="Times New Roman" w:eastAsia="Times New Roman" w:hAnsi="Times New Roman"/>
+          <w:rtl w:val="0"/>
+        </w:rPr>
+        <w:t xml:space="preserve">SUPERADO / Outbid</w:t>
+      </w:r>
+      <w:r>
+        <w:rPr>
+          <w:rFonts w:ascii="Times New Roman" w:cs="Times New Roman" w:eastAsia="Times New Roman" w:hAnsi="Times New Roman"/>
+          <w:rtl w:val="0"/>
+        </w:rPr>
+        <w:t xml:space="preserve"> si otro participante envió una oferta superior). La consola calcula automáticamente el monto de puja sugerido (</w:t>
+      </w:r>
+      <m:oMath>
+        <m:r>
+          <w:rPr>
+            <w:rFonts w:ascii="Times New Roman" w:cs="Times New Roman" w:eastAsia="Times New Roman" w:hAnsi="Times New Roman"/>
+          </w:rPr>
+          <m:t xml:space="preserve">PujaActual+IncrementoMínimo</m:t>
+        </m:r>
+      </m:oMath>
+      <w:r>
+        <w:rPr>
+          <w:rFonts w:ascii="Times New Roman" w:cs="Times New Roman" w:eastAsia="Times New Roman" w:hAnsi="Times New Roman"/>
+          <w:rtl w:val="0"/>
+        </w:rPr>
+        <w:t xml:space="preserve">) y permite ingresar un valor personalizado.</w:t>
+      </w:r>
+    </w:p>
+    <w:p>
+      <w:pPr>
+        <w:spacing w:after="240" w:lineRule="auto"/>
+        <w:jc w:val="both"/>
+        <w:rPr>
+          <w:rFonts w:ascii="Times New Roman" w:cs="Times New Roman" w:eastAsia="Times New Roman" w:hAnsi="Times New Roman"/>
+        </w:rPr>
+      </w:pPr>
+      <w:r>
+        <w:rPr>
+          <w:rFonts w:ascii="Times New Roman" w:cs="Times New Roman" w:eastAsia="Times New Roman" w:hAnsi="Times New Roman"/>
+          <w:rtl w:val="0"/>
+        </w:rPr>
+        <w:t xml:space="preserve">La Figura 4 demuestra cómo se ejecuta la acción de realizar una oferta y el despliegue del mensaje de confirmación exitosa. En caso de que se registre una puja válida durante los últimos 60 segundos de la subasta, la Figura 5 evidencia la activación automática de la regla Anti-Sniping, la cual extiende la fecha de finalización por 2 minutos adicionales y muestra la alerta correspondiente. Por último, la Figura 6 muestra la tabla con el historial cronológico de pujas (monto, usuario anonimizado y hora exacta) y el manejo de mensajes de error o conflictos de concurrencia (</w:t>
+      </w:r>
+      <m:oMath>
+        <m:r>
+          <w:rPr>
+            <w:rFonts w:ascii="Times New Roman" w:cs="Times New Roman" w:eastAsia="Times New Roman" w:hAnsi="Times New Roman"/>
+          </w:rPr>
+          <m:t xml:space="preserve">HTTP 409Conflict</m:t>
+        </m:r>
+      </m:oMath>
+      <w:r>
+        <w:rPr>
+          <w:rtl w:val="0"/>
+        </w:rPr>
+      </w:r>
+    </w:p>
+    <w:p>
+      <w:pPr>
+        <w:spacing w:after="240" w:lineRule="auto"/>
+        <w:jc w:val="both"/>
+        <w:rPr>
+          <w:rFonts w:ascii="Times New Roman" w:cs="Times New Roman" w:eastAsia="Times New Roman" w:hAnsi="Times New Roman"/>
+        </w:rPr>
+      </w:pPr>
+      <w:r>
+        <w:rPr>
+          <w:rFonts w:ascii="Times New Roman" w:cs="Times New Roman" w:eastAsia="Times New Roman" w:hAnsi="Times New Roman"/>
+        </w:rPr>
+        <mc:AlternateContent>
+          <mc:Choice Requires="wpg">
+            <w:drawing>
+              <wp:anchor allowOverlap="1" behindDoc="1" distB="114300" distT="114300" distL="114300" distR="114300" hidden="0" layoutInCell="1" locked="0" relativeHeight="0" simplePos="0">
+                <wp:simplePos x="0" y="0"/>
+                <wp:positionH relativeFrom="page">
+                  <wp:posOffset>3333750</wp:posOffset>
+                </wp:positionH>
+                <wp:positionV relativeFrom="page">
+                  <wp:posOffset>7081763</wp:posOffset>
+                </wp:positionV>
+                <wp:extent cx="5057775" cy="339646"/>
+                <wp:effectExtent b="0" l="0" r="0" t="0"/>
+                <wp:wrapNone/>
+                <wp:docPr id="7" name=""/>
+                <a:graphic>
+                  <a:graphicData uri="http://schemas.microsoft.com/office/word/2010/wordprocessingGroup">
+                    <wpg:wgp>
+                      <wpg:cNvGrpSpPr/>
+                      <wpg:grpSpPr>
+                        <a:xfrm>
+                          <a:off x="1108475" y="570475"/>
+                          <a:ext cx="5057775" cy="339646"/>
+                          <a:chOff x="1108475" y="570475"/>
+                          <a:chExt cx="6511525" cy="420500"/>
+                        </a:xfrm>
+                      </wpg:grpSpPr>
+                      <wps:wsp>
+                        <wps:cNvSpPr txBox="1"/>
+                        <wps:cNvPr id="3" name="Shape 3"/>
+                        <wps:spPr>
+                          <a:xfrm>
+                            <a:off x="1890100" y="590775"/>
+                            <a:ext cx="5733300" cy="400200"/>
+                          </a:xfrm>
+                          <a:prstGeom prst="rect">
+                            <a:avLst/>
+                          </a:prstGeom>
+                          <a:noFill/>
+                          <a:ln>
+                            <a:noFill/>
+                          </a:ln>
+                        </wps:spPr>
+                        <wps:txbx>
+                          <w:txbxContent>
+                            <w:p>
+                              <w:pPr>
+                                <w:spacing w:after="0" w:before="0" w:line="240"/>
+                                <w:ind w:left="0" w:right="0" w:firstLine="0"/>
+                                <w:jc w:val="left"/>
+                                <w:textDirection w:val="btLr"/>
+                              </w:pPr>
+                            </w:p>
+                          </w:txbxContent>
+                        </wps:txbx>
+                        <wps:bodyPr anchorCtr="0" anchor="t" bIns="91425" lIns="91425" spcFirstLastPara="1" rIns="91425" wrap="square" tIns="91425">
+                          <a:spAutoFit/>
+                        </wps:bodyPr>
+                      </wps:wsp>
+                      <wps:wsp>
+                        <wps:cNvSpPr txBox="1"/>
+                        <wps:cNvPr id="4" name="Shape 4"/>
+                        <wps:spPr>
+                          <a:xfrm>
+                            <a:off x="1108475" y="570475"/>
+                            <a:ext cx="1015200" cy="324900"/>
+                          </a:xfrm>
+                          <a:prstGeom prst="rect">
+                            <a:avLst/>
+                          </a:prstGeom>
+                          <a:noFill/>
+                          <a:ln>
+                            <a:noFill/>
+                          </a:ln>
+                        </wps:spPr>
+                        <wps:txbx>
+                          <w:txbxContent>
+                            <w:p>
+                              <w:pPr>
+                                <w:spacing w:after="0" w:before="0" w:line="240"/>
+                                <w:ind w:left="0" w:right="0" w:firstLine="0"/>
+                                <w:jc w:val="left"/>
+                                <w:textDirection w:val="btLr"/>
+                              </w:pPr>
+                              <w:r>
+                                <w:rPr>
+                                  <w:rFonts w:ascii="Arial" w:cs="Arial" w:eastAsia="Arial" w:hAnsi="Arial"/>
+                                  <w:b w:val="0"/>
+                                  <w:i w:val="0"/>
+                                  <w:smallCaps w:val="0"/>
+                                  <w:strike w:val="0"/>
+                                  <w:color w:val="000000"/>
+                                  <w:sz w:val="28"/>
+                                  <w:vertAlign w:val="baseline"/>
+                                </w:rPr>
+                                <w:t xml:space="preserve">figura. 3</w:t>
+                              </w:r>
+                            </w:p>
+                          </w:txbxContent>
+                        </wps:txbx>
+                        <wps:bodyPr anchorCtr="0" anchor="t" bIns="91425" lIns="91425" spcFirstLastPara="1" rIns="91425" wrap="square" tIns="91425">
+                          <a:noAutofit/>
+                        </wps:bodyPr>
+                      </wps:wsp>
+                    </wpg:wgp>
+                  </a:graphicData>
+                </a:graphic>
+              </wp:anchor>
+            </w:drawing>
+          </mc:Choice>
+          <mc:Fallback>
+            <w:drawing>
+              <wp:anchor allowOverlap="1" behindDoc="1" distB="114300" distT="114300" distL="114300" distR="114300" hidden="0" layoutInCell="1" locked="0" relativeHeight="0" simplePos="0">
+                <wp:simplePos x="0" y="0"/>
+                <wp:positionH relativeFrom="page">
+                  <wp:posOffset>3333750</wp:posOffset>
+                </wp:positionH>
+                <wp:positionV relativeFrom="page">
+                  <wp:posOffset>7081763</wp:posOffset>
+                </wp:positionV>
+                <wp:extent cx="5057775" cy="339646"/>
+                <wp:effectExtent b="0" l="0" r="0" t="0"/>
+                <wp:wrapNone/>
+                <wp:docPr id="7" name="image23.png"/>
+                <a:graphic>
+                  <a:graphicData uri="http://schemas.openxmlformats.org/drawingml/2006/picture">
+                    <pic:pic>
+                      <pic:nvPicPr>
+                        <pic:cNvPr id="0" name="image23.png"/>
+                        <pic:cNvPicPr preferRelativeResize="0"/>
+                      </pic:nvPicPr>
+                      <pic:blipFill>
+                        <a:blip r:embed="rId7"/>
+                        <a:srcRect/>
+                        <a:stretch>
+                          <a:fillRect/>
+                        </a:stretch>
+                      </pic:blipFill>
+                      <pic:spPr>
+                        <a:xfrm>
+                          <a:off x="0" y="0"/>
+                          <a:ext cx="5057775" cy="339646"/>
+                        </a:xfrm>
+                        <a:prstGeom prst="rect"/>
+                        <a:ln/>
+                      </pic:spPr>
+                    </pic:pic>
+                  </a:graphicData>
+                </a:graphic>
+              </wp:anchor>
+            </w:drawing>
+          </mc:Fallback>
+        </mc:AlternateContent>
+      </w:r>
+      <w:r>
+        <w:rPr>
+          <w:rFonts w:ascii="Times New Roman" w:cs="Times New Roman" w:eastAsia="Times New Roman" w:hAnsi="Times New Roman"/>
+        </w:rPr>
+        <w:drawing>
+          <wp:inline distB="114300" distT="114300" distL="114300" distR="114300">
+            <wp:extent cx="5734050" cy="2995614"/>
+            <wp:effectExtent b="0" l="0" r="0" t="0"/>
+            <wp:docPr id="60" name="image45.png"/>
+            <a:graphic>
+              <a:graphicData uri="http://schemas.openxmlformats.org/drawingml/2006/picture">
+                <pic:pic>
+                  <pic:nvPicPr>
+                    <pic:cNvPr id="0" name="image45.png"/>
+                    <pic:cNvPicPr preferRelativeResize="0"/>
+                  </pic:nvPicPr>
+                  <pic:blipFill>
+                    <a:blip r:embed="rId10"/>
+                    <a:srcRect b="0" l="0" r="0" t="0"/>
+                    <a:stretch>
+                      <a:fillRect/>
+                    </a:stretch>
+                  </pic:blipFill>
+                  <pic:spPr>
+                    <a:xfrm>
+                      <a:off x="0" y="0"/>
+                      <a:ext cx="5734050" cy="2995614"/>
+                    </a:xfrm>
+                    <a:prstGeom prst="rect"/>
+                    <a:ln/>
+                  </pic:spPr>
+                </pic:pic>
+              </a:graphicData>
+            </a:graphic>
+          </wp:inline>
+        </w:drawing>
+      </w:r>
+      <w:r>
+        <w:rPr>
+          <w:rtl w:val="0"/>
+        </w:rPr>
+      </w:r>
+      <w:r>
+        <mc:AlternateContent>
+          <mc:Choice Requires="wpg">
+            <w:drawing>
+              <wp:anchor allowOverlap="1" behindDoc="0" distB="114300" distT="114300" distL="114300" distR="114300" hidden="0" layoutInCell="1" locked="0" relativeHeight="0" simplePos="0">
+                <wp:simplePos x="0" y="0"/>
+                <wp:positionH relativeFrom="column">
+                  <wp:posOffset>2867025</wp:posOffset>
+                </wp:positionH>
+                <wp:positionV relativeFrom="paragraph">
+                  <wp:posOffset>1381125</wp:posOffset>
+                </wp:positionV>
+                <wp:extent cx="604838" cy="238125"/>
+                <wp:effectExtent b="0" l="0" r="0" t="0"/>
+                <wp:wrapNone/>
+                <wp:docPr id="28" name=""/>
+                <a:graphic>
+                  <a:graphicData uri="http://schemas.microsoft.com/office/word/2010/wordprocessingShape">
+                    <wps:wsp>
+                      <wps:cNvSpPr/>
+                      <wps:cNvPr id="2" name="Shape 2"/>
+                      <wps:spPr>
+                        <a:xfrm>
+                          <a:off x="2571825" y="1320950"/>
+                          <a:ext cx="1391100" cy="310200"/>
+                        </a:xfrm>
+                        <a:prstGeom prst="notchedRightArrow">
+                          <a:avLst>
+                            <a:gd fmla="val 50000" name="adj1"/>
+                            <a:gd fmla="val 50000" name="adj2"/>
+                          </a:avLst>
+                        </a:prstGeom>
+                        <a:solidFill>
+                          <a:srgbClr val="FF0000"/>
+                        </a:solidFill>
+                        <a:ln cap="flat" cmpd="sng" w="9525">
+                          <a:solidFill>
+                            <a:srgbClr val="000000"/>
+                          </a:solidFill>
+                          <a:prstDash val="solid"/>
+                          <a:round/>
+                          <a:headEnd len="sm" w="sm" type="none"/>
+                          <a:tailEnd len="sm" w="sm" type="none"/>
+                        </a:ln>
+                      </wps:spPr>
+                      <wps:txbx>
+                        <w:txbxContent>
+                          <w:p>
+                            <w:pPr>
+                              <w:spacing w:after="0" w:before="0" w:line="240"/>
+                              <w:ind w:left="0" w:right="0" w:firstLine="0"/>
+                              <w:jc w:val="center"/>
+                              <w:textDirection w:val="btLr"/>
+                            </w:pPr>
+                          </w:p>
+                        </w:txbxContent>
+                      </wps:txbx>
+                      <wps:bodyPr anchorCtr="0" anchor="ctr" bIns="91425" lIns="91425" spcFirstLastPara="1" rIns="91425" wrap="square" tIns="91425">
+                        <a:noAutofit/>
+                      </wps:bodyPr>
+                    </wps:wsp>
+                  </a:graphicData>
+                </a:graphic>
+              </wp:anchor>
+            </w:drawing>
+          </mc:Choice>
+          <mc:Fallback>
+            <w:drawing>
+              <wp:anchor allowOverlap="1" behindDoc="0" distB="114300" distT="114300" distL="114300" distR="114300" hidden="0" layoutInCell="1" locked="0" relativeHeight="0" simplePos="0">
+                <wp:simplePos x="0" y="0"/>
+                <wp:positionH relativeFrom="column">
+                  <wp:posOffset>2867025</wp:posOffset>
+                </wp:positionH>
+                <wp:positionV relativeFrom="paragraph">
+                  <wp:posOffset>1381125</wp:posOffset>
+                </wp:positionV>
+                <wp:extent cx="604838" cy="238125"/>
+                <wp:effectExtent b="0" l="0" r="0" t="0"/>
+                <wp:wrapNone/>
+                <wp:docPr id="28" name="image53.png"/>
+                <a:graphic>
+                  <a:graphicData uri="http://schemas.openxmlformats.org/drawingml/2006/picture">
+                    <pic:pic>
+                      <pic:nvPicPr>
+                        <pic:cNvPr id="0" name="image53.png"/>
+                        <pic:cNvPicPr preferRelativeResize="0"/>
+                      </pic:nvPicPr>
+                      <pic:blipFill>
+                        <a:blip r:embed="rId7"/>
+                        <a:srcRect/>
+                        <a:stretch>
+                          <a:fillRect/>
+                        </a:stretch>
+                      </pic:blipFill>
+                      <pic:spPr>
+                        <a:xfrm>
+                          <a:off x="0" y="0"/>
+                          <a:ext cx="604838" cy="238125"/>
+                        </a:xfrm>
+                        <a:prstGeom prst="rect"/>
+                        <a:ln/>
+                      </pic:spPr>
+                    </pic:pic>
+                  </a:graphicData>
+                </a:graphic>
+              </wp:anchor>
+            </w:drawing>
+          </mc:Fallback>
+        </mc:AlternateContent>
+      </w:r>
+    </w:p>
+    <w:p>
+      <w:pPr>
+        <w:spacing w:after="240" w:lineRule="auto"/>
+        <w:jc w:val="both"/>
+        <w:rPr>
+          <w:rFonts w:ascii="Times New Roman" w:cs="Times New Roman" w:eastAsia="Times New Roman" w:hAnsi="Times New Roman"/>
+        </w:rPr>
+      </w:pPr>
+      <w:r>
+        <w:rPr>
+          <w:rtl w:val="0"/>
+        </w:rPr>
+      </w:r>
+    </w:p>
+    <w:p>
+      <w:pPr>
+        <w:spacing w:after="240" w:lineRule="auto"/>
+        <w:jc w:val="both"/>
+        <w:rPr>
+          <w:rFonts w:ascii="Times New Roman" w:cs="Times New Roman" w:eastAsia="Times New Roman" w:hAnsi="Times New Roman"/>
+        </w:rPr>
+      </w:pPr>
+      <w:r>
+        <w:rPr>
+          <w:rtl w:val="0"/>
+        </w:rPr>
+      </w:r>
+    </w:p>
+    <w:p>
+      <w:pPr>
+        <w:spacing w:after="240" w:lineRule="auto"/>
+        <w:jc w:val="both"/>
+        <w:rPr>
+          <w:rFonts w:ascii="Times New Roman" w:cs="Times New Roman" w:eastAsia="Times New Roman" w:hAnsi="Times New Roman"/>
+        </w:rPr>
+      </w:pPr>
+      <w:r>
+        <w:rPr>
+          <w:rFonts w:ascii="Times New Roman" w:cs="Times New Roman" w:eastAsia="Times New Roman" w:hAnsi="Times New Roman"/>
+        </w:rPr>
+        <mc:AlternateContent>
+          <mc:Choice Requires="wpg">
+            <w:drawing>
+              <wp:anchor allowOverlap="1" behindDoc="1" distB="114300" distT="114300" distL="114300" distR="114300" hidden="0" layoutInCell="1" locked="0" relativeHeight="0" simplePos="0">
+                <wp:simplePos x="0" y="0"/>
+                <wp:positionH relativeFrom="page">
+                  <wp:posOffset>1685925</wp:posOffset>
+                </wp:positionH>
+                <wp:positionV relativeFrom="page">
+                  <wp:posOffset>4712040</wp:posOffset>
+                </wp:positionV>
+                <wp:extent cx="5057775" cy="339646"/>
+                <wp:effectExtent b="0" l="0" r="0" t="0"/>
+                <wp:wrapNone/>
+                <wp:docPr id="34" name=""/>
+                <a:graphic>
+                  <a:graphicData uri="http://schemas.microsoft.com/office/word/2010/wordprocessingGroup">
+                    <wpg:wgp>
+                      <wpg:cNvGrpSpPr/>
+                      <wpg:grpSpPr>
+                        <a:xfrm>
+                          <a:off x="1108475" y="570475"/>
+                          <a:ext cx="5057775" cy="339646"/>
+                          <a:chOff x="1108475" y="570475"/>
+                          <a:chExt cx="6511525" cy="420500"/>
+                        </a:xfrm>
+                      </wpg:grpSpPr>
+                      <wps:wsp>
+                        <wps:cNvSpPr txBox="1"/>
+                        <wps:cNvPr id="3" name="Shape 3"/>
+                        <wps:spPr>
+                          <a:xfrm>
+                            <a:off x="1890100" y="590775"/>
+                            <a:ext cx="5733300" cy="400200"/>
+                          </a:xfrm>
+                          <a:prstGeom prst="rect">
+                            <a:avLst/>
+                          </a:prstGeom>
+                          <a:noFill/>
+                          <a:ln>
+                            <a:noFill/>
+                          </a:ln>
+                        </wps:spPr>
+                        <wps:txbx>
+                          <w:txbxContent>
+                            <w:p>
+                              <w:pPr>
+                                <w:spacing w:after="0" w:before="0" w:line="240"/>
+                                <w:ind w:left="0" w:right="0" w:firstLine="0"/>
+                                <w:jc w:val="left"/>
+                                <w:textDirection w:val="btLr"/>
+                              </w:pPr>
+                            </w:p>
+                          </w:txbxContent>
+                        </wps:txbx>
+                        <wps:bodyPr anchorCtr="0" anchor="t" bIns="91425" lIns="91425" spcFirstLastPara="1" rIns="91425" wrap="square" tIns="91425">
+                          <a:spAutoFit/>
+                        </wps:bodyPr>
+                      </wps:wsp>
+                      <wps:wsp>
+                        <wps:cNvSpPr txBox="1"/>
+                        <wps:cNvPr id="4" name="Shape 4"/>
+                        <wps:spPr>
+                          <a:xfrm>
+                            <a:off x="1108475" y="570475"/>
+                            <a:ext cx="1015200" cy="324900"/>
+                          </a:xfrm>
+                          <a:prstGeom prst="rect">
+                            <a:avLst/>
+                          </a:prstGeom>
+                          <a:noFill/>
+                          <a:ln>
+                            <a:noFill/>
+                          </a:ln>
+                        </wps:spPr>
+                        <wps:txbx>
+                          <w:txbxContent>
+                            <w:p>
+                              <w:pPr>
+                                <w:spacing w:after="0" w:before="0" w:line="240"/>
+                                <w:ind w:left="0" w:right="0" w:firstLine="0"/>
+                                <w:jc w:val="left"/>
+                                <w:textDirection w:val="btLr"/>
+                              </w:pPr>
+                              <w:r>
+                                <w:rPr>
+                                  <w:rFonts w:ascii="Arial" w:cs="Arial" w:eastAsia="Arial" w:hAnsi="Arial"/>
+                                  <w:b w:val="0"/>
+                                  <w:i w:val="0"/>
+                                  <w:smallCaps w:val="0"/>
+                                  <w:strike w:val="0"/>
+                                  <w:color w:val="000000"/>
+                                  <w:sz w:val="28"/>
+                                  <w:vertAlign w:val="baseline"/>
+                                </w:rPr>
+                                <w:t xml:space="preserve">figura. 4</w:t>
+                              </w:r>
+                            </w:p>
+                          </w:txbxContent>
+                        </wps:txbx>
+                        <wps:bodyPr anchorCtr="0" anchor="t" bIns="91425" lIns="91425" spcFirstLastPara="1" rIns="91425" wrap="square" tIns="91425">
+                          <a:noAutofit/>
+                        </wps:bodyPr>
+                      </wps:wsp>
+                    </wpg:wgp>
+                  </a:graphicData>
+                </a:graphic>
+              </wp:anchor>
+            </w:drawing>
+          </mc:Choice>
+          <mc:Fallback>
+            <w:drawing>
+              <wp:anchor allowOverlap="1" behindDoc="1" distB="114300" distT="114300" distL="114300" distR="114300" hidden="0" layoutInCell="1" locked="0" relativeHeight="0" simplePos="0">
+                <wp:simplePos x="0" y="0"/>
+                <wp:positionH relativeFrom="page">
+                  <wp:posOffset>1685925</wp:posOffset>
+                </wp:positionH>
+                <wp:positionV relativeFrom="page">
+                  <wp:posOffset>4712040</wp:posOffset>
+                </wp:positionV>
+                <wp:extent cx="5057775" cy="339646"/>
+                <wp:effectExtent b="0" l="0" r="0" t="0"/>
+                <wp:wrapNone/>
+                <wp:docPr id="34" name="image60.png"/>
+                <a:graphic>
+                  <a:graphicData uri="http://schemas.openxmlformats.org/drawingml/2006/picture">
+                    <pic:pic>
+                      <pic:nvPicPr>
+                        <pic:cNvPr id="0" name="image60.png"/>
+                        <pic:cNvPicPr preferRelativeResize="0"/>
+                      </pic:nvPicPr>
+                      <pic:blipFill>
+                        <a:blip r:embed="rId7"/>
+                        <a:srcRect/>
+                        <a:stretch>
+                          <a:fillRect/>
+                        </a:stretch>
+                      </pic:blipFill>
+                      <pic:spPr>
+                        <a:xfrm>
+                          <a:off x="0" y="0"/>
+                          <a:ext cx="5057775" cy="339646"/>
+                        </a:xfrm>
+                        <a:prstGeom prst="rect"/>
+                        <a:ln/>
+                      </pic:spPr>
+                    </pic:pic>
+                  </a:graphicData>
+                </a:graphic>
+              </wp:anchor>
+            </w:drawing>
+          </mc:Fallback>
+        </mc:AlternateContent>
+      </w:r>
+      <w:r>
+        <w:rPr>
+          <w:rFonts w:ascii="Times New Roman" w:cs="Times New Roman" w:eastAsia="Times New Roman" w:hAnsi="Times New Roman"/>
+        </w:rPr>
+        <w:drawing>
+          <wp:inline distB="114300" distT="114300" distL="114300" distR="114300">
+            <wp:extent cx="2533650" cy="3719513"/>
+            <wp:effectExtent b="0" l="0" r="0" t="0"/>
+            <wp:docPr id="59" name="image40.png"/>
+            <a:graphic>
+              <a:graphicData uri="http://schemas.openxmlformats.org/drawingml/2006/picture">
+                <pic:pic>
+                  <pic:nvPicPr>
+                    <pic:cNvPr id="0" name="image40.png"/>
+                    <pic:cNvPicPr preferRelativeResize="0"/>
+                  </pic:nvPicPr>
+                  <pic:blipFill>
+                    <a:blip r:embed="rId11"/>
+                    <a:srcRect b="0" l="0" r="0" t="0"/>
+                    <a:stretch>
+                      <a:fillRect/>
+                    </a:stretch>
+                  </pic:blipFill>
+                  <pic:spPr>
+                    <a:xfrm>
+                      <a:off x="0" y="0"/>
+                      <a:ext cx="2533650" cy="3719513"/>
+                    </a:xfrm>
+                    <a:prstGeom prst="rect"/>
+                    <a:ln/>
+                  </pic:spPr>
+                </pic:pic>
+              </a:graphicData>
+            </a:graphic>
+          </wp:inline>
+        </w:drawing>
+      </w:r>
+      <w:r>
+        <w:rPr>
+          <w:rtl w:val="0"/>
+        </w:rPr>
+      </w:r>
+      <w:r>
+        <mc:AlternateContent>
+          <mc:Choice Requires="wpg">
+            <w:drawing>
+              <wp:anchor allowOverlap="1" behindDoc="0" distB="114300" distT="114300" distL="114300" distR="114300" hidden="0" layoutInCell="1" locked="0" relativeHeight="0" simplePos="0">
+                <wp:simplePos x="0" y="0"/>
+                <wp:positionH relativeFrom="column">
+                  <wp:posOffset>676275</wp:posOffset>
+                </wp:positionH>
+                <wp:positionV relativeFrom="paragraph">
+                  <wp:posOffset>228600</wp:posOffset>
+                </wp:positionV>
+                <wp:extent cx="604838" cy="238125"/>
+                <wp:effectExtent b="0" l="0" r="0" t="0"/>
+                <wp:wrapNone/>
+                <wp:docPr id="31" name=""/>
+                <a:graphic>
+                  <a:graphicData uri="http://schemas.microsoft.com/office/word/2010/wordprocessingShape">
+                    <wps:wsp>
+                      <wps:cNvSpPr/>
+                      <wps:cNvPr id="2" name="Shape 2"/>
+                      <wps:spPr>
+                        <a:xfrm>
+                          <a:off x="2571825" y="1320950"/>
+                          <a:ext cx="1391100" cy="310200"/>
+                        </a:xfrm>
+                        <a:prstGeom prst="notchedRightArrow">
+                          <a:avLst>
+                            <a:gd fmla="val 50000" name="adj1"/>
+                            <a:gd fmla="val 50000" name="adj2"/>
+                          </a:avLst>
+                        </a:prstGeom>
+                        <a:solidFill>
+                          <a:srgbClr val="FF0000"/>
+                        </a:solidFill>
+                        <a:ln cap="flat" cmpd="sng" w="9525">
+                          <a:solidFill>
+                            <a:srgbClr val="000000"/>
+                          </a:solidFill>
+                          <a:prstDash val="solid"/>
+                          <a:round/>
+                          <a:headEnd len="sm" w="sm" type="none"/>
+                          <a:tailEnd len="sm" w="sm" type="none"/>
+                        </a:ln>
+                      </wps:spPr>
+                      <wps:txbx>
+                        <w:txbxContent>
+                          <w:p>
+                            <w:pPr>
+                              <w:spacing w:after="0" w:before="0" w:line="240"/>
+                              <w:ind w:left="0" w:right="0" w:firstLine="0"/>
+                              <w:jc w:val="center"/>
+                              <w:textDirection w:val="btLr"/>
+                            </w:pPr>
+                          </w:p>
+                        </w:txbxContent>
+                      </wps:txbx>
+                      <wps:bodyPr anchorCtr="0" anchor="ctr" bIns="91425" lIns="91425" spcFirstLastPara="1" rIns="91425" wrap="square" tIns="91425">
+                        <a:noAutofit/>
+                      </wps:bodyPr>
+                    </wps:wsp>
+                  </a:graphicData>
+                </a:graphic>
+              </wp:anchor>
+            </w:drawing>
+          </mc:Choice>
+          <mc:Fallback>
+            <w:drawing>
+              <wp:anchor allowOverlap="1" behindDoc="0" distB="114300" distT="114300" distL="114300" distR="114300" hidden="0" layoutInCell="1" locked="0" relativeHeight="0" simplePos="0">
+                <wp:simplePos x="0" y="0"/>
+                <wp:positionH relativeFrom="column">
+                  <wp:posOffset>676275</wp:posOffset>
+                </wp:positionH>
+                <wp:positionV relativeFrom="paragraph">
+                  <wp:posOffset>228600</wp:posOffset>
+                </wp:positionV>
+                <wp:extent cx="604838" cy="238125"/>
+                <wp:effectExtent b="0" l="0" r="0" t="0"/>
+                <wp:wrapNone/>
+                <wp:docPr id="31" name="image56.png"/>
+                <a:graphic>
+                  <a:graphicData uri="http://schemas.openxmlformats.org/drawingml/2006/picture">
+                    <pic:pic>
+                      <pic:nvPicPr>
+                        <pic:cNvPr id="0" name="image56.png"/>
+                        <pic:cNvPicPr preferRelativeResize="0"/>
+                      </pic:nvPicPr>
+                      <pic:blipFill>
+                        <a:blip r:embed="rId7"/>
+                        <a:srcRect/>
+                        <a:stretch>
+                          <a:fillRect/>
+                        </a:stretch>
+                      </pic:blipFill>
+                      <pic:spPr>
+                        <a:xfrm>
+                          <a:off x="0" y="0"/>
+                          <a:ext cx="604838" cy="238125"/>
+                        </a:xfrm>
+                        <a:prstGeom prst="rect"/>
+                        <a:ln/>
+                      </pic:spPr>
+                    </pic:pic>
+                  </a:graphicData>
+                </a:graphic>
+              </wp:anchor>
+            </w:drawing>
+          </mc:Fallback>
+        </mc:AlternateContent>
+      </w:r>
+    </w:p>
+    <w:p>
+      <w:pPr>
+        <w:spacing w:after="240" w:lineRule="auto"/>
+        <w:jc w:val="both"/>
+        <w:rPr>
+          <w:rFonts w:ascii="Times New Roman" w:cs="Times New Roman" w:eastAsia="Times New Roman" w:hAnsi="Times New Roman"/>
+        </w:rPr>
+      </w:pPr>
+      <w:r>
+        <w:rPr>
+          <w:rtl w:val="0"/>
+        </w:rPr>
+      </w:r>
+    </w:p>
+    <w:p>
+      <w:pPr>
+        <w:spacing w:after="240" w:lineRule="auto"/>
+        <w:jc w:val="both"/>
+        <w:rPr>
+          <w:rFonts w:ascii="Times New Roman" w:cs="Times New Roman" w:eastAsia="Times New Roman" w:hAnsi="Times New Roman"/>
+        </w:rPr>
+      </w:pPr>
+      <w:r>
+        <w:rPr>
+          <w:rFonts w:ascii="Times New Roman" w:cs="Times New Roman" w:eastAsia="Times New Roman" w:hAnsi="Times New Roman"/>
+        </w:rPr>
+        <w:drawing>
+          <wp:inline distB="114300" distT="114300" distL="114300" distR="114300">
+            <wp:extent cx="3986213" cy="2733675"/>
+            <wp:effectExtent b="0" l="0" r="0" t="0"/>
+            <wp:docPr id="53" name="image51.png"/>
+            <a:graphic>
+              <a:graphicData uri="http://schemas.openxmlformats.org/drawingml/2006/picture">
+                <pic:pic>
+                  <pic:nvPicPr>
+                    <pic:cNvPr id="0" name="image51.png"/>
+                    <pic:cNvPicPr preferRelativeResize="0"/>
+                  </pic:nvPicPr>
+                  <pic:blipFill>
+                    <a:blip r:embed="rId9"/>
+                    <a:srcRect b="0" l="0" r="0" t="0"/>
+                    <a:stretch>
+                      <a:fillRect/>
+                    </a:stretch>
+                  </pic:blipFill>
+                  <pic:spPr>
+                    <a:xfrm>
+                      <a:off x="0" y="0"/>
+                      <a:ext cx="3986213" cy="2733675"/>
+                    </a:xfrm>
+                    <a:prstGeom prst="rect"/>
+                    <a:ln/>
+                  </pic:spPr>
+                </pic:pic>
+              </a:graphicData>
+            </a:graphic>
+          </wp:inline>
+        </w:drawing>
+      </w:r>
+      <w:r>
+        <w:rPr>
+          <w:rFonts w:ascii="Times New Roman" w:cs="Times New Roman" w:eastAsia="Times New Roman" w:hAnsi="Times New Roman"/>
+        </w:rPr>
+        <mc:AlternateContent>
+          <mc:Choice Requires="wpg">
+            <w:drawing>
+              <wp:anchor allowOverlap="1" behindDoc="1" distB="114300" distT="114300" distL="114300" distR="114300" hidden="0" layoutInCell="1" locked="0" relativeHeight="0" simplePos="0">
+                <wp:simplePos x="0" y="0"/>
+                <wp:positionH relativeFrom="page">
+                  <wp:posOffset>2400300</wp:posOffset>
+                </wp:positionH>
+                <wp:positionV relativeFrom="page">
+                  <wp:posOffset>8866794</wp:posOffset>
+                </wp:positionV>
+                <wp:extent cx="5057775" cy="339646"/>
+                <wp:effectExtent b="0" l="0" r="0" t="0"/>
+                <wp:wrapNone/>
+                <wp:docPr id="27" name=""/>
+                <a:graphic>
+                  <a:graphicData uri="http://schemas.microsoft.com/office/word/2010/wordprocessingGroup">
+                    <wpg:wgp>
+                      <wpg:cNvGrpSpPr/>
+                      <wpg:grpSpPr>
+                        <a:xfrm>
+                          <a:off x="1108475" y="570475"/>
+                          <a:ext cx="5057775" cy="339646"/>
+                          <a:chOff x="1108475" y="570475"/>
+                          <a:chExt cx="6511525" cy="420500"/>
+                        </a:xfrm>
+                      </wpg:grpSpPr>
+                      <wps:wsp>
+                        <wps:cNvSpPr txBox="1"/>
+                        <wps:cNvPr id="3" name="Shape 3"/>
+                        <wps:spPr>
+                          <a:xfrm>
+                            <a:off x="1890100" y="590775"/>
+                            <a:ext cx="5733300" cy="400200"/>
+                          </a:xfrm>
+                          <a:prstGeom prst="rect">
+                            <a:avLst/>
+                          </a:prstGeom>
+                          <a:noFill/>
+                          <a:ln>
+                            <a:noFill/>
+                          </a:ln>
+                        </wps:spPr>
+                        <wps:txbx>
+                          <w:txbxContent>
+                            <w:p>
+                              <w:pPr>
+                                <w:spacing w:after="0" w:before="0" w:line="240"/>
+                                <w:ind w:left="0" w:right="0" w:firstLine="0"/>
+                                <w:jc w:val="left"/>
+                                <w:textDirection w:val="btLr"/>
+                              </w:pPr>
+                            </w:p>
+                          </w:txbxContent>
+                        </wps:txbx>
+                        <wps:bodyPr anchorCtr="0" anchor="t" bIns="91425" lIns="91425" spcFirstLastPara="1" rIns="91425" wrap="square" tIns="91425">
+                          <a:spAutoFit/>
+                        </wps:bodyPr>
+                      </wps:wsp>
+                      <wps:wsp>
+                        <wps:cNvSpPr txBox="1"/>
+                        <wps:cNvPr id="4" name="Shape 4"/>
+                        <wps:spPr>
+                          <a:xfrm>
+                            <a:off x="1108475" y="570475"/>
+                            <a:ext cx="1015200" cy="324900"/>
+                          </a:xfrm>
+                          <a:prstGeom prst="rect">
+                            <a:avLst/>
+                          </a:prstGeom>
+                          <a:noFill/>
+                          <a:ln>
+                            <a:noFill/>
+                          </a:ln>
+                        </wps:spPr>
+                        <wps:txbx>
+                          <w:txbxContent>
+                            <w:p>
+                              <w:pPr>
+                                <w:spacing w:after="0" w:before="0" w:line="240"/>
+                                <w:ind w:left="0" w:right="0" w:firstLine="0"/>
+                                <w:jc w:val="left"/>
+                                <w:textDirection w:val="btLr"/>
+                              </w:pPr>
+                              <w:r>
+                                <w:rPr>
+                                  <w:rFonts w:ascii="Arial" w:cs="Arial" w:eastAsia="Arial" w:hAnsi="Arial"/>
+                                  <w:b w:val="0"/>
+                                  <w:i w:val="0"/>
+                                  <w:smallCaps w:val="0"/>
+                                  <w:strike w:val="0"/>
+                                  <w:color w:val="000000"/>
+                                  <w:sz w:val="28"/>
+                                  <w:vertAlign w:val="baseline"/>
+                                </w:rPr>
+                                <w:t xml:space="preserve">figura. 5</w:t>
+                              </w:r>
+                            </w:p>
+                          </w:txbxContent>
+                        </wps:txbx>
+                        <wps:bodyPr anchorCtr="0" anchor="t" bIns="91425" lIns="91425" spcFirstLastPara="1" rIns="91425" wrap="square" tIns="91425">
+                          <a:noAutofit/>
+                        </wps:bodyPr>
+                      </wps:wsp>
+                    </wpg:wgp>
+                  </a:graphicData>
+                </a:graphic>
+              </wp:anchor>
+            </w:drawing>
+          </mc:Choice>
+          <mc:Fallback>
+            <w:drawing>
+              <wp:anchor allowOverlap="1" behindDoc="1" distB="114300" distT="114300" distL="114300" distR="114300" hidden="0" layoutInCell="1" locked="0" relativeHeight="0" simplePos="0">
+                <wp:simplePos x="0" y="0"/>
+                <wp:positionH relativeFrom="page">
+                  <wp:posOffset>2400300</wp:posOffset>
+                </wp:positionH>
+                <wp:positionV relativeFrom="page">
+                  <wp:posOffset>8866794</wp:posOffset>
+                </wp:positionV>
+                <wp:extent cx="5057775" cy="339646"/>
+                <wp:effectExtent b="0" l="0" r="0" t="0"/>
+                <wp:wrapNone/>
+                <wp:docPr id="27" name="image50.png"/>
+                <a:graphic>
+                  <a:graphicData uri="http://schemas.openxmlformats.org/drawingml/2006/picture">
+                    <pic:pic>
+                      <pic:nvPicPr>
+                        <pic:cNvPr id="0" name="image50.png"/>
+                        <pic:cNvPicPr preferRelativeResize="0"/>
+                      </pic:nvPicPr>
+                      <pic:blipFill>
+                        <a:blip r:embed="rId7"/>
+                        <a:srcRect/>
+                        <a:stretch>
+                          <a:fillRect/>
+                        </a:stretch>
+                      </pic:blipFill>
+                      <pic:spPr>
+                        <a:xfrm>
+                          <a:off x="0" y="0"/>
+                          <a:ext cx="5057775" cy="339646"/>
+                        </a:xfrm>
+                        <a:prstGeom prst="rect"/>
+                        <a:ln/>
+                      </pic:spPr>
+                    </pic:pic>
+                  </a:graphicData>
+                </a:graphic>
+              </wp:anchor>
+            </w:drawing>
+          </mc:Fallback>
+        </mc:AlternateContent>
+      </w:r>
+      <w:r>
+        <w:rPr>
+          <w:rFonts w:ascii="Times New Roman" w:cs="Times New Roman" w:eastAsia="Times New Roman" w:hAnsi="Times New Roman"/>
+        </w:rPr>
+        <w:drawing>
+          <wp:inline distB="114300" distT="114300" distL="114300" distR="114300">
+            <wp:extent cx="3929063" cy="809625"/>
+            <wp:effectExtent b="0" l="0" r="0" t="0"/>
+            <wp:docPr id="39" name="image6.png"/>
+            <a:graphic>
+              <a:graphicData uri="http://schemas.openxmlformats.org/drawingml/2006/picture">
+                <pic:pic>
+                  <pic:nvPicPr>
+                    <pic:cNvPr id="0" name="image6.png"/>
+                    <pic:cNvPicPr preferRelativeResize="0"/>
+                  </pic:nvPicPr>
+                  <pic:blipFill>
+                    <a:blip r:embed="rId12"/>
+                    <a:srcRect b="0" l="0" r="0" t="0"/>
+                    <a:stretch>
+                      <a:fillRect/>
+                    </a:stretch>
+                  </pic:blipFill>
+                  <pic:spPr>
+                    <a:xfrm>
+                      <a:off x="0" y="0"/>
+                      <a:ext cx="3929063" cy="809625"/>
+                    </a:xfrm>
+                    <a:prstGeom prst="rect"/>
+                    <a:ln/>
+                  </pic:spPr>
+                </pic:pic>
+              </a:graphicData>
+            </a:graphic>
+          </wp:inline>
+        </w:drawing>
+      </w:r>
+      <w:r>
+        <w:rPr>
+          <w:rtl w:val="0"/>
+        </w:rPr>
+      </w:r>
+    </w:p>
+    <w:p>
+      <w:pPr>
+        <w:spacing w:after="240" w:lineRule="auto"/>
+        <w:jc w:val="both"/>
+        <w:rPr>
+          <w:rFonts w:ascii="Times New Roman" w:cs="Times New Roman" w:eastAsia="Times New Roman" w:hAnsi="Times New Roman"/>
+        </w:rPr>
+      </w:pPr>
+      <w:r>
+        <w:rPr>
+          <w:rtl w:val="0"/>
+        </w:rPr>
+      </w:r>
+    </w:p>
+    <w:p>
+      <w:pPr>
+        <w:pStyle w:val="Heading2"/>
+        <w:keepNext w:val="0"/>
+        <w:keepLines w:val="0"/>
+        <w:spacing w:after="80" w:before="0" w:lineRule="auto"/>
+        <w:jc w:val="both"/>
+        <w:rPr>
+          <w:rFonts w:ascii="Times New Roman" w:cs="Times New Roman" w:eastAsia="Times New Roman" w:hAnsi="Times New Roman"/>
+          <w:b w:val="1"/>
+          <w:bCs w:val="1"/>
+          <w:sz w:val="22"/>
+          <w:szCs w:val="22"/>
+        </w:rPr>
+      </w:pPr>
+      <w:bookmarkStart w:colFirst="0" w:colLast="0" w:name="_k2o3qdqx64c0" w:id="7"/>
+      <w:bookmarkEnd w:id="7"/>
+      <w:r>
+        <w:rPr>
+          <w:rtl w:val="0"/>
+        </w:rPr>
+      </w:r>
+    </w:p>
+    <w:p>
+      <w:pPr>
+        <w:pStyle w:val="Heading2"/>
+        <w:keepNext w:val="0"/>
+        <w:keepLines w:val="0"/>
+        <w:spacing w:after="80" w:before="0" w:lineRule="auto"/>
+        <w:jc w:val="both"/>
+        <w:rPr>
+          <w:rFonts w:ascii="Times New Roman" w:cs="Times New Roman" w:eastAsia="Times New Roman" w:hAnsi="Times New Roman"/>
+          <w:b w:val="1"/>
+          <w:bCs w:val="1"/>
+          <w:sz w:val="22"/>
+          <w:szCs w:val="22"/>
+        </w:rPr>
+      </w:pPr>
+      <w:bookmarkStart w:colFirst="0" w:colLast="0" w:name="_p8vfc5spks8m" w:id="8"/>
+      <w:bookmarkEnd w:id="8"/>
+      <w:r>
+        <w:rPr>
+          <w:rtl w:val="0"/>
+        </w:rPr>
+      </w:r>
+    </w:p>
+    <w:p>
+      <w:pPr>
+        <w:pStyle w:val="Heading2"/>
+        <w:keepNext w:val="0"/>
+        <w:keepLines w:val="0"/>
+        <w:spacing w:after="80" w:before="0" w:lineRule="auto"/>
+        <w:jc w:val="both"/>
+        <w:rPr>
+          <w:rFonts w:ascii="Times New Roman" w:cs="Times New Roman" w:eastAsia="Times New Roman" w:hAnsi="Times New Roman"/>
+          <w:b w:val="1"/>
+          <w:bCs w:val="1"/>
+          <w:sz w:val="22"/>
+          <w:szCs w:val="22"/>
+        </w:rPr>
+      </w:pPr>
+      <w:bookmarkStart w:colFirst="0" w:colLast="0" w:name="_661rtbal89xw" w:id="9"/>
+      <w:bookmarkEnd w:id="9"/>
+      <w:r>
+        <w:rPr>
+          <w:rFonts w:ascii="Times New Roman" w:cs="Times New Roman" w:eastAsia="Times New Roman" w:hAnsi="Times New Roman"/>
+          <w:b w:val="1"/>
+          <w:bCs w:val="1"/>
+          <w:sz w:val="22"/>
+          <w:szCs w:val="22"/>
+        </w:rPr>
+        <mc:AlternateContent>
+          <mc:Choice Requires="wpg">
+            <w:drawing>
+              <wp:anchor allowOverlap="1" behindDoc="1" distB="114300" distT="114300" distL="114300" distR="114300" hidden="0" layoutInCell="1" locked="0" relativeHeight="0" simplePos="0">
+                <wp:simplePos x="0" y="0"/>
+                <wp:positionH relativeFrom="page">
+                  <wp:posOffset>2571750</wp:posOffset>
+                </wp:positionH>
+                <wp:positionV relativeFrom="page">
+                  <wp:posOffset>3496015</wp:posOffset>
+                </wp:positionV>
+                <wp:extent cx="5057775" cy="339646"/>
+                <wp:effectExtent b="0" l="0" r="0" t="0"/>
+                <wp:wrapNone/>
+                <wp:docPr id="24" name=""/>
+                <a:graphic>
+                  <a:graphicData uri="http://schemas.microsoft.com/office/word/2010/wordprocessingGroup">
+                    <wpg:wgp>
+                      <wpg:cNvGrpSpPr/>
+                      <wpg:grpSpPr>
+                        <a:xfrm>
+                          <a:off x="1108475" y="570475"/>
+                          <a:ext cx="5057775" cy="339646"/>
+                          <a:chOff x="1108475" y="570475"/>
+                          <a:chExt cx="6511525" cy="420500"/>
+                        </a:xfrm>
+                      </wpg:grpSpPr>
+                      <wps:wsp>
+                        <wps:cNvSpPr txBox="1"/>
+                        <wps:cNvPr id="3" name="Shape 3"/>
+                        <wps:spPr>
+                          <a:xfrm>
+                            <a:off x="1890100" y="590775"/>
+                            <a:ext cx="5733300" cy="400200"/>
+                          </a:xfrm>
+                          <a:prstGeom prst="rect">
+                            <a:avLst/>
+                          </a:prstGeom>
+                          <a:noFill/>
+                          <a:ln>
+                            <a:noFill/>
+                          </a:ln>
+                        </wps:spPr>
+                        <wps:txbx>
+                          <w:txbxContent>
+                            <w:p>
+                              <w:pPr>
+                                <w:spacing w:after="0" w:before="0" w:line="240"/>
+                                <w:ind w:left="0" w:right="0" w:firstLine="0"/>
+                                <w:jc w:val="left"/>
+                                <w:textDirection w:val="btLr"/>
+                              </w:pPr>
+                            </w:p>
+                          </w:txbxContent>
+                        </wps:txbx>
+                        <wps:bodyPr anchorCtr="0" anchor="t" bIns="91425" lIns="91425" spcFirstLastPara="1" rIns="91425" wrap="square" tIns="91425">
+                          <a:spAutoFit/>
+                        </wps:bodyPr>
+                      </wps:wsp>
+                      <wps:wsp>
+                        <wps:cNvSpPr txBox="1"/>
+                        <wps:cNvPr id="4" name="Shape 4"/>
+                        <wps:spPr>
+                          <a:xfrm>
+                            <a:off x="1108475" y="570475"/>
+                            <a:ext cx="1015200" cy="324900"/>
+                          </a:xfrm>
+                          <a:prstGeom prst="rect">
+                            <a:avLst/>
+                          </a:prstGeom>
+                          <a:noFill/>
+                          <a:ln>
+                            <a:noFill/>
+                          </a:ln>
+                        </wps:spPr>
+                        <wps:txbx>
+                          <w:txbxContent>
+                            <w:p>
+                              <w:pPr>
+                                <w:spacing w:after="0" w:before="0" w:line="240"/>
+                                <w:ind w:left="0" w:right="0" w:firstLine="0"/>
+                                <w:jc w:val="left"/>
+                                <w:textDirection w:val="btLr"/>
+                              </w:pPr>
+                              <w:r>
+                                <w:rPr>
+                                  <w:rFonts w:ascii="Arial" w:cs="Arial" w:eastAsia="Arial" w:hAnsi="Arial"/>
+                                  <w:b w:val="0"/>
+                                  <w:i w:val="0"/>
+                                  <w:smallCaps w:val="0"/>
+                                  <w:strike w:val="0"/>
+                                  <w:color w:val="000000"/>
+                                  <w:sz w:val="28"/>
+                                  <w:vertAlign w:val="baseline"/>
+                                </w:rPr>
+                                <w:t xml:space="preserve">figura. 6</w:t>
+                              </w:r>
+                            </w:p>
+                          </w:txbxContent>
+                        </wps:txbx>
+                        <wps:bodyPr anchorCtr="0" anchor="t" bIns="91425" lIns="91425" spcFirstLastPara="1" rIns="91425" wrap="square" tIns="91425">
+                          <a:noAutofit/>
+                        </wps:bodyPr>
+                      </wps:wsp>
+                    </wpg:wgp>
+                  </a:graphicData>
+                </a:graphic>
+              </wp:anchor>
+            </w:drawing>
+          </mc:Choice>
+          <mc:Fallback>
+            <w:drawing>
+              <wp:anchor allowOverlap="1" behindDoc="1" distB="114300" distT="114300" distL="114300" distR="114300" hidden="0" layoutInCell="1" locked="0" relativeHeight="0" simplePos="0">
+                <wp:simplePos x="0" y="0"/>
+                <wp:positionH relativeFrom="page">
+                  <wp:posOffset>2571750</wp:posOffset>
+                </wp:positionH>
+                <wp:positionV relativeFrom="page">
+                  <wp:posOffset>3496015</wp:posOffset>
+                </wp:positionV>
+                <wp:extent cx="5057775" cy="339646"/>
+                <wp:effectExtent b="0" l="0" r="0" t="0"/>
+                <wp:wrapNone/>
+                <wp:docPr id="24" name="image47.png"/>
+                <a:graphic>
+                  <a:graphicData uri="http://schemas.openxmlformats.org/drawingml/2006/picture">
+                    <pic:pic>
+                      <pic:nvPicPr>
+                        <pic:cNvPr id="0" name="image47.png"/>
+                        <pic:cNvPicPr preferRelativeResize="0"/>
+                      </pic:nvPicPr>
+                      <pic:blipFill>
+                        <a:blip r:embed="rId7"/>
+                        <a:srcRect/>
+                        <a:stretch>
+                          <a:fillRect/>
+                        </a:stretch>
+                      </pic:blipFill>
+                      <pic:spPr>
+                        <a:xfrm>
+                          <a:off x="0" y="0"/>
+                          <a:ext cx="5057775" cy="339646"/>
+                        </a:xfrm>
+                        <a:prstGeom prst="rect"/>
+                        <a:ln/>
+                      </pic:spPr>
+                    </pic:pic>
+                  </a:graphicData>
+                </a:graphic>
+              </wp:anchor>
+            </w:drawing>
+          </mc:Fallback>
+        </mc:AlternateContent>
+      </w:r>
+      <w:r>
+        <w:rPr>
+          <w:rFonts w:ascii="Times New Roman" w:cs="Times New Roman" w:eastAsia="Times New Roman" w:hAnsi="Times New Roman"/>
+          <w:b w:val="1"/>
+          <w:bCs w:val="1"/>
+          <w:sz w:val="22"/>
+          <w:szCs w:val="22"/>
+        </w:rPr>
+        <w:drawing>
+          <wp:inline distB="114300" distT="114300" distL="114300" distR="114300">
+            <wp:extent cx="4705350" cy="2510363"/>
+            <wp:effectExtent b="0" l="0" r="0" t="0"/>
+            <wp:docPr id="56" name="image36.png"/>
+            <a:graphic>
+              <a:graphicData uri="http://schemas.openxmlformats.org/drawingml/2006/picture">
+                <pic:pic>
+                  <pic:nvPicPr>
+                    <pic:cNvPr id="0" name="image36.png"/>
+                    <pic:cNvPicPr preferRelativeResize="0"/>
+                  </pic:nvPicPr>
+                  <pic:blipFill>
+                    <a:blip r:embed="rId11"/>
+                    <a:srcRect b="0" l="0" r="0" t="69211"/>
+                    <a:stretch>
+                      <a:fillRect/>
+                    </a:stretch>
+                  </pic:blipFill>
+                  <pic:spPr>
+                    <a:xfrm>
+                      <a:off x="0" y="0"/>
+                      <a:ext cx="4705350" cy="2510363"/>
+                    </a:xfrm>
+                    <a:prstGeom prst="rect"/>
+                    <a:ln/>
+                  </pic:spPr>
+                </pic:pic>
+              </a:graphicData>
+            </a:graphic>
+          </wp:inline>
+        </w:drawing>
+      </w:r>
+      <w:r>
+        <w:rPr>
+          <w:rtl w:val="0"/>
+        </w:rPr>
+      </w:r>
+    </w:p>
+    <w:p>
+      <w:pPr>
+        <w:pStyle w:val="Heading2"/>
+        <w:keepNext w:val="0"/>
+        <w:keepLines w:val="0"/>
+        <w:spacing w:after="80" w:before="0" w:lineRule="auto"/>
+        <w:jc w:val="both"/>
+        <w:rPr>
+          <w:rFonts w:ascii="Times New Roman" w:cs="Times New Roman" w:eastAsia="Times New Roman" w:hAnsi="Times New Roman"/>
+          <w:b w:val="1"/>
+          <w:bCs w:val="1"/>
+          <w:sz w:val="22"/>
+          <w:szCs w:val="22"/>
+        </w:rPr>
+      </w:pPr>
+      <w:bookmarkStart w:colFirst="0" w:colLast="0" w:name="_6lnks8wbbl3e" w:id="10"/>
+      <w:bookmarkEnd w:id="10"/>
+      <w:r>
+        <w:rPr>
+          <w:rtl w:val="0"/>
+        </w:rPr>
+      </w:r>
+    </w:p>
+    <w:p>
+      <w:pPr>
+        <w:rPr/>
+      </w:pPr>
+      <w:r>
+        <w:rPr>
+          <w:rtl w:val="0"/>
+        </w:rPr>
+      </w:r>
+    </w:p>
+    <w:p>
+      <w:pPr>
+        <w:pStyle w:val="Heading2"/>
+        <w:keepNext w:val="0"/>
+        <w:keepLines w:val="0"/>
+        <w:spacing w:after="80" w:before="0" w:lineRule="auto"/>
+        <w:jc w:val="both"/>
+        <w:rPr>
+          <w:rFonts w:ascii="Times New Roman" w:cs="Times New Roman" w:eastAsia="Times New Roman" w:hAnsi="Times New Roman"/>
+          <w:b w:val="1"/>
+          <w:bCs w:val="1"/>
+          <w:sz w:val="22"/>
+          <w:szCs w:val="22"/>
+        </w:rPr>
+      </w:pPr>
+      <w:bookmarkStart w:colFirst="0" w:colLast="0" w:name="_skkh36sq9chz" w:id="11"/>
+      <w:bookmarkEnd w:id="11"/>
+      <w:r>
+        <w:rPr>
+          <w:rFonts w:ascii="Times New Roman" w:cs="Times New Roman" w:eastAsia="Times New Roman" w:hAnsi="Times New Roman"/>
+          <w:b w:val="1"/>
+          <w:bCs w:val="1"/>
+          <w:sz w:val="22"/>
+          <w:szCs w:val="22"/>
+          <w:rtl w:val="0"/>
+        </w:rPr>
+        <w:t xml:space="preserve">Funcionalidad 3: Billetera Virtual y Gestión de Fondos</w:t>
+      </w:r>
+    </w:p>
+    <w:p>
+      <w:pPr>
+        <w:spacing w:after="240" w:lineRule="auto"/>
+        <w:jc w:val="both"/>
+        <w:rPr>
+          <w:rFonts w:ascii="Times New Roman" w:cs="Times New Roman" w:eastAsia="Times New Roman" w:hAnsi="Times New Roman"/>
+        </w:rPr>
+      </w:pPr>
+      <w:r>
+        <w:rPr>
+          <w:rFonts w:ascii="Times New Roman" w:cs="Times New Roman" w:eastAsia="Times New Roman" w:hAnsi="Times New Roman"/>
+          <w:rtl w:val="0"/>
+        </w:rPr>
+        <w:t xml:space="preserve">Este panel permite a los usuarios gestionar su saldo simulado y auditar la transparencia de sus fondos respaldados bajo el modelo de garantía (</w:t>
+      </w:r>
+      <w:r>
+        <w:rPr>
+          <w:rFonts w:ascii="Times New Roman" w:cs="Times New Roman" w:eastAsia="Times New Roman" w:hAnsi="Times New Roman"/>
+          <w:i w:val="1"/>
+          <w:iCs w:val="1"/>
+          <w:rtl w:val="0"/>
+        </w:rPr>
+        <w:t xml:space="preserve">Escrow</w:t>
+      </w:r>
+      <w:r>
+        <w:rPr>
+          <w:rFonts w:ascii="Times New Roman" w:cs="Times New Roman" w:eastAsia="Times New Roman" w:hAnsi="Times New Roman"/>
+          <w:rtl w:val="0"/>
+        </w:rPr>
+        <w:t xml:space="preserve">).</w:t>
+      </w:r>
+    </w:p>
+    <w:p>
+      <w:pPr>
+        <w:spacing w:after="240" w:lineRule="auto"/>
+        <w:jc w:val="both"/>
+        <w:rPr>
+          <w:rFonts w:ascii="Times New Roman" w:cs="Times New Roman" w:eastAsia="Times New Roman" w:hAnsi="Times New Roman"/>
+        </w:rPr>
+      </w:pPr>
+      <w:r>
+        <w:rPr>
+          <w:rFonts w:ascii="Times New Roman" w:cs="Times New Roman" w:eastAsia="Times New Roman" w:hAnsi="Times New Roman"/>
+          <w:rtl w:val="0"/>
+        </w:rPr>
+        <w:t xml:space="preserve">La Figura 7 muestra el panel financiero con el desglose métrico de los tres saldos: </w:t>
+      </w:r>
+      <w:r>
+        <w:rPr>
+          <w:rFonts w:ascii="Times New Roman" w:cs="Times New Roman" w:eastAsia="Times New Roman" w:hAnsi="Times New Roman"/>
+          <w:rtl w:val="0"/>
+        </w:rPr>
+        <w:t xml:space="preserve">Saldo Total</w:t>
+      </w:r>
+      <w:r>
+        <w:rPr>
+          <w:rFonts w:ascii="Times New Roman" w:cs="Times New Roman" w:eastAsia="Times New Roman" w:hAnsi="Times New Roman"/>
+          <w:rtl w:val="0"/>
+        </w:rPr>
+        <w:t xml:space="preserve">, </w:t>
+      </w:r>
+      <w:r>
+        <w:rPr>
+          <w:rFonts w:ascii="Times New Roman" w:cs="Times New Roman" w:eastAsia="Times New Roman" w:hAnsi="Times New Roman"/>
+          <w:rtl w:val="0"/>
+        </w:rPr>
+        <w:t xml:space="preserve">Saldo Retenido / En Garantía</w:t>
+      </w:r>
+      <w:r>
+        <w:rPr>
+          <w:rFonts w:ascii="Times New Roman" w:cs="Times New Roman" w:eastAsia="Times New Roman" w:hAnsi="Times New Roman"/>
+          <w:rtl w:val="0"/>
+        </w:rPr>
+        <w:t xml:space="preserve"> (monto bloqueado activamente en subastas donde el usuario es líder) y </w:t>
+      </w:r>
+      <w:r>
+        <w:rPr>
+          <w:rFonts w:ascii="Times New Roman" w:cs="Times New Roman" w:eastAsia="Times New Roman" w:hAnsi="Times New Roman"/>
+          <w:rtl w:val="0"/>
+        </w:rPr>
+        <w:t xml:space="preserve">Saldo Disponible</w:t>
+      </w:r>
+      <w:r>
+        <w:rPr>
+          <w:rFonts w:ascii="Times New Roman" w:cs="Times New Roman" w:eastAsia="Times New Roman" w:hAnsi="Times New Roman"/>
+          <w:rtl w:val="0"/>
+        </w:rPr>
+        <w:t xml:space="preserve"> (</w:t>
+      </w:r>
+      <m:oMath>
+        <m:r>
+          <w:rPr>
+            <w:rFonts w:ascii="Times New Roman" w:cs="Times New Roman" w:eastAsia="Times New Roman" w:hAnsi="Times New Roman"/>
+          </w:rPr>
+          <m:t xml:space="preserve">SaldoTotal-SaldoRetenido</m:t>
+        </m:r>
+      </m:oMath>
+      <w:r>
+        <w:rPr>
+          <w:rFonts w:ascii="Times New Roman" w:cs="Times New Roman" w:eastAsia="Times New Roman" w:hAnsi="Times New Roman"/>
+          <w:rtl w:val="0"/>
+        </w:rPr>
+        <w:t xml:space="preserve">). La Figura 8 demuestra la ejecución del formulario de acreditación simulada de fondos, donde el usuario ingresa un monto y confirma el depósito. Finalmente, la Figura 9 muestra la tabla histórica de movimientos contables (</w:t>
+      </w:r>
+      <w:r>
+        <w:rPr>
+          <w:rFonts w:ascii="Times New Roman" w:cs="Times New Roman" w:eastAsia="Times New Roman" w:hAnsi="Times New Roman"/>
+          <w:i w:val="1"/>
+          <w:iCs w:val="1"/>
+          <w:rtl w:val="0"/>
+        </w:rPr>
+        <w:t xml:space="preserve">Ledger</w:t>
+      </w:r>
+      <w:r>
+        <w:rPr>
+          <w:rFonts w:ascii="Times New Roman" w:cs="Times New Roman" w:eastAsia="Times New Roman" w:hAnsi="Times New Roman"/>
+          <w:rtl w:val="0"/>
+        </w:rPr>
+        <w:t xml:space="preserve">), detallando depósitos, retenciones por pujas, liberaciones por superación y débitos por subastas ganadas.</w:t>
+      </w:r>
+    </w:p>
+    <w:p>
+      <w:pPr>
+        <w:spacing w:after="240" w:lineRule="auto"/>
+        <w:jc w:val="both"/>
+        <w:rPr>
+          <w:rFonts w:ascii="Times New Roman" w:cs="Times New Roman" w:eastAsia="Times New Roman" w:hAnsi="Times New Roman"/>
+        </w:rPr>
+      </w:pPr>
+      <w:r>
+        <w:rPr>
+          <w:rFonts w:ascii="Times New Roman" w:cs="Times New Roman" w:eastAsia="Times New Roman" w:hAnsi="Times New Roman"/>
+        </w:rPr>
+        <mc:AlternateContent>
+          <mc:Choice Requires="wpg">
+            <w:drawing>
+              <wp:anchor allowOverlap="1" behindDoc="1" distB="114300" distT="114300" distL="114300" distR="114300" hidden="0" layoutInCell="1" locked="0" relativeHeight="0" simplePos="0">
+                <wp:simplePos x="0" y="0"/>
+                <wp:positionH relativeFrom="page">
+                  <wp:posOffset>2838450</wp:posOffset>
+                </wp:positionH>
+                <wp:positionV relativeFrom="page">
+                  <wp:posOffset>8396141</wp:posOffset>
+                </wp:positionV>
+                <wp:extent cx="5057775" cy="339646"/>
+                <wp:effectExtent b="0" l="0" r="0" t="0"/>
+                <wp:wrapNone/>
+                <wp:docPr id="3" name=""/>
+                <a:graphic>
+                  <a:graphicData uri="http://schemas.microsoft.com/office/word/2010/wordprocessingGroup">
+                    <wpg:wgp>
+                      <wpg:cNvGrpSpPr/>
+                      <wpg:grpSpPr>
+                        <a:xfrm>
+                          <a:off x="1108475" y="570475"/>
+                          <a:ext cx="5057775" cy="339646"/>
+                          <a:chOff x="1108475" y="570475"/>
+                          <a:chExt cx="6511525" cy="420500"/>
+                        </a:xfrm>
+                      </wpg:grpSpPr>
+                      <wps:wsp>
+                        <wps:cNvSpPr txBox="1"/>
+                        <wps:cNvPr id="3" name="Shape 3"/>
+                        <wps:spPr>
+                          <a:xfrm>
+                            <a:off x="1890100" y="590775"/>
+                            <a:ext cx="5733300" cy="400200"/>
+                          </a:xfrm>
+                          <a:prstGeom prst="rect">
+                            <a:avLst/>
+                          </a:prstGeom>
+                          <a:noFill/>
+                          <a:ln>
+                            <a:noFill/>
+                          </a:ln>
+                        </wps:spPr>
+                        <wps:txbx>
+                          <w:txbxContent>
+                            <w:p>
+                              <w:pPr>
+                                <w:spacing w:after="0" w:before="0" w:line="240"/>
+                                <w:ind w:left="0" w:right="0" w:firstLine="0"/>
+                                <w:jc w:val="left"/>
+                                <w:textDirection w:val="btLr"/>
+                              </w:pPr>
+                            </w:p>
+                          </w:txbxContent>
+                        </wps:txbx>
+                        <wps:bodyPr anchorCtr="0" anchor="t" bIns="91425" lIns="91425" spcFirstLastPara="1" rIns="91425" wrap="square" tIns="91425">
+                          <a:spAutoFit/>
+                        </wps:bodyPr>
+                      </wps:wsp>
+                      <wps:wsp>
+                        <wps:cNvSpPr txBox="1"/>
+                        <wps:cNvPr id="4" name="Shape 4"/>
+                        <wps:spPr>
+                          <a:xfrm>
+                            <a:off x="1108475" y="570475"/>
+                            <a:ext cx="1015200" cy="324900"/>
+                          </a:xfrm>
+                          <a:prstGeom prst="rect">
+                            <a:avLst/>
+                          </a:prstGeom>
+                          <a:noFill/>
+                          <a:ln>
+                            <a:noFill/>
+                          </a:ln>
+                        </wps:spPr>
+                        <wps:txbx>
+                          <w:txbxContent>
+                            <w:p>
+                              <w:pPr>
+                                <w:spacing w:after="0" w:before="0" w:line="240"/>
+                                <w:ind w:left="0" w:right="0" w:firstLine="0"/>
+                                <w:jc w:val="left"/>
+                                <w:textDirection w:val="btLr"/>
+                              </w:pPr>
+                              <w:r>
+                                <w:rPr>
+                                  <w:rFonts w:ascii="Arial" w:cs="Arial" w:eastAsia="Arial" w:hAnsi="Arial"/>
+                                  <w:b w:val="0"/>
+                                  <w:i w:val="0"/>
+                                  <w:smallCaps w:val="0"/>
+                                  <w:strike w:val="0"/>
+                                  <w:color w:val="000000"/>
+                                  <w:sz w:val="28"/>
+                                  <w:vertAlign w:val="baseline"/>
+                                </w:rPr>
+                                <w:t xml:space="preserve">figura. 7</w:t>
+                              </w:r>
+                            </w:p>
+                          </w:txbxContent>
+                        </wps:txbx>
+                        <wps:bodyPr anchorCtr="0" anchor="t" bIns="91425" lIns="91425" spcFirstLastPara="1" rIns="91425" wrap="square" tIns="91425">
+                          <a:noAutofit/>
+                        </wps:bodyPr>
+                      </wps:wsp>
+                    </wpg:wgp>
+                  </a:graphicData>
+                </a:graphic>
+              </wp:anchor>
+            </w:drawing>
+          </mc:Choice>
+          <mc:Fallback>
+            <w:drawing>
+              <wp:anchor allowOverlap="1" behindDoc="1" distB="114300" distT="114300" distL="114300" distR="114300" hidden="0" layoutInCell="1" locked="0" relativeHeight="0" simplePos="0">
+                <wp:simplePos x="0" y="0"/>
+                <wp:positionH relativeFrom="page">
+                  <wp:posOffset>2838450</wp:posOffset>
+                </wp:positionH>
+                <wp:positionV relativeFrom="page">
+                  <wp:posOffset>8396141</wp:posOffset>
+                </wp:positionV>
+                <wp:extent cx="5057775" cy="339646"/>
+                <wp:effectExtent b="0" l="0" r="0" t="0"/>
+                <wp:wrapNone/>
+                <wp:docPr id="3" name="image14.png"/>
+                <a:graphic>
+                  <a:graphicData uri="http://schemas.openxmlformats.org/drawingml/2006/picture">
+                    <pic:pic>
+                      <pic:nvPicPr>
+                        <pic:cNvPr id="0" name="image14.png"/>
+                        <pic:cNvPicPr preferRelativeResize="0"/>
+                      </pic:nvPicPr>
+                      <pic:blipFill>
+                        <a:blip r:embed="rId7"/>
+                        <a:srcRect/>
+                        <a:stretch>
+                          <a:fillRect/>
+                        </a:stretch>
+                      </pic:blipFill>
+                      <pic:spPr>
+                        <a:xfrm>
+                          <a:off x="0" y="0"/>
+                          <a:ext cx="5057775" cy="339646"/>
+                        </a:xfrm>
+                        <a:prstGeom prst="rect"/>
+                        <a:ln/>
+                      </pic:spPr>
+                    </pic:pic>
+                  </a:graphicData>
+                </a:graphic>
+              </wp:anchor>
+            </w:drawing>
+          </mc:Fallback>
+        </mc:AlternateContent>
+      </w:r>
+      <w:r>
+        <w:rPr>
+          <w:rFonts w:ascii="Times New Roman" w:cs="Times New Roman" w:eastAsia="Times New Roman" w:hAnsi="Times New Roman"/>
+        </w:rPr>
+        <w:drawing>
+          <wp:inline distB="114300" distT="114300" distL="114300" distR="114300">
+            <wp:extent cx="5731200" cy="2247900"/>
+            <wp:effectExtent b="0" l="0" r="0" t="0"/>
+            <wp:docPr id="51" name="image39.png"/>
+            <a:graphic>
+              <a:graphicData uri="http://schemas.openxmlformats.org/drawingml/2006/picture">
+                <pic:pic>
+                  <pic:nvPicPr>
+                    <pic:cNvPr id="0" name="image39.png"/>
+                    <pic:cNvPicPr preferRelativeResize="0"/>
+                  </pic:nvPicPr>
+                  <pic:blipFill>
+                    <a:blip r:embed="rId13"/>
+                    <a:srcRect b="0" l="0" r="0" t="0"/>
+                    <a:stretch>
+                      <a:fillRect/>
+                    </a:stretch>
+                  </pic:blipFill>
+                  <pic:spPr>
+                    <a:xfrm>
+                      <a:off x="0" y="0"/>
+                      <a:ext cx="5731200" cy="2247900"/>
+                    </a:xfrm>
+                    <a:prstGeom prst="rect"/>
+                    <a:ln/>
+                  </pic:spPr>
+                </pic:pic>
+              </a:graphicData>
+            </a:graphic>
+          </wp:inline>
+        </w:drawing>
+      </w:r>
+      <w:r>
+        <w:rPr>
+          <w:rtl w:val="0"/>
+        </w:rPr>
+      </w:r>
+    </w:p>
+    <w:p>
+      <w:pPr>
+        <w:spacing w:after="240" w:lineRule="auto"/>
+        <w:jc w:val="both"/>
+        <w:rPr>
+          <w:rFonts w:ascii="Times New Roman" w:cs="Times New Roman" w:eastAsia="Times New Roman" w:hAnsi="Times New Roman"/>
+          <w:b w:val="1"/>
+          <w:bCs w:val="1"/>
+        </w:rPr>
+      </w:pPr>
+      <w:r>
+        <w:rPr>
+          <w:rtl w:val="0"/>
+        </w:rPr>
+      </w:r>
+    </w:p>
+    <w:p>
+      <w:pPr>
+        <w:spacing w:after="240" w:lineRule="auto"/>
+        <w:jc w:val="both"/>
+        <w:rPr>
+          <w:rFonts w:ascii="Times New Roman" w:cs="Times New Roman" w:eastAsia="Times New Roman" w:hAnsi="Times New Roman"/>
+        </w:rPr>
+      </w:pPr>
+      <w:r>
+        <w:rPr>
+          <w:rtl w:val="0"/>
+        </w:rPr>
+      </w:r>
+    </w:p>
+    <w:p>
+      <w:pPr>
+        <w:spacing w:after="240" w:lineRule="auto"/>
+        <w:jc w:val="both"/>
+        <w:rPr>
+          <w:rFonts w:ascii="Times New Roman" w:cs="Times New Roman" w:eastAsia="Times New Roman" w:hAnsi="Times New Roman"/>
+        </w:rPr>
+      </w:pPr>
+      <w:r>
+        <w:rPr>
+          <w:rtl w:val="0"/>
+        </w:rPr>
+      </w:r>
+    </w:p>
+    <w:p>
+      <w:pPr>
+        <w:spacing w:after="240" w:lineRule="auto"/>
+        <w:jc w:val="both"/>
+        <w:rPr>
+          <w:rFonts w:ascii="Times New Roman" w:cs="Times New Roman" w:eastAsia="Times New Roman" w:hAnsi="Times New Roman"/>
+        </w:rPr>
+      </w:pPr>
+      <w:r>
+        <w:rPr>
+          <w:rFonts w:ascii="Times New Roman" w:cs="Times New Roman" w:eastAsia="Times New Roman" w:hAnsi="Times New Roman"/>
+        </w:rPr>
+        <mc:AlternateContent>
+          <mc:Choice Requires="wpg">
+            <w:drawing>
+              <wp:anchor allowOverlap="1" behindDoc="1" distB="114300" distT="114300" distL="114300" distR="114300" hidden="0" layoutInCell="1" locked="0" relativeHeight="0" simplePos="0">
+                <wp:simplePos x="0" y="0"/>
+                <wp:positionH relativeFrom="page">
+                  <wp:posOffset>2771775</wp:posOffset>
+                </wp:positionH>
+                <wp:positionV relativeFrom="page">
+                  <wp:posOffset>2504442</wp:posOffset>
+                </wp:positionV>
+                <wp:extent cx="5057775" cy="339646"/>
+                <wp:effectExtent b="0" l="0" r="0" t="0"/>
+                <wp:wrapNone/>
+                <wp:docPr id="14" name=""/>
+                <a:graphic>
+                  <a:graphicData uri="http://schemas.microsoft.com/office/word/2010/wordprocessingGroup">
+                    <wpg:wgp>
+                      <wpg:cNvGrpSpPr/>
+                      <wpg:grpSpPr>
+                        <a:xfrm>
+                          <a:off x="1108475" y="570475"/>
+                          <a:ext cx="5057775" cy="339646"/>
+                          <a:chOff x="1108475" y="570475"/>
+                          <a:chExt cx="6511525" cy="420500"/>
+                        </a:xfrm>
+                      </wpg:grpSpPr>
+                      <wps:wsp>
+                        <wps:cNvSpPr txBox="1"/>
+                        <wps:cNvPr id="3" name="Shape 3"/>
+                        <wps:spPr>
+                          <a:xfrm>
+                            <a:off x="1890100" y="590775"/>
+                            <a:ext cx="5733300" cy="400200"/>
+                          </a:xfrm>
+                          <a:prstGeom prst="rect">
+                            <a:avLst/>
+                          </a:prstGeom>
+                          <a:noFill/>
+                          <a:ln>
+                            <a:noFill/>
+                          </a:ln>
+                        </wps:spPr>
+                        <wps:txbx>
+                          <w:txbxContent>
+                            <w:p>
+                              <w:pPr>
+                                <w:spacing w:after="0" w:before="0" w:line="240"/>
+                                <w:ind w:left="0" w:right="0" w:firstLine="0"/>
+                                <w:jc w:val="left"/>
+                                <w:textDirection w:val="btLr"/>
+                              </w:pPr>
+                            </w:p>
+                          </w:txbxContent>
+                        </wps:txbx>
+                        <wps:bodyPr anchorCtr="0" anchor="t" bIns="91425" lIns="91425" spcFirstLastPara="1" rIns="91425" wrap="square" tIns="91425">
+                          <a:spAutoFit/>
+                        </wps:bodyPr>
+                      </wps:wsp>
+                      <wps:wsp>
+                        <wps:cNvSpPr txBox="1"/>
+                        <wps:cNvPr id="4" name="Shape 4"/>
+                        <wps:spPr>
+                          <a:xfrm>
+                            <a:off x="1108475" y="570475"/>
+                            <a:ext cx="1015200" cy="324900"/>
+                          </a:xfrm>
+                          <a:prstGeom prst="rect">
+                            <a:avLst/>
+                          </a:prstGeom>
+                          <a:noFill/>
+                          <a:ln>
+                            <a:noFill/>
+                          </a:ln>
+                        </wps:spPr>
+                        <wps:txbx>
+                          <w:txbxContent>
+                            <w:p>
+                              <w:pPr>
+                                <w:spacing w:after="0" w:before="0" w:line="240"/>
+                                <w:ind w:left="0" w:right="0" w:firstLine="0"/>
+                                <w:jc w:val="left"/>
+                                <w:textDirection w:val="btLr"/>
+                              </w:pPr>
+                              <w:r>
+                                <w:rPr>
+                                  <w:rFonts w:ascii="Arial" w:cs="Arial" w:eastAsia="Arial" w:hAnsi="Arial"/>
+                                  <w:b w:val="0"/>
+                                  <w:i w:val="0"/>
+                                  <w:smallCaps w:val="0"/>
+                                  <w:strike w:val="0"/>
+                                  <w:color w:val="000000"/>
+                                  <w:sz w:val="28"/>
+                                  <w:vertAlign w:val="baseline"/>
+                                </w:rPr>
+                                <w:t xml:space="preserve">figura. 8</w:t>
+                              </w:r>
+                            </w:p>
+                          </w:txbxContent>
+                        </wps:txbx>
+                        <wps:bodyPr anchorCtr="0" anchor="t" bIns="91425" lIns="91425" spcFirstLastPara="1" rIns="91425" wrap="square" tIns="91425">
+                          <a:noAutofit/>
+                        </wps:bodyPr>
+                      </wps:wsp>
+                    </wpg:wgp>
+                  </a:graphicData>
+                </a:graphic>
+              </wp:anchor>
+            </w:drawing>
+          </mc:Choice>
+          <mc:Fallback>
+            <w:drawing>
+              <wp:anchor allowOverlap="1" behindDoc="1" distB="114300" distT="114300" distL="114300" distR="114300" hidden="0" layoutInCell="1" locked="0" relativeHeight="0" simplePos="0">
+                <wp:simplePos x="0" y="0"/>
+                <wp:positionH relativeFrom="page">
+                  <wp:posOffset>2771775</wp:posOffset>
+                </wp:positionH>
+                <wp:positionV relativeFrom="page">
+                  <wp:posOffset>2504442</wp:posOffset>
+                </wp:positionV>
+                <wp:extent cx="5057775" cy="339646"/>
+                <wp:effectExtent b="0" l="0" r="0" t="0"/>
+                <wp:wrapNone/>
+                <wp:docPr id="14" name="image31.png"/>
+                <a:graphic>
+                  <a:graphicData uri="http://schemas.openxmlformats.org/drawingml/2006/picture">
+                    <pic:pic>
+                      <pic:nvPicPr>
+                        <pic:cNvPr id="0" name="image31.png"/>
+                        <pic:cNvPicPr preferRelativeResize="0"/>
+                      </pic:nvPicPr>
+                      <pic:blipFill>
+                        <a:blip r:embed="rId7"/>
+                        <a:srcRect/>
+                        <a:stretch>
+                          <a:fillRect/>
+                        </a:stretch>
+                      </pic:blipFill>
+                      <pic:spPr>
+                        <a:xfrm>
+                          <a:off x="0" y="0"/>
+                          <a:ext cx="5057775" cy="339646"/>
+                        </a:xfrm>
+                        <a:prstGeom prst="rect"/>
+                        <a:ln/>
+                      </pic:spPr>
+                    </pic:pic>
+                  </a:graphicData>
+                </a:graphic>
+              </wp:anchor>
+            </w:drawing>
+          </mc:Fallback>
+        </mc:AlternateContent>
+      </w:r>
+      <w:r>
+        <w:rPr>
+          <w:rFonts w:ascii="Times New Roman" w:cs="Times New Roman" w:eastAsia="Times New Roman" w:hAnsi="Times New Roman"/>
+        </w:rPr>
+        <w:drawing>
+          <wp:inline distB="114300" distT="114300" distL="114300" distR="114300">
+            <wp:extent cx="5731200" cy="1447800"/>
+            <wp:effectExtent b="0" l="0" r="0" t="0"/>
+            <wp:docPr id="40" name="image5.png"/>
+            <a:graphic>
+              <a:graphicData uri="http://schemas.openxmlformats.org/drawingml/2006/picture">
+                <pic:pic>
+                  <pic:nvPicPr>
+                    <pic:cNvPr id="0" name="image5.png"/>
+                    <pic:cNvPicPr preferRelativeResize="0"/>
+                  </pic:nvPicPr>
+                  <pic:blipFill>
+                    <a:blip r:embed="rId14"/>
+                    <a:srcRect b="0" l="0" r="0" t="0"/>
+                    <a:stretch>
+                      <a:fillRect/>
+                    </a:stretch>
+                  </pic:blipFill>
+                  <pic:spPr>
+                    <a:xfrm>
+                      <a:off x="0" y="0"/>
+                      <a:ext cx="5731200" cy="1447800"/>
+                    </a:xfrm>
+                    <a:prstGeom prst="rect"/>
+                    <a:ln/>
+                  </pic:spPr>
+                </pic:pic>
+              </a:graphicData>
+            </a:graphic>
+          </wp:inline>
+        </w:drawing>
+      </w:r>
+      <w:r>
+        <w:rPr>
+          <w:rtl w:val="0"/>
+        </w:rPr>
+      </w:r>
+    </w:p>
+    <w:p>
+      <w:pPr>
+        <w:spacing w:after="240" w:lineRule="auto"/>
+        <w:jc w:val="both"/>
+        <w:rPr>
+          <w:rFonts w:ascii="Times New Roman" w:cs="Times New Roman" w:eastAsia="Times New Roman" w:hAnsi="Times New Roman"/>
+        </w:rPr>
+      </w:pPr>
+      <w:r>
+        <w:rPr>
+          <w:rtl w:val="0"/>
+        </w:rPr>
+      </w:r>
+    </w:p>
+    <w:p>
+      <w:pPr>
+        <w:spacing w:after="240" w:lineRule="auto"/>
+        <w:jc w:val="both"/>
+        <w:rPr>
+          <w:rFonts w:ascii="Times New Roman" w:cs="Times New Roman" w:eastAsia="Times New Roman" w:hAnsi="Times New Roman"/>
+        </w:rPr>
+      </w:pPr>
+      <w:r>
+        <w:rPr>
+          <w:rFonts w:ascii="Times New Roman" w:cs="Times New Roman" w:eastAsia="Times New Roman" w:hAnsi="Times New Roman"/>
+        </w:rPr>
+        <mc:AlternateContent>
+          <mc:Choice Requires="wpg">
+            <w:drawing>
+              <wp:anchor allowOverlap="1" behindDoc="1" distB="114300" distT="114300" distL="114300" distR="114300" hidden="0" layoutInCell="1" locked="0" relativeHeight="0" simplePos="0">
+                <wp:simplePos x="0" y="0"/>
+                <wp:positionH relativeFrom="page">
+                  <wp:posOffset>2867025</wp:posOffset>
+                </wp:positionH>
+                <wp:positionV relativeFrom="page">
+                  <wp:posOffset>5507304</wp:posOffset>
+                </wp:positionV>
+                <wp:extent cx="5057775" cy="339646"/>
+                <wp:effectExtent b="0" l="0" r="0" t="0"/>
+                <wp:wrapNone/>
+                <wp:docPr id="8" name=""/>
+                <a:graphic>
+                  <a:graphicData uri="http://schemas.microsoft.com/office/word/2010/wordprocessingGroup">
+                    <wpg:wgp>
+                      <wpg:cNvGrpSpPr/>
+                      <wpg:grpSpPr>
+                        <a:xfrm>
+                          <a:off x="1108475" y="570475"/>
+                          <a:ext cx="5057775" cy="339646"/>
+                          <a:chOff x="1108475" y="570475"/>
+                          <a:chExt cx="6511525" cy="420500"/>
+                        </a:xfrm>
+                      </wpg:grpSpPr>
+                      <wps:wsp>
+                        <wps:cNvSpPr txBox="1"/>
+                        <wps:cNvPr id="3" name="Shape 3"/>
+                        <wps:spPr>
+                          <a:xfrm>
+                            <a:off x="1890100" y="590775"/>
+                            <a:ext cx="5733300" cy="400200"/>
+                          </a:xfrm>
+                          <a:prstGeom prst="rect">
+                            <a:avLst/>
+                          </a:prstGeom>
+                          <a:noFill/>
+                          <a:ln>
+                            <a:noFill/>
+                          </a:ln>
+                        </wps:spPr>
+                        <wps:txbx>
+                          <w:txbxContent>
+                            <w:p>
+                              <w:pPr>
+                                <w:spacing w:after="0" w:before="0" w:line="240"/>
+                                <w:ind w:left="0" w:right="0" w:firstLine="0"/>
+                                <w:jc w:val="left"/>
+                                <w:textDirection w:val="btLr"/>
+                              </w:pPr>
+                            </w:p>
+                          </w:txbxContent>
+                        </wps:txbx>
+                        <wps:bodyPr anchorCtr="0" anchor="t" bIns="91425" lIns="91425" spcFirstLastPara="1" rIns="91425" wrap="square" tIns="91425">
+                          <a:spAutoFit/>
+                        </wps:bodyPr>
+                      </wps:wsp>
+                      <wps:wsp>
+                        <wps:cNvSpPr txBox="1"/>
+                        <wps:cNvPr id="4" name="Shape 4"/>
+                        <wps:spPr>
+                          <a:xfrm>
+                            <a:off x="1108475" y="570475"/>
+                            <a:ext cx="1015200" cy="324900"/>
+                          </a:xfrm>
+                          <a:prstGeom prst="rect">
+                            <a:avLst/>
+                          </a:prstGeom>
+                          <a:noFill/>
+                          <a:ln>
+                            <a:noFill/>
+                          </a:ln>
+                        </wps:spPr>
+                        <wps:txbx>
+                          <w:txbxContent>
+                            <w:p>
+                              <w:pPr>
+                                <w:spacing w:after="0" w:before="0" w:line="240"/>
+                                <w:ind w:left="0" w:right="0" w:firstLine="0"/>
+                                <w:jc w:val="left"/>
+                                <w:textDirection w:val="btLr"/>
+                              </w:pPr>
+                              <w:r>
+                                <w:rPr>
+                                  <w:rFonts w:ascii="Arial" w:cs="Arial" w:eastAsia="Arial" w:hAnsi="Arial"/>
+                                  <w:b w:val="0"/>
+                                  <w:i w:val="0"/>
+                                  <w:smallCaps w:val="0"/>
+                                  <w:strike w:val="0"/>
+                                  <w:color w:val="000000"/>
+                                  <w:sz w:val="28"/>
+                                  <w:vertAlign w:val="baseline"/>
+                                </w:rPr>
+                                <w:t xml:space="preserve">figura. 9</w:t>
+                              </w:r>
+                            </w:p>
+                          </w:txbxContent>
+                        </wps:txbx>
+                        <wps:bodyPr anchorCtr="0" anchor="t" bIns="91425" lIns="91425" spcFirstLastPara="1" rIns="91425" wrap="square" tIns="91425">
+                          <a:noAutofit/>
+                        </wps:bodyPr>
+                      </wps:wsp>
+                    </wpg:wgp>
+                  </a:graphicData>
+                </a:graphic>
+              </wp:anchor>
+            </w:drawing>
+          </mc:Choice>
+          <mc:Fallback>
+            <w:drawing>
+              <wp:anchor allowOverlap="1" behindDoc="1" distB="114300" distT="114300" distL="114300" distR="114300" hidden="0" layoutInCell="1" locked="0" relativeHeight="0" simplePos="0">
+                <wp:simplePos x="0" y="0"/>
+                <wp:positionH relativeFrom="page">
+                  <wp:posOffset>2867025</wp:posOffset>
+                </wp:positionH>
+                <wp:positionV relativeFrom="page">
+                  <wp:posOffset>5507304</wp:posOffset>
+                </wp:positionV>
+                <wp:extent cx="5057775" cy="339646"/>
+                <wp:effectExtent b="0" l="0" r="0" t="0"/>
+                <wp:wrapNone/>
+                <wp:docPr id="8" name="image24.png"/>
+                <a:graphic>
+                  <a:graphicData uri="http://schemas.openxmlformats.org/drawingml/2006/picture">
+                    <pic:pic>
+                      <pic:nvPicPr>
+                        <pic:cNvPr id="0" name="image24.png"/>
+                        <pic:cNvPicPr preferRelativeResize="0"/>
+                      </pic:nvPicPr>
+                      <pic:blipFill>
+                        <a:blip r:embed="rId7"/>
+                        <a:srcRect/>
+                        <a:stretch>
+                          <a:fillRect/>
+                        </a:stretch>
+                      </pic:blipFill>
+                      <pic:spPr>
+                        <a:xfrm>
+                          <a:off x="0" y="0"/>
+                          <a:ext cx="5057775" cy="339646"/>
+                        </a:xfrm>
+                        <a:prstGeom prst="rect"/>
+                        <a:ln/>
+                      </pic:spPr>
+                    </pic:pic>
+                  </a:graphicData>
+                </a:graphic>
+              </wp:anchor>
+            </w:drawing>
+          </mc:Fallback>
+        </mc:AlternateContent>
+      </w:r>
+      <w:r>
+        <w:rPr>
+          <w:rFonts w:ascii="Times New Roman" w:cs="Times New Roman" w:eastAsia="Times New Roman" w:hAnsi="Times New Roman"/>
+        </w:rPr>
+        <w:drawing>
+          <wp:inline distB="114300" distT="114300" distL="114300" distR="114300">
+            <wp:extent cx="5731200" cy="2209800"/>
+            <wp:effectExtent b="0" l="0" r="0" t="0"/>
+            <wp:docPr id="55" name="image35.png"/>
+            <a:graphic>
+              <a:graphicData uri="http://schemas.openxmlformats.org/drawingml/2006/picture">
+                <pic:pic>
+                  <pic:nvPicPr>
+                    <pic:cNvPr id="0" name="image35.png"/>
+                    <pic:cNvPicPr preferRelativeResize="0"/>
+                  </pic:nvPicPr>
+                  <pic:blipFill>
+                    <a:blip r:embed="rId15"/>
+                    <a:srcRect b="0" l="0" r="0" t="0"/>
+                    <a:stretch>
+                      <a:fillRect/>
+                    </a:stretch>
+                  </pic:blipFill>
+                  <pic:spPr>
+                    <a:xfrm>
+                      <a:off x="0" y="0"/>
+                      <a:ext cx="5731200" cy="2209800"/>
+                    </a:xfrm>
+                    <a:prstGeom prst="rect"/>
+                    <a:ln/>
+                  </pic:spPr>
+                </pic:pic>
+              </a:graphicData>
+            </a:graphic>
+          </wp:inline>
+        </w:drawing>
+      </w:r>
+      <w:r>
+        <w:rPr>
+          <w:rtl w:val="0"/>
+        </w:rPr>
+      </w:r>
+    </w:p>
+    <w:p>
+      <w:pPr>
+        <w:spacing w:after="240" w:lineRule="auto"/>
+        <w:jc w:val="both"/>
+        <w:rPr>
+          <w:rFonts w:ascii="Times New Roman" w:cs="Times New Roman" w:eastAsia="Times New Roman" w:hAnsi="Times New Roman"/>
+        </w:rPr>
+      </w:pPr>
+      <w:r>
+        <w:rPr>
+          <w:rtl w:val="0"/>
+        </w:rPr>
+      </w:r>
+    </w:p>
+    <w:p>
+      <w:pPr>
+        <w:spacing w:after="240" w:lineRule="auto"/>
+        <w:jc w:val="both"/>
+        <w:rPr>
+          <w:rFonts w:ascii="Times New Roman" w:cs="Times New Roman" w:eastAsia="Times New Roman" w:hAnsi="Times New Roman"/>
+        </w:rPr>
+      </w:pPr>
+      <w:r>
+        <w:rPr>
+          <w:rtl w:val="0"/>
+        </w:rPr>
+      </w:r>
+    </w:p>
+    <w:p>
+      <w:pPr>
+        <w:pStyle w:val="Heading2"/>
+        <w:keepNext w:val="0"/>
+        <w:keepLines w:val="0"/>
+        <w:spacing w:after="80" w:before="0" w:lineRule="auto"/>
+        <w:jc w:val="both"/>
+        <w:rPr>
+          <w:rFonts w:ascii="Times New Roman" w:cs="Times New Roman" w:eastAsia="Times New Roman" w:hAnsi="Times New Roman"/>
+          <w:b w:val="1"/>
+          <w:bCs w:val="1"/>
+          <w:sz w:val="22"/>
+          <w:szCs w:val="22"/>
+        </w:rPr>
+      </w:pPr>
+      <w:bookmarkStart w:colFirst="0" w:colLast="0" w:name="_hktebew0qcxk" w:id="12"/>
+      <w:bookmarkEnd w:id="12"/>
+      <w:r>
+        <w:rPr>
+          <w:rFonts w:ascii="Times New Roman" w:cs="Times New Roman" w:eastAsia="Times New Roman" w:hAnsi="Times New Roman"/>
+          <w:b w:val="1"/>
+          <w:bCs w:val="1"/>
+          <w:sz w:val="22"/>
+          <w:szCs w:val="22"/>
+          <w:rtl w:val="0"/>
+        </w:rPr>
+        <w:t xml:space="preserve">Funcionalidad 4: Creación y Publicación de Subastas (Vendedor)</w:t>
+      </w:r>
+    </w:p>
+    <w:p>
+      <w:pPr>
+        <w:spacing w:after="240" w:lineRule="auto"/>
+        <w:jc w:val="both"/>
+        <w:rPr>
+          <w:rFonts w:ascii="Times New Roman" w:cs="Times New Roman" w:eastAsia="Times New Roman" w:hAnsi="Times New Roman"/>
+        </w:rPr>
+      </w:pPr>
+      <w:r>
+        <w:rPr>
+          <w:rFonts w:ascii="Times New Roman" w:cs="Times New Roman" w:eastAsia="Times New Roman" w:hAnsi="Times New Roman"/>
+          <w:rtl w:val="0"/>
+        </w:rPr>
+        <w:t xml:space="preserve">Esta funcionalidad está reservada para usuarios con rol de vendedor (</w:t>
+      </w:r>
+      <w:r>
+        <w:rPr>
+          <w:rFonts w:ascii="Times New Roman" w:cs="Times New Roman" w:eastAsia="Times New Roman" w:hAnsi="Times New Roman"/>
+          <w:rtl w:val="0"/>
+        </w:rPr>
+        <w:t xml:space="preserve">Seller</w:t>
+      </w:r>
+      <w:r>
+        <w:rPr>
+          <w:rFonts w:ascii="Times New Roman" w:cs="Times New Roman" w:eastAsia="Times New Roman" w:hAnsi="Times New Roman"/>
+          <w:rtl w:val="0"/>
+        </w:rPr>
+        <w:t xml:space="preserve"> o </w:t>
+      </w:r>
+      <w:r>
+        <w:rPr>
+          <w:rFonts w:ascii="Times New Roman" w:cs="Times New Roman" w:eastAsia="Times New Roman" w:hAnsi="Times New Roman"/>
+          <w:rtl w:val="0"/>
+        </w:rPr>
+        <w:t xml:space="preserve">BuyerAndSeller</w:t>
+      </w:r>
+      <w:r>
+        <w:rPr>
+          <w:rFonts w:ascii="Times New Roman" w:cs="Times New Roman" w:eastAsia="Times New Roman" w:hAnsi="Times New Roman"/>
+          <w:rtl w:val="0"/>
+        </w:rPr>
+        <w:t xml:space="preserve">) y permite dar de alta nuevas subastas parametrizadas.</w:t>
+      </w:r>
+    </w:p>
+    <w:p>
+      <w:pPr>
+        <w:spacing w:after="240" w:lineRule="auto"/>
+        <w:jc w:val="both"/>
+        <w:rPr>
+          <w:rFonts w:ascii="Times New Roman" w:cs="Times New Roman" w:eastAsia="Times New Roman" w:hAnsi="Times New Roman"/>
+        </w:rPr>
+      </w:pPr>
+      <w:r>
+        <w:rPr>
+          <w:rFonts w:ascii="Times New Roman" w:cs="Times New Roman" w:eastAsia="Times New Roman" w:hAnsi="Times New Roman"/>
+          <w:rtl w:val="0"/>
+        </w:rPr>
+        <w:t xml:space="preserve">La Figura 10 enseña la interfaz del formulario interactivo de publicación. El vendedor ingresa el título, la descripción, selecciona la categoría desde el listado dinámico, adjunta la URL de la imagen (con vista previa interactiva) y configura la economía del producto (precio base inicial e incremento mínimo por puja). La Figura 11 muestra la validación en pantalla de la ventana temporal, verificando que la fecha de finalización sea posterior a la de inicio y que los montos sean coherentes. La Figura 12 ilustra la confirmación de la publicación y la redirección automática a la nueva sala creada.</w:t>
+      </w:r>
+    </w:p>
+    <w:p>
+      <w:pPr>
+        <w:spacing w:after="240" w:lineRule="auto"/>
+        <w:jc w:val="both"/>
+        <w:rPr>
+          <w:rFonts w:ascii="Times New Roman" w:cs="Times New Roman" w:eastAsia="Times New Roman" w:hAnsi="Times New Roman"/>
+        </w:rPr>
+      </w:pPr>
+      <w:r>
+        <w:rPr>
+          <w:rtl w:val="0"/>
+        </w:rPr>
+      </w:r>
+    </w:p>
+    <w:p>
+      <w:pPr>
+        <w:spacing w:after="240" w:lineRule="auto"/>
+        <w:jc w:val="both"/>
+        <w:rPr>
+          <w:rFonts w:ascii="Times New Roman" w:cs="Times New Roman" w:eastAsia="Times New Roman" w:hAnsi="Times New Roman"/>
+        </w:rPr>
+      </w:pPr>
+      <w:r>
+        <w:rPr>
+          <w:rtl w:val="0"/>
+        </w:rPr>
+      </w:r>
+    </w:p>
+    <w:p>
+      <w:pPr>
+        <w:spacing w:after="240" w:lineRule="auto"/>
+        <w:jc w:val="both"/>
+        <w:rPr>
+          <w:rFonts w:ascii="Times New Roman" w:cs="Times New Roman" w:eastAsia="Times New Roman" w:hAnsi="Times New Roman"/>
+        </w:rPr>
+      </w:pPr>
+      <w:r>
+        <w:rPr>
+          <w:rtl w:val="0"/>
+        </w:rPr>
+      </w:r>
+    </w:p>
+    <w:p>
+      <w:pPr>
+        <w:spacing w:after="240" w:lineRule="auto"/>
+        <w:jc w:val="both"/>
+        <w:rPr>
+          <w:rFonts w:ascii="Times New Roman" w:cs="Times New Roman" w:eastAsia="Times New Roman" w:hAnsi="Times New Roman"/>
+        </w:rPr>
+      </w:pPr>
+      <w:r>
+        <w:rPr>
+          <w:rtl w:val="0"/>
+        </w:rPr>
+      </w:r>
+    </w:p>
+    <w:p>
+      <w:pPr>
+        <w:spacing w:after="240" w:lineRule="auto"/>
+        <w:jc w:val="both"/>
+        <w:rPr>
+          <w:rFonts w:ascii="Times New Roman" w:cs="Times New Roman" w:eastAsia="Times New Roman" w:hAnsi="Times New Roman"/>
+        </w:rPr>
+      </w:pPr>
+      <w:r>
+        <w:rPr>
+          <w:rFonts w:ascii="Times New Roman" w:cs="Times New Roman" w:eastAsia="Times New Roman" w:hAnsi="Times New Roman"/>
+        </w:rPr>
+        <mc:AlternateContent>
+          <mc:Choice Requires="wpg">
+            <w:drawing>
+              <wp:anchor allowOverlap="1" behindDoc="1" distB="114300" distT="114300" distL="114300" distR="114300" hidden="0" layoutInCell="1" locked="0" relativeHeight="0" simplePos="0">
+                <wp:simplePos x="0" y="0"/>
+                <wp:positionH relativeFrom="page">
+                  <wp:posOffset>2962275</wp:posOffset>
+                </wp:positionH>
+                <wp:positionV relativeFrom="page">
+                  <wp:posOffset>5022150</wp:posOffset>
+                </wp:positionV>
+                <wp:extent cx="5057775" cy="339646"/>
+                <wp:effectExtent b="0" l="0" r="0" t="0"/>
+                <wp:wrapNone/>
+                <wp:docPr id="19" name=""/>
+                <a:graphic>
+                  <a:graphicData uri="http://schemas.microsoft.com/office/word/2010/wordprocessingGroup">
+                    <wpg:wgp>
+                      <wpg:cNvGrpSpPr/>
+                      <wpg:grpSpPr>
+                        <a:xfrm>
+                          <a:off x="1108475" y="570475"/>
+                          <a:ext cx="5057775" cy="339646"/>
+                          <a:chOff x="1108475" y="570475"/>
+                          <a:chExt cx="6511525" cy="420500"/>
+                        </a:xfrm>
+                      </wpg:grpSpPr>
+                      <wps:wsp>
+                        <wps:cNvSpPr txBox="1"/>
+                        <wps:cNvPr id="3" name="Shape 3"/>
+                        <wps:spPr>
+                          <a:xfrm>
+                            <a:off x="1890100" y="590775"/>
+                            <a:ext cx="5733300" cy="400200"/>
+                          </a:xfrm>
+                          <a:prstGeom prst="rect">
+                            <a:avLst/>
+                          </a:prstGeom>
+                          <a:noFill/>
+                          <a:ln>
+                            <a:noFill/>
+                          </a:ln>
+                        </wps:spPr>
+                        <wps:txbx>
+                          <w:txbxContent>
+                            <w:p>
+                              <w:pPr>
+                                <w:spacing w:after="0" w:before="0" w:line="240"/>
+                                <w:ind w:left="0" w:right="0" w:firstLine="0"/>
+                                <w:jc w:val="left"/>
+                                <w:textDirection w:val="btLr"/>
+                              </w:pPr>
+                            </w:p>
+                          </w:txbxContent>
+                        </wps:txbx>
+                        <wps:bodyPr anchorCtr="0" anchor="t" bIns="91425" lIns="91425" spcFirstLastPara="1" rIns="91425" wrap="square" tIns="91425">
+                          <a:spAutoFit/>
+                        </wps:bodyPr>
+                      </wps:wsp>
+                      <wps:wsp>
+                        <wps:cNvSpPr txBox="1"/>
+                        <wps:cNvPr id="4" name="Shape 4"/>
+                        <wps:spPr>
+                          <a:xfrm>
+                            <a:off x="1108475" y="570475"/>
+                            <a:ext cx="1015200" cy="324900"/>
+                          </a:xfrm>
+                          <a:prstGeom prst="rect">
+                            <a:avLst/>
+                          </a:prstGeom>
+                          <a:noFill/>
+                          <a:ln>
+                            <a:noFill/>
+                          </a:ln>
+                        </wps:spPr>
+                        <wps:txbx>
+                          <w:txbxContent>
+                            <w:p>
+                              <w:pPr>
+                                <w:spacing w:after="0" w:before="0" w:line="240"/>
+                                <w:ind w:left="0" w:right="0" w:firstLine="0"/>
+                                <w:jc w:val="left"/>
+                                <w:textDirection w:val="btLr"/>
+                              </w:pPr>
+                              <w:r>
+                                <w:rPr>
+                                  <w:rFonts w:ascii="Arial" w:cs="Arial" w:eastAsia="Arial" w:hAnsi="Arial"/>
+                                  <w:b w:val="0"/>
+                                  <w:i w:val="0"/>
+                                  <w:smallCaps w:val="0"/>
+                                  <w:strike w:val="0"/>
+                                  <w:color w:val="000000"/>
+                                  <w:sz w:val="28"/>
+                                  <w:vertAlign w:val="baseline"/>
+                                </w:rPr>
+                                <w:t xml:space="preserve">figura. 10</w:t>
+                              </w:r>
+                            </w:p>
+                          </w:txbxContent>
+                        </wps:txbx>
+                        <wps:bodyPr anchorCtr="0" anchor="t" bIns="91425" lIns="91425" spcFirstLastPara="1" rIns="91425" wrap="square" tIns="91425">
+                          <a:noAutofit/>
+                        </wps:bodyPr>
+                      </wps:wsp>
+                    </wpg:wgp>
+                  </a:graphicData>
+                </a:graphic>
+              </wp:anchor>
+            </w:drawing>
+          </mc:Choice>
+          <mc:Fallback>
+            <w:drawing>
+              <wp:anchor allowOverlap="1" behindDoc="1" distB="114300" distT="114300" distL="114300" distR="114300" hidden="0" layoutInCell="1" locked="0" relativeHeight="0" simplePos="0">
+                <wp:simplePos x="0" y="0"/>
+                <wp:positionH relativeFrom="page">
+                  <wp:posOffset>2962275</wp:posOffset>
+                </wp:positionH>
+                <wp:positionV relativeFrom="page">
+                  <wp:posOffset>5022150</wp:posOffset>
+                </wp:positionV>
+                <wp:extent cx="5057775" cy="339646"/>
+                <wp:effectExtent b="0" l="0" r="0" t="0"/>
+                <wp:wrapNone/>
+                <wp:docPr id="19" name="image41.png"/>
+                <a:graphic>
+                  <a:graphicData uri="http://schemas.openxmlformats.org/drawingml/2006/picture">
+                    <pic:pic>
+                      <pic:nvPicPr>
+                        <pic:cNvPr id="0" name="image41.png"/>
+                        <pic:cNvPicPr preferRelativeResize="0"/>
+                      </pic:nvPicPr>
+                      <pic:blipFill>
+                        <a:blip r:embed="rId7"/>
+                        <a:srcRect/>
+                        <a:stretch>
+                          <a:fillRect/>
+                        </a:stretch>
+                      </pic:blipFill>
+                      <pic:spPr>
+                        <a:xfrm>
+                          <a:off x="0" y="0"/>
+                          <a:ext cx="5057775" cy="339646"/>
+                        </a:xfrm>
+                        <a:prstGeom prst="rect"/>
+                        <a:ln/>
+                      </pic:spPr>
+                    </pic:pic>
+                  </a:graphicData>
+                </a:graphic>
+              </wp:anchor>
+            </w:drawing>
+          </mc:Fallback>
+        </mc:AlternateContent>
+      </w:r>
+      <w:r>
+        <w:rPr>
+          <w:rFonts w:ascii="Times New Roman" w:cs="Times New Roman" w:eastAsia="Times New Roman" w:hAnsi="Times New Roman"/>
+        </w:rPr>
+        <w:drawing>
+          <wp:inline distB="114300" distT="114300" distL="114300" distR="114300">
+            <wp:extent cx="5734050" cy="3986213"/>
+            <wp:effectExtent b="0" l="0" r="0" t="0"/>
+            <wp:docPr id="38" name="image1.png"/>
+            <a:graphic>
+              <a:graphicData uri="http://schemas.openxmlformats.org/drawingml/2006/picture">
+                <pic:pic>
+                  <pic:nvPicPr>
+                    <pic:cNvPr id="0" name="image1.png"/>
+                    <pic:cNvPicPr preferRelativeResize="0"/>
+                  </pic:nvPicPr>
+                  <pic:blipFill>
+                    <a:blip r:embed="rId16"/>
+                    <a:srcRect b="0" l="0" r="0" t="0"/>
+                    <a:stretch>
+                      <a:fillRect/>
+                    </a:stretch>
+                  </pic:blipFill>
+                  <pic:spPr>
+                    <a:xfrm>
+                      <a:off x="0" y="0"/>
+                      <a:ext cx="5734050" cy="3986213"/>
+                    </a:xfrm>
+                    <a:prstGeom prst="rect"/>
+                    <a:ln/>
+                  </pic:spPr>
+                </pic:pic>
+              </a:graphicData>
+            </a:graphic>
+          </wp:inline>
+        </w:drawing>
+      </w:r>
+      <w:r>
+        <w:rPr>
+          <w:rtl w:val="0"/>
+        </w:rPr>
+      </w:r>
+    </w:p>
+    <w:p>
+      <w:pPr>
+        <w:spacing w:after="240" w:lineRule="auto"/>
+        <w:jc w:val="both"/>
+        <w:rPr>
+          <w:rFonts w:ascii="Times New Roman" w:cs="Times New Roman" w:eastAsia="Times New Roman" w:hAnsi="Times New Roman"/>
+        </w:rPr>
+      </w:pPr>
+      <w:r>
+        <w:rPr>
+          <w:rFonts w:ascii="Times New Roman" w:cs="Times New Roman" w:eastAsia="Times New Roman" w:hAnsi="Times New Roman"/>
+        </w:rPr>
+        <w:drawing>
+          <wp:inline distB="114300" distT="114300" distL="114300" distR="114300">
+            <wp:extent cx="5731200" cy="1308100"/>
+            <wp:effectExtent b="0" l="0" r="0" t="0"/>
+            <wp:docPr id="42" name="image7.png"/>
+            <a:graphic>
+              <a:graphicData uri="http://schemas.openxmlformats.org/drawingml/2006/picture">
+                <pic:pic>
+                  <pic:nvPicPr>
+                    <pic:cNvPr id="0" name="image7.png"/>
+                    <pic:cNvPicPr preferRelativeResize="0"/>
+                  </pic:nvPicPr>
+                  <pic:blipFill>
+                    <a:blip r:embed="rId17"/>
+                    <a:srcRect b="0" l="0" r="0" t="0"/>
+                    <a:stretch>
+                      <a:fillRect/>
+                    </a:stretch>
+                  </pic:blipFill>
+                  <pic:spPr>
+                    <a:xfrm>
+                      <a:off x="0" y="0"/>
+                      <a:ext cx="5731200" cy="1308100"/>
+                    </a:xfrm>
+                    <a:prstGeom prst="rect"/>
+                    <a:ln/>
+                  </pic:spPr>
+                </pic:pic>
+              </a:graphicData>
+            </a:graphic>
+          </wp:inline>
+        </w:drawing>
+      </w:r>
+      <w:r>
+        <w:rPr>
+          <w:rFonts w:ascii="Times New Roman" w:cs="Times New Roman" w:eastAsia="Times New Roman" w:hAnsi="Times New Roman"/>
+        </w:rPr>
+        <mc:AlternateContent>
+          <mc:Choice Requires="wpg">
+            <w:drawing>
+              <wp:anchor allowOverlap="1" behindDoc="1" distB="114300" distT="114300" distL="114300" distR="114300" hidden="0" layoutInCell="1" locked="0" relativeHeight="0" simplePos="0">
+                <wp:simplePos x="0" y="0"/>
+                <wp:positionH relativeFrom="page">
+                  <wp:posOffset>3143250</wp:posOffset>
+                </wp:positionH>
+                <wp:positionV relativeFrom="page">
+                  <wp:posOffset>9072581</wp:posOffset>
+                </wp:positionV>
+                <wp:extent cx="5057775" cy="339646"/>
+                <wp:effectExtent b="0" l="0" r="0" t="0"/>
+                <wp:wrapNone/>
+                <wp:docPr id="32" name=""/>
+                <a:graphic>
+                  <a:graphicData uri="http://schemas.microsoft.com/office/word/2010/wordprocessingGroup">
+                    <wpg:wgp>
+                      <wpg:cNvGrpSpPr/>
+                      <wpg:grpSpPr>
+                        <a:xfrm>
+                          <a:off x="1108475" y="570475"/>
+                          <a:ext cx="5057775" cy="339646"/>
+                          <a:chOff x="1108475" y="570475"/>
+                          <a:chExt cx="6511525" cy="420500"/>
+                        </a:xfrm>
+                      </wpg:grpSpPr>
+                      <wps:wsp>
+                        <wps:cNvSpPr txBox="1"/>
+                        <wps:cNvPr id="3" name="Shape 3"/>
+                        <wps:spPr>
+                          <a:xfrm>
+                            <a:off x="1890100" y="590775"/>
+                            <a:ext cx="5733300" cy="400200"/>
+                          </a:xfrm>
+                          <a:prstGeom prst="rect">
+                            <a:avLst/>
+                          </a:prstGeom>
+                          <a:noFill/>
+                          <a:ln>
+                            <a:noFill/>
+                          </a:ln>
+                        </wps:spPr>
+                        <wps:txbx>
+                          <w:txbxContent>
+                            <w:p>
+                              <w:pPr>
+                                <w:spacing w:after="0" w:before="0" w:line="240"/>
+                                <w:ind w:left="0" w:right="0" w:firstLine="0"/>
+                                <w:jc w:val="left"/>
+                                <w:textDirection w:val="btLr"/>
+                              </w:pPr>
+                            </w:p>
+                          </w:txbxContent>
+                        </wps:txbx>
+                        <wps:bodyPr anchorCtr="0" anchor="t" bIns="91425" lIns="91425" spcFirstLastPara="1" rIns="91425" wrap="square" tIns="91425">
+                          <a:spAutoFit/>
+                        </wps:bodyPr>
+                      </wps:wsp>
+                      <wps:wsp>
+                        <wps:cNvSpPr txBox="1"/>
+                        <wps:cNvPr id="4" name="Shape 4"/>
+                        <wps:spPr>
+                          <a:xfrm>
+                            <a:off x="1108475" y="570475"/>
+                            <a:ext cx="1015200" cy="324900"/>
+                          </a:xfrm>
+                          <a:prstGeom prst="rect">
+                            <a:avLst/>
+                          </a:prstGeom>
+                          <a:noFill/>
+                          <a:ln>
+                            <a:noFill/>
+                          </a:ln>
+                        </wps:spPr>
+                        <wps:txbx>
+                          <w:txbxContent>
+                            <w:p>
+                              <w:pPr>
+                                <w:spacing w:after="0" w:before="0" w:line="240"/>
+                                <w:ind w:left="0" w:right="0" w:firstLine="0"/>
+                                <w:jc w:val="left"/>
+                                <w:textDirection w:val="btLr"/>
+                              </w:pPr>
+                              <w:r>
+                                <w:rPr>
+                                  <w:rFonts w:ascii="Arial" w:cs="Arial" w:eastAsia="Arial" w:hAnsi="Arial"/>
+                                  <w:b w:val="0"/>
+                                  <w:i w:val="0"/>
+                                  <w:smallCaps w:val="0"/>
+                                  <w:strike w:val="0"/>
+                                  <w:color w:val="000000"/>
+                                  <w:sz w:val="28"/>
+                                  <w:vertAlign w:val="baseline"/>
+                                </w:rPr>
+                                <w:t xml:space="preserve">figura. 11</w:t>
+                              </w:r>
+                            </w:p>
+                          </w:txbxContent>
+                        </wps:txbx>
+                        <wps:bodyPr anchorCtr="0" anchor="t" bIns="91425" lIns="91425" spcFirstLastPara="1" rIns="91425" wrap="square" tIns="91425">
+                          <a:noAutofit/>
+                        </wps:bodyPr>
+                      </wps:wsp>
+                    </wpg:wgp>
+                  </a:graphicData>
+                </a:graphic>
+              </wp:anchor>
+            </w:drawing>
+          </mc:Choice>
+          <mc:Fallback>
+            <w:drawing>
+              <wp:anchor allowOverlap="1" behindDoc="1" distB="114300" distT="114300" distL="114300" distR="114300" hidden="0" layoutInCell="1" locked="0" relativeHeight="0" simplePos="0">
+                <wp:simplePos x="0" y="0"/>
+                <wp:positionH relativeFrom="page">
+                  <wp:posOffset>3143250</wp:posOffset>
+                </wp:positionH>
+                <wp:positionV relativeFrom="page">
+                  <wp:posOffset>9072581</wp:posOffset>
+                </wp:positionV>
+                <wp:extent cx="5057775" cy="339646"/>
+                <wp:effectExtent b="0" l="0" r="0" t="0"/>
+                <wp:wrapNone/>
+                <wp:docPr id="32" name="image58.png"/>
+                <a:graphic>
+                  <a:graphicData uri="http://schemas.openxmlformats.org/drawingml/2006/picture">
+                    <pic:pic>
+                      <pic:nvPicPr>
+                        <pic:cNvPr id="0" name="image58.png"/>
+                        <pic:cNvPicPr preferRelativeResize="0"/>
+                      </pic:nvPicPr>
+                      <pic:blipFill>
+                        <a:blip r:embed="rId7"/>
+                        <a:srcRect/>
+                        <a:stretch>
+                          <a:fillRect/>
+                        </a:stretch>
+                      </pic:blipFill>
+                      <pic:spPr>
+                        <a:xfrm>
+                          <a:off x="0" y="0"/>
+                          <a:ext cx="5057775" cy="339646"/>
+                        </a:xfrm>
+                        <a:prstGeom prst="rect"/>
+                        <a:ln/>
+                      </pic:spPr>
+                    </pic:pic>
+                  </a:graphicData>
+                </a:graphic>
+              </wp:anchor>
+            </w:drawing>
+          </mc:Fallback>
+        </mc:AlternateContent>
+      </w:r>
+      <w:r>
+        <w:rPr>
+          <w:rFonts w:ascii="Times New Roman" w:cs="Times New Roman" w:eastAsia="Times New Roman" w:hAnsi="Times New Roman"/>
+        </w:rPr>
+        <w:drawing>
+          <wp:inline distB="114300" distT="114300" distL="114300" distR="114300">
+            <wp:extent cx="5731200" cy="2362200"/>
+            <wp:effectExtent b="0" l="0" r="0" t="0"/>
+            <wp:docPr id="49" name="image18.png"/>
+            <a:graphic>
+              <a:graphicData uri="http://schemas.openxmlformats.org/drawingml/2006/picture">
+                <pic:pic>
+                  <pic:nvPicPr>
+                    <pic:cNvPr id="0" name="image18.png"/>
+                    <pic:cNvPicPr preferRelativeResize="0"/>
+                  </pic:nvPicPr>
+                  <pic:blipFill>
+                    <a:blip r:embed="rId18"/>
+                    <a:srcRect b="0" l="0" r="0" t="0"/>
+                    <a:stretch>
+                      <a:fillRect/>
+                    </a:stretch>
+                  </pic:blipFill>
+                  <pic:spPr>
+                    <a:xfrm>
+                      <a:off x="0" y="0"/>
+                      <a:ext cx="5731200" cy="2362200"/>
+                    </a:xfrm>
+                    <a:prstGeom prst="rect"/>
+                    <a:ln/>
+                  </pic:spPr>
+                </pic:pic>
+              </a:graphicData>
+            </a:graphic>
+          </wp:inline>
+        </w:drawing>
+      </w:r>
+      <w:r>
+        <w:rPr>
+          <w:rtl w:val="0"/>
+        </w:rPr>
+      </w:r>
+    </w:p>
+    <w:p>
+      <w:pPr>
+        <w:spacing w:after="240" w:lineRule="auto"/>
+        <w:jc w:val="both"/>
+        <w:rPr>
+          <w:rFonts w:ascii="Times New Roman" w:cs="Times New Roman" w:eastAsia="Times New Roman" w:hAnsi="Times New Roman"/>
+        </w:rPr>
+      </w:pPr>
+      <w:r>
+        <w:rPr>
+          <w:rtl w:val="0"/>
+        </w:rPr>
+      </w:r>
+    </w:p>
+    <w:p>
+      <w:pPr>
+        <w:spacing w:after="240" w:lineRule="auto"/>
+        <w:jc w:val="both"/>
+        <w:rPr>
+          <w:rFonts w:ascii="Times New Roman" w:cs="Times New Roman" w:eastAsia="Times New Roman" w:hAnsi="Times New Roman"/>
+        </w:rPr>
+      </w:pPr>
+      <w:r>
+        <w:rPr>
+          <w:rFonts w:ascii="Times New Roman" w:cs="Times New Roman" w:eastAsia="Times New Roman" w:hAnsi="Times New Roman"/>
+        </w:rPr>
+        <mc:AlternateContent>
+          <mc:Choice Requires="wpg">
+            <w:drawing>
+              <wp:anchor allowOverlap="1" behindDoc="1" distB="114300" distT="114300" distL="114300" distR="114300" hidden="0" layoutInCell="1" locked="0" relativeHeight="0" simplePos="0">
+                <wp:simplePos x="0" y="0"/>
+                <wp:positionH relativeFrom="page">
+                  <wp:posOffset>3181350</wp:posOffset>
+                </wp:positionH>
+                <wp:positionV relativeFrom="page">
+                  <wp:posOffset>4096801</wp:posOffset>
+                </wp:positionV>
+                <wp:extent cx="5057775" cy="339646"/>
+                <wp:effectExtent b="0" l="0" r="0" t="0"/>
+                <wp:wrapNone/>
+                <wp:docPr id="33" name=""/>
+                <a:graphic>
+                  <a:graphicData uri="http://schemas.microsoft.com/office/word/2010/wordprocessingGroup">
+                    <wpg:wgp>
+                      <wpg:cNvGrpSpPr/>
+                      <wpg:grpSpPr>
+                        <a:xfrm>
+                          <a:off x="1108475" y="570475"/>
+                          <a:ext cx="5057775" cy="339646"/>
+                          <a:chOff x="1108475" y="570475"/>
+                          <a:chExt cx="6511525" cy="420500"/>
+                        </a:xfrm>
+                      </wpg:grpSpPr>
+                      <wps:wsp>
+                        <wps:cNvSpPr txBox="1"/>
+                        <wps:cNvPr id="3" name="Shape 3"/>
+                        <wps:spPr>
+                          <a:xfrm>
+                            <a:off x="1890100" y="590775"/>
+                            <a:ext cx="5733300" cy="400200"/>
+                          </a:xfrm>
+                          <a:prstGeom prst="rect">
+                            <a:avLst/>
+                          </a:prstGeom>
+                          <a:noFill/>
+                          <a:ln>
+                            <a:noFill/>
+                          </a:ln>
+                        </wps:spPr>
+                        <wps:txbx>
+                          <w:txbxContent>
+                            <w:p>
+                              <w:pPr>
+                                <w:spacing w:after="0" w:before="0" w:line="240"/>
+                                <w:ind w:left="0" w:right="0" w:firstLine="0"/>
+                                <w:jc w:val="left"/>
+                                <w:textDirection w:val="btLr"/>
+                              </w:pPr>
+                            </w:p>
+                          </w:txbxContent>
+                        </wps:txbx>
+                        <wps:bodyPr anchorCtr="0" anchor="t" bIns="91425" lIns="91425" spcFirstLastPara="1" rIns="91425" wrap="square" tIns="91425">
+                          <a:spAutoFit/>
+                        </wps:bodyPr>
+                      </wps:wsp>
+                      <wps:wsp>
+                        <wps:cNvSpPr txBox="1"/>
+                        <wps:cNvPr id="4" name="Shape 4"/>
+                        <wps:spPr>
+                          <a:xfrm>
+                            <a:off x="1108475" y="570475"/>
+                            <a:ext cx="1015200" cy="324900"/>
+                          </a:xfrm>
+                          <a:prstGeom prst="rect">
+                            <a:avLst/>
+                          </a:prstGeom>
+                          <a:noFill/>
+                          <a:ln>
+                            <a:noFill/>
+                          </a:ln>
+                        </wps:spPr>
+                        <wps:txbx>
+                          <w:txbxContent>
+                            <w:p>
+                              <w:pPr>
+                                <w:spacing w:after="0" w:before="0" w:line="240"/>
+                                <w:ind w:left="0" w:right="0" w:firstLine="0"/>
+                                <w:jc w:val="left"/>
+                                <w:textDirection w:val="btLr"/>
+                              </w:pPr>
+                              <w:r>
+                                <w:rPr>
+                                  <w:rFonts w:ascii="Arial" w:cs="Arial" w:eastAsia="Arial" w:hAnsi="Arial"/>
+                                  <w:b w:val="0"/>
+                                  <w:i w:val="0"/>
+                                  <w:smallCaps w:val="0"/>
+                                  <w:strike w:val="0"/>
+                                  <w:color w:val="000000"/>
+                                  <w:sz w:val="28"/>
+                                  <w:vertAlign w:val="baseline"/>
+                                </w:rPr>
+                                <w:t xml:space="preserve">figura. 12</w:t>
+                              </w:r>
+                            </w:p>
+                          </w:txbxContent>
+                        </wps:txbx>
+                        <wps:bodyPr anchorCtr="0" anchor="t" bIns="91425" lIns="91425" spcFirstLastPara="1" rIns="91425" wrap="square" tIns="91425">
+                          <a:noAutofit/>
+                        </wps:bodyPr>
+                      </wps:wsp>
+                    </wpg:wgp>
+                  </a:graphicData>
+                </a:graphic>
+              </wp:anchor>
+            </w:drawing>
+          </mc:Choice>
+          <mc:Fallback>
+            <w:drawing>
+              <wp:anchor allowOverlap="1" behindDoc="1" distB="114300" distT="114300" distL="114300" distR="114300" hidden="0" layoutInCell="1" locked="0" relativeHeight="0" simplePos="0">
+                <wp:simplePos x="0" y="0"/>
+                <wp:positionH relativeFrom="page">
+                  <wp:posOffset>3181350</wp:posOffset>
+                </wp:positionH>
+                <wp:positionV relativeFrom="page">
+                  <wp:posOffset>4096801</wp:posOffset>
+                </wp:positionV>
+                <wp:extent cx="5057775" cy="339646"/>
+                <wp:effectExtent b="0" l="0" r="0" t="0"/>
+                <wp:wrapNone/>
+                <wp:docPr id="33" name="image59.png"/>
+                <a:graphic>
+                  <a:graphicData uri="http://schemas.openxmlformats.org/drawingml/2006/picture">
+                    <pic:pic>
+                      <pic:nvPicPr>
+                        <pic:cNvPr id="0" name="image59.png"/>
+                        <pic:cNvPicPr preferRelativeResize="0"/>
+                      </pic:nvPicPr>
+                      <pic:blipFill>
+                        <a:blip r:embed="rId7"/>
+                        <a:srcRect/>
+                        <a:stretch>
+                          <a:fillRect/>
+                        </a:stretch>
+                      </pic:blipFill>
+                      <pic:spPr>
+                        <a:xfrm>
+                          <a:off x="0" y="0"/>
+                          <a:ext cx="5057775" cy="339646"/>
+                        </a:xfrm>
+                        <a:prstGeom prst="rect"/>
+                        <a:ln/>
+                      </pic:spPr>
+                    </pic:pic>
+                  </a:graphicData>
+                </a:graphic>
+              </wp:anchor>
+            </w:drawing>
+          </mc:Fallback>
+        </mc:AlternateContent>
+      </w:r>
+      <w:r>
+        <w:rPr>
+          <w:rFonts w:ascii="Times New Roman" w:cs="Times New Roman" w:eastAsia="Times New Roman" w:hAnsi="Times New Roman"/>
+        </w:rPr>
+        <w:drawing>
+          <wp:inline distB="114300" distT="114300" distL="114300" distR="114300">
+            <wp:extent cx="5731200" cy="3048000"/>
+            <wp:effectExtent b="0" l="0" r="0" t="0"/>
+            <wp:docPr id="46" name="image15.png"/>
+            <a:graphic>
+              <a:graphicData uri="http://schemas.openxmlformats.org/drawingml/2006/picture">
+                <pic:pic>
+                  <pic:nvPicPr>
+                    <pic:cNvPr id="0" name="image15.png"/>
+                    <pic:cNvPicPr preferRelativeResize="0"/>
+                  </pic:nvPicPr>
+                  <pic:blipFill>
+                    <a:blip r:embed="rId19"/>
+                    <a:srcRect b="0" l="0" r="0" t="0"/>
+                    <a:stretch>
+                      <a:fillRect/>
+                    </a:stretch>
+                  </pic:blipFill>
+                  <pic:spPr>
+                    <a:xfrm>
+                      <a:off x="0" y="0"/>
+                      <a:ext cx="5731200" cy="3048000"/>
+                    </a:xfrm>
+                    <a:prstGeom prst="rect"/>
+                    <a:ln/>
+                  </pic:spPr>
+                </pic:pic>
+              </a:graphicData>
+            </a:graphic>
+          </wp:inline>
+        </w:drawing>
+      </w:r>
+      <w:r>
+        <w:rPr>
+          <w:rtl w:val="0"/>
+        </w:rPr>
+      </w:r>
+      <w:r>
+        <mc:AlternateContent>
+          <mc:Choice Requires="wpg">
+            <w:drawing>
+              <wp:anchor allowOverlap="1" behindDoc="0" distB="114300" distT="114300" distL="114300" distR="114300" hidden="0" layoutInCell="1" locked="0" relativeHeight="0" simplePos="0">
+                <wp:simplePos x="0" y="0"/>
+                <wp:positionH relativeFrom="column">
+                  <wp:posOffset>1447800</wp:posOffset>
+                </wp:positionH>
+                <wp:positionV relativeFrom="paragraph">
+                  <wp:posOffset>1247775</wp:posOffset>
+                </wp:positionV>
+                <wp:extent cx="1852613" cy="942975"/>
+                <wp:effectExtent b="0" l="0" r="0" t="0"/>
+                <wp:wrapNone/>
+                <wp:docPr id="15" name=""/>
+                <a:graphic>
+                  <a:graphicData uri="http://schemas.microsoft.com/office/word/2010/wordprocessingShape">
+                    <wps:wsp>
+                      <wps:cNvSpPr/>
+                      <wps:cNvPr id="2" name="Shape 2"/>
+                      <wps:spPr>
+                        <a:xfrm rot="10800000">
+                          <a:off x="2571825" y="1320950"/>
+                          <a:ext cx="1391100" cy="310200"/>
+                        </a:xfrm>
+                        <a:prstGeom prst="notchedRightArrow">
+                          <a:avLst>
+                            <a:gd fmla="val 50000" name="adj1"/>
+                            <a:gd fmla="val 50000" name="adj2"/>
+                          </a:avLst>
+                        </a:prstGeom>
+                        <a:solidFill>
+                          <a:srgbClr val="FF0000"/>
+                        </a:solidFill>
+                        <a:ln cap="flat" cmpd="sng" w="9525">
+                          <a:solidFill>
+                            <a:srgbClr val="000000"/>
+                          </a:solidFill>
+                          <a:prstDash val="solid"/>
+                          <a:round/>
+                          <a:headEnd len="sm" w="sm" type="none"/>
+                          <a:tailEnd len="sm" w="sm" type="none"/>
+                        </a:ln>
+                      </wps:spPr>
+                      <wps:txbx>
+                        <w:txbxContent>
+                          <w:p>
+                            <w:pPr>
+                              <w:spacing w:after="0" w:before="0" w:line="240"/>
+                              <w:ind w:left="0" w:right="0" w:firstLine="0"/>
+                              <w:jc w:val="center"/>
+                              <w:textDirection w:val="btLr"/>
+                            </w:pPr>
+                          </w:p>
+                        </w:txbxContent>
+                      </wps:txbx>
+                      <wps:bodyPr anchorCtr="0" anchor="ctr" bIns="91425" lIns="91425" spcFirstLastPara="1" rIns="91425" wrap="square" tIns="91425">
+                        <a:noAutofit/>
+                      </wps:bodyPr>
+                    </wps:wsp>
+                  </a:graphicData>
+                </a:graphic>
+              </wp:anchor>
+            </w:drawing>
+          </mc:Choice>
+          <mc:Fallback>
+            <w:drawing>
+              <wp:anchor allowOverlap="1" behindDoc="0" distB="114300" distT="114300" distL="114300" distR="114300" hidden="0" layoutInCell="1" locked="0" relativeHeight="0" simplePos="0">
+                <wp:simplePos x="0" y="0"/>
+                <wp:positionH relativeFrom="column">
+                  <wp:posOffset>1447800</wp:posOffset>
+                </wp:positionH>
+                <wp:positionV relativeFrom="paragraph">
+                  <wp:posOffset>1247775</wp:posOffset>
+                </wp:positionV>
+                <wp:extent cx="1852613" cy="942975"/>
+                <wp:effectExtent b="0" l="0" r="0" t="0"/>
+                <wp:wrapNone/>
+                <wp:docPr id="15" name="image32.png"/>
+                <a:graphic>
+                  <a:graphicData uri="http://schemas.openxmlformats.org/drawingml/2006/picture">
+                    <pic:pic>
+                      <pic:nvPicPr>
+                        <pic:cNvPr id="0" name="image32.png"/>
+                        <pic:cNvPicPr preferRelativeResize="0"/>
+                      </pic:nvPicPr>
+                      <pic:blipFill>
+                        <a:blip r:embed="rId7"/>
+                        <a:srcRect/>
+                        <a:stretch>
+                          <a:fillRect/>
+                        </a:stretch>
+                      </pic:blipFill>
+                      <pic:spPr>
+                        <a:xfrm>
+                          <a:off x="0" y="0"/>
+                          <a:ext cx="1852613" cy="942975"/>
+                        </a:xfrm>
+                        <a:prstGeom prst="rect"/>
+                        <a:ln/>
+                      </pic:spPr>
+                    </pic:pic>
+                  </a:graphicData>
+                </a:graphic>
+              </wp:anchor>
+            </w:drawing>
+          </mc:Fallback>
+        </mc:AlternateContent>
+      </w:r>
+    </w:p>
+    <w:p>
+      <w:pPr>
+        <w:spacing w:after="240" w:lineRule="auto"/>
+        <w:jc w:val="both"/>
+        <w:rPr>
+          <w:rFonts w:ascii="Times New Roman" w:cs="Times New Roman" w:eastAsia="Times New Roman" w:hAnsi="Times New Roman"/>
+        </w:rPr>
+      </w:pPr>
+      <w:r>
+        <w:rPr>
+          <w:rtl w:val="0"/>
+        </w:rPr>
+      </w:r>
+    </w:p>
+    <w:p>
+      <w:pPr>
+        <w:pStyle w:val="Heading2"/>
+        <w:keepNext w:val="0"/>
+        <w:keepLines w:val="0"/>
+        <w:spacing w:after="80" w:before="0" w:lineRule="auto"/>
+        <w:jc w:val="both"/>
+        <w:rPr>
+          <w:rFonts w:ascii="Times New Roman" w:cs="Times New Roman" w:eastAsia="Times New Roman" w:hAnsi="Times New Roman"/>
+          <w:b w:val="1"/>
+          <w:bCs w:val="1"/>
+          <w:sz w:val="22"/>
+          <w:szCs w:val="22"/>
+        </w:rPr>
+      </w:pPr>
+      <w:bookmarkStart w:colFirst="0" w:colLast="0" w:name="_5d6nnotr62p9" w:id="13"/>
+      <w:bookmarkEnd w:id="13"/>
+      <w:r>
+        <w:rPr>
+          <w:rFonts w:ascii="Times New Roman" w:cs="Times New Roman" w:eastAsia="Times New Roman" w:hAnsi="Times New Roman"/>
+          <w:b w:val="1"/>
+          <w:bCs w:val="1"/>
+          <w:sz w:val="22"/>
+          <w:szCs w:val="22"/>
+          <w:rtl w:val="0"/>
+        </w:rPr>
+        <w:t xml:space="preserve">Funcionalidad 5: Panel de Usuario (Mis Actividades)</w:t>
+      </w:r>
+    </w:p>
+    <w:p>
+      <w:pPr>
+        <w:spacing w:after="240" w:lineRule="auto"/>
+        <w:jc w:val="both"/>
+        <w:rPr>
+          <w:rFonts w:ascii="Times New Roman" w:cs="Times New Roman" w:eastAsia="Times New Roman" w:hAnsi="Times New Roman"/>
+        </w:rPr>
+      </w:pPr>
+      <w:r>
+        <w:rPr>
+          <w:rFonts w:ascii="Times New Roman" w:cs="Times New Roman" w:eastAsia="Times New Roman" w:hAnsi="Times New Roman"/>
+          <w:rtl w:val="0"/>
+        </w:rPr>
+        <w:t xml:space="preserve">Es el centro de control personal donde el usuario monitorea su historial operativo dentro de la plataforma.</w:t>
+      </w:r>
+    </w:p>
+    <w:p>
+      <w:pPr>
+        <w:spacing w:after="240" w:lineRule="auto"/>
+        <w:jc w:val="both"/>
+        <w:rPr>
+          <w:rFonts w:ascii="Times New Roman" w:cs="Times New Roman" w:eastAsia="Times New Roman" w:hAnsi="Times New Roman"/>
+        </w:rPr>
+      </w:pPr>
+      <w:r>
+        <w:rPr>
+          <w:rFonts w:ascii="Times New Roman" w:cs="Times New Roman" w:eastAsia="Times New Roman" w:hAnsi="Times New Roman"/>
+          <w:rtl w:val="0"/>
+        </w:rPr>
+        <w:t xml:space="preserve">La Figura 13 demuestra la pestaña "Mis Compras / Pujas", la cual exhibe la lista de subastas en las que participó el usuario, indicando su estado de oferta y si ganó la adjudicación. La Figura 14 ilustra la pestaña "Mis Publicaciones", donde el vendedor visualiza el estado de las subastas creadas, las métricas de recaudación logradas y la opción de cancelación para subastas elegibles. La Figura 15 enseña el listado de "Subastas Ganadas" con el detalle del precio final adjudicado.</w:t>
+      </w:r>
+    </w:p>
+    <w:p>
+      <w:pPr>
+        <w:spacing w:after="240" w:lineRule="auto"/>
+        <w:jc w:val="both"/>
+        <w:rPr>
+          <w:rFonts w:ascii="Times New Roman" w:cs="Times New Roman" w:eastAsia="Times New Roman" w:hAnsi="Times New Roman"/>
+        </w:rPr>
+      </w:pPr>
+      <w:r>
+        <w:rPr>
+          <w:rFonts w:ascii="Times New Roman" w:cs="Times New Roman" w:eastAsia="Times New Roman" w:hAnsi="Times New Roman"/>
+        </w:rPr>
+        <mc:AlternateContent>
+          <mc:Choice Requires="wpg">
+            <w:drawing>
+              <wp:anchor allowOverlap="1" behindDoc="1" distB="114300" distT="114300" distL="114300" distR="114300" hidden="0" layoutInCell="1" locked="0" relativeHeight="0" simplePos="0">
+                <wp:simplePos x="0" y="0"/>
+                <wp:positionH relativeFrom="page">
+                  <wp:posOffset>3019425</wp:posOffset>
+                </wp:positionH>
+                <wp:positionV relativeFrom="page">
+                  <wp:posOffset>9226755</wp:posOffset>
+                </wp:positionV>
+                <wp:extent cx="5057775" cy="339646"/>
+                <wp:effectExtent b="0" l="0" r="0" t="0"/>
+                <wp:wrapNone/>
+                <wp:docPr id="2" name=""/>
+                <a:graphic>
+                  <a:graphicData uri="http://schemas.microsoft.com/office/word/2010/wordprocessingGroup">
+                    <wpg:wgp>
+                      <wpg:cNvGrpSpPr/>
+                      <wpg:grpSpPr>
+                        <a:xfrm>
+                          <a:off x="1108475" y="570475"/>
+                          <a:ext cx="5057775" cy="339646"/>
+                          <a:chOff x="1108475" y="570475"/>
+                          <a:chExt cx="6511525" cy="420500"/>
+                        </a:xfrm>
+                      </wpg:grpSpPr>
+                      <wps:wsp>
+                        <wps:cNvSpPr txBox="1"/>
+                        <wps:cNvPr id="3" name="Shape 3"/>
+                        <wps:spPr>
+                          <a:xfrm>
+                            <a:off x="1890100" y="590775"/>
+                            <a:ext cx="5733300" cy="400200"/>
+                          </a:xfrm>
+                          <a:prstGeom prst="rect">
+                            <a:avLst/>
+                          </a:prstGeom>
+                          <a:noFill/>
+                          <a:ln>
+                            <a:noFill/>
+                          </a:ln>
+                        </wps:spPr>
+                        <wps:txbx>
+                          <w:txbxContent>
+                            <w:p>
+                              <w:pPr>
+                                <w:spacing w:after="0" w:before="0" w:line="240"/>
+                                <w:ind w:left="0" w:right="0" w:firstLine="0"/>
+                                <w:jc w:val="left"/>
+                                <w:textDirection w:val="btLr"/>
+                              </w:pPr>
+                            </w:p>
+                          </w:txbxContent>
+                        </wps:txbx>
+                        <wps:bodyPr anchorCtr="0" anchor="t" bIns="91425" lIns="91425" spcFirstLastPara="1" rIns="91425" wrap="square" tIns="91425">
+                          <a:spAutoFit/>
+                        </wps:bodyPr>
+                      </wps:wsp>
+                      <wps:wsp>
+                        <wps:cNvSpPr txBox="1"/>
+                        <wps:cNvPr id="4" name="Shape 4"/>
+                        <wps:spPr>
+                          <a:xfrm>
+                            <a:off x="1108475" y="570475"/>
+                            <a:ext cx="1015200" cy="324900"/>
+                          </a:xfrm>
+                          <a:prstGeom prst="rect">
+                            <a:avLst/>
+                          </a:prstGeom>
+                          <a:noFill/>
+                          <a:ln>
+                            <a:noFill/>
+                          </a:ln>
+                        </wps:spPr>
+                        <wps:txbx>
+                          <w:txbxContent>
+                            <w:p>
+                              <w:pPr>
+                                <w:spacing w:after="0" w:before="0" w:line="240"/>
+                                <w:ind w:left="0" w:right="0" w:firstLine="0"/>
+                                <w:jc w:val="left"/>
+                                <w:textDirection w:val="btLr"/>
+                              </w:pPr>
+                              <w:r>
+                                <w:rPr>
+                                  <w:rFonts w:ascii="Arial" w:cs="Arial" w:eastAsia="Arial" w:hAnsi="Arial"/>
+                                  <w:b w:val="0"/>
+                                  <w:i w:val="0"/>
+                                  <w:smallCaps w:val="0"/>
+                                  <w:strike w:val="0"/>
+                                  <w:color w:val="000000"/>
+                                  <w:sz w:val="28"/>
+                                  <w:vertAlign w:val="baseline"/>
+                                </w:rPr>
+                                <w:t xml:space="preserve">figura. 13</w:t>
+                              </w:r>
+                            </w:p>
+                          </w:txbxContent>
+                        </wps:txbx>
+                        <wps:bodyPr anchorCtr="0" anchor="t" bIns="91425" lIns="91425" spcFirstLastPara="1" rIns="91425" wrap="square" tIns="91425">
+                          <a:noAutofit/>
+                        </wps:bodyPr>
+                      </wps:wsp>
+                    </wpg:wgp>
+                  </a:graphicData>
+                </a:graphic>
+              </wp:anchor>
+            </w:drawing>
+          </mc:Choice>
+          <mc:Fallback>
+            <w:drawing>
+              <wp:anchor allowOverlap="1" behindDoc="1" distB="114300" distT="114300" distL="114300" distR="114300" hidden="0" layoutInCell="1" locked="0" relativeHeight="0" simplePos="0">
+                <wp:simplePos x="0" y="0"/>
+                <wp:positionH relativeFrom="page">
+                  <wp:posOffset>3019425</wp:posOffset>
+                </wp:positionH>
+                <wp:positionV relativeFrom="page">
+                  <wp:posOffset>9226755</wp:posOffset>
+                </wp:positionV>
+                <wp:extent cx="5057775" cy="339646"/>
+                <wp:effectExtent b="0" l="0" r="0" t="0"/>
+                <wp:wrapNone/>
+                <wp:docPr id="2" name="image13.png"/>
+                <a:graphic>
+                  <a:graphicData uri="http://schemas.openxmlformats.org/drawingml/2006/picture">
+                    <pic:pic>
+                      <pic:nvPicPr>
+                        <pic:cNvPr id="0" name="image13.png"/>
+                        <pic:cNvPicPr preferRelativeResize="0"/>
+                      </pic:nvPicPr>
+                      <pic:blipFill>
+                        <a:blip r:embed="rId7"/>
+                        <a:srcRect/>
+                        <a:stretch>
+                          <a:fillRect/>
+                        </a:stretch>
+                      </pic:blipFill>
+                      <pic:spPr>
+                        <a:xfrm>
+                          <a:off x="0" y="0"/>
+                          <a:ext cx="5057775" cy="339646"/>
+                        </a:xfrm>
+                        <a:prstGeom prst="rect"/>
+                        <a:ln/>
+                      </pic:spPr>
+                    </pic:pic>
+                  </a:graphicData>
+                </a:graphic>
+              </wp:anchor>
+            </w:drawing>
+          </mc:Fallback>
+        </mc:AlternateContent>
+      </w:r>
+      <w:r>
+        <w:rPr>
+          <w:rFonts w:ascii="Times New Roman" w:cs="Times New Roman" w:eastAsia="Times New Roman" w:hAnsi="Times New Roman"/>
+        </w:rPr>
+        <w:drawing>
+          <wp:inline distB="114300" distT="114300" distL="114300" distR="114300">
+            <wp:extent cx="5731200" cy="2527300"/>
+            <wp:effectExtent b="0" l="0" r="0" t="0"/>
+            <wp:docPr id="47" name="image16.png"/>
+            <a:graphic>
+              <a:graphicData uri="http://schemas.openxmlformats.org/drawingml/2006/picture">
+                <pic:pic>
+                  <pic:nvPicPr>
+                    <pic:cNvPr id="0" name="image16.png"/>
+                    <pic:cNvPicPr preferRelativeResize="0"/>
+                  </pic:nvPicPr>
+                  <pic:blipFill>
+                    <a:blip r:embed="rId20"/>
+                    <a:srcRect b="0" l="0" r="0" t="0"/>
+                    <a:stretch>
+                      <a:fillRect/>
+                    </a:stretch>
+                  </pic:blipFill>
+                  <pic:spPr>
+                    <a:xfrm>
+                      <a:off x="0" y="0"/>
+                      <a:ext cx="5731200" cy="2527300"/>
+                    </a:xfrm>
+                    <a:prstGeom prst="rect"/>
+                    <a:ln/>
+                  </pic:spPr>
+                </pic:pic>
+              </a:graphicData>
+            </a:graphic>
+          </wp:inline>
+        </w:drawing>
+      </w:r>
+      <w:r>
+        <w:rPr>
+          <w:rtl w:val="0"/>
+        </w:rPr>
+      </w:r>
+    </w:p>
+    <w:p>
+      <w:pPr>
+        <w:spacing w:after="240" w:lineRule="auto"/>
+        <w:jc w:val="both"/>
+        <w:rPr>
+          <w:rFonts w:ascii="Times New Roman" w:cs="Times New Roman" w:eastAsia="Times New Roman" w:hAnsi="Times New Roman"/>
+        </w:rPr>
+      </w:pPr>
+      <w:r>
+        <w:rPr>
+          <w:rtl w:val="0"/>
+        </w:rPr>
+      </w:r>
+    </w:p>
+    <w:p>
+      <w:pPr>
+        <w:spacing w:after="240" w:lineRule="auto"/>
+        <w:jc w:val="both"/>
+        <w:rPr>
+          <w:rFonts w:ascii="Times New Roman" w:cs="Times New Roman" w:eastAsia="Times New Roman" w:hAnsi="Times New Roman"/>
+        </w:rPr>
+      </w:pPr>
+      <w:r>
+        <w:rPr>
+          <w:rFonts w:ascii="Times New Roman" w:cs="Times New Roman" w:eastAsia="Times New Roman" w:hAnsi="Times New Roman"/>
+        </w:rPr>
+        <mc:AlternateContent>
+          <mc:Choice Requires="wpg">
+            <w:drawing>
+              <wp:anchor allowOverlap="1" behindDoc="1" distB="114300" distT="114300" distL="114300" distR="114300" hidden="0" layoutInCell="1" locked="0" relativeHeight="0" simplePos="0">
+                <wp:simplePos x="0" y="0"/>
+                <wp:positionH relativeFrom="page">
+                  <wp:posOffset>3200400</wp:posOffset>
+                </wp:positionH>
+                <wp:positionV relativeFrom="page">
+                  <wp:posOffset>4839627</wp:posOffset>
+                </wp:positionV>
+                <wp:extent cx="5057775" cy="339646"/>
+                <wp:effectExtent b="0" l="0" r="0" t="0"/>
+                <wp:wrapNone/>
+                <wp:docPr id="18" name=""/>
+                <a:graphic>
+                  <a:graphicData uri="http://schemas.microsoft.com/office/word/2010/wordprocessingGroup">
+                    <wpg:wgp>
+                      <wpg:cNvGrpSpPr/>
+                      <wpg:grpSpPr>
+                        <a:xfrm>
+                          <a:off x="1108475" y="570475"/>
+                          <a:ext cx="5057775" cy="339646"/>
+                          <a:chOff x="1108475" y="570475"/>
+                          <a:chExt cx="6511525" cy="420500"/>
+                        </a:xfrm>
+                      </wpg:grpSpPr>
+                      <wps:wsp>
+                        <wps:cNvSpPr txBox="1"/>
+                        <wps:cNvPr id="3" name="Shape 3"/>
+                        <wps:spPr>
+                          <a:xfrm>
+                            <a:off x="1890100" y="590775"/>
+                            <a:ext cx="5733300" cy="400200"/>
+                          </a:xfrm>
+                          <a:prstGeom prst="rect">
+                            <a:avLst/>
+                          </a:prstGeom>
+                          <a:noFill/>
+                          <a:ln>
+                            <a:noFill/>
+                          </a:ln>
+                        </wps:spPr>
+                        <wps:txbx>
+                          <w:txbxContent>
+                            <w:p>
+                              <w:pPr>
+                                <w:spacing w:after="0" w:before="0" w:line="240"/>
+                                <w:ind w:left="0" w:right="0" w:firstLine="0"/>
+                                <w:jc w:val="left"/>
+                                <w:textDirection w:val="btLr"/>
+                              </w:pPr>
+                            </w:p>
+                          </w:txbxContent>
+                        </wps:txbx>
+                        <wps:bodyPr anchorCtr="0" anchor="t" bIns="91425" lIns="91425" spcFirstLastPara="1" rIns="91425" wrap="square" tIns="91425">
+                          <a:spAutoFit/>
+                        </wps:bodyPr>
+                      </wps:wsp>
+                      <wps:wsp>
+                        <wps:cNvSpPr txBox="1"/>
+                        <wps:cNvPr id="4" name="Shape 4"/>
+                        <wps:spPr>
+                          <a:xfrm>
+                            <a:off x="1108475" y="570475"/>
+                            <a:ext cx="1015200" cy="324900"/>
+                          </a:xfrm>
+                          <a:prstGeom prst="rect">
+                            <a:avLst/>
+                          </a:prstGeom>
+                          <a:noFill/>
+                          <a:ln>
+                            <a:noFill/>
+                          </a:ln>
+                        </wps:spPr>
+                        <wps:txbx>
+                          <w:txbxContent>
+                            <w:p>
+                              <w:pPr>
+                                <w:spacing w:after="0" w:before="0" w:line="240"/>
+                                <w:ind w:left="0" w:right="0" w:firstLine="0"/>
+                                <w:jc w:val="left"/>
+                                <w:textDirection w:val="btLr"/>
+                              </w:pPr>
+                              <w:r>
+                                <w:rPr>
+                                  <w:rFonts w:ascii="Arial" w:cs="Arial" w:eastAsia="Arial" w:hAnsi="Arial"/>
+                                  <w:b w:val="0"/>
+                                  <w:i w:val="0"/>
+                                  <w:smallCaps w:val="0"/>
+                                  <w:strike w:val="0"/>
+                                  <w:color w:val="000000"/>
+                                  <w:sz w:val="28"/>
+                                  <w:vertAlign w:val="baseline"/>
+                                </w:rPr>
+                                <w:t xml:space="preserve">figura. 14</w:t>
+                              </w:r>
+                            </w:p>
+                          </w:txbxContent>
+                        </wps:txbx>
+                        <wps:bodyPr anchorCtr="0" anchor="t" bIns="91425" lIns="91425" spcFirstLastPara="1" rIns="91425" wrap="square" tIns="91425">
+                          <a:noAutofit/>
+                        </wps:bodyPr>
+                      </wps:wsp>
+                    </wpg:wgp>
+                  </a:graphicData>
+                </a:graphic>
+              </wp:anchor>
+            </w:drawing>
+          </mc:Choice>
+          <mc:Fallback>
+            <w:drawing>
+              <wp:anchor allowOverlap="1" behindDoc="1" distB="114300" distT="114300" distL="114300" distR="114300" hidden="0" layoutInCell="1" locked="0" relativeHeight="0" simplePos="0">
+                <wp:simplePos x="0" y="0"/>
+                <wp:positionH relativeFrom="page">
+                  <wp:posOffset>3200400</wp:posOffset>
+                </wp:positionH>
+                <wp:positionV relativeFrom="page">
+                  <wp:posOffset>4839627</wp:posOffset>
+                </wp:positionV>
+                <wp:extent cx="5057775" cy="339646"/>
+                <wp:effectExtent b="0" l="0" r="0" t="0"/>
+                <wp:wrapNone/>
+                <wp:docPr id="18" name="image38.png"/>
+                <a:graphic>
+                  <a:graphicData uri="http://schemas.openxmlformats.org/drawingml/2006/picture">
+                    <pic:pic>
+                      <pic:nvPicPr>
+                        <pic:cNvPr id="0" name="image38.png"/>
+                        <pic:cNvPicPr preferRelativeResize="0"/>
+                      </pic:nvPicPr>
+                      <pic:blipFill>
+                        <a:blip r:embed="rId7"/>
+                        <a:srcRect/>
+                        <a:stretch>
+                          <a:fillRect/>
+                        </a:stretch>
+                      </pic:blipFill>
+                      <pic:spPr>
+                        <a:xfrm>
+                          <a:off x="0" y="0"/>
+                          <a:ext cx="5057775" cy="339646"/>
+                        </a:xfrm>
+                        <a:prstGeom prst="rect"/>
+                        <a:ln/>
+                      </pic:spPr>
+                    </pic:pic>
+                  </a:graphicData>
+                </a:graphic>
+              </wp:anchor>
+            </w:drawing>
+          </mc:Fallback>
+        </mc:AlternateContent>
+      </w:r>
+      <w:r>
+        <w:rPr>
+          <w:rFonts w:ascii="Times New Roman" w:cs="Times New Roman" w:eastAsia="Times New Roman" w:hAnsi="Times New Roman"/>
+        </w:rPr>
+        <w:drawing>
+          <wp:inline distB="114300" distT="114300" distL="114300" distR="114300">
+            <wp:extent cx="5731200" cy="3797300"/>
+            <wp:effectExtent b="0" l="0" r="0" t="0"/>
+            <wp:docPr id="48" name="image17.png"/>
+            <a:graphic>
+              <a:graphicData uri="http://schemas.openxmlformats.org/drawingml/2006/picture">
+                <pic:pic>
+                  <pic:nvPicPr>
+                    <pic:cNvPr id="0" name="image17.png"/>
+                    <pic:cNvPicPr preferRelativeResize="0"/>
+                  </pic:nvPicPr>
+                  <pic:blipFill>
+                    <a:blip r:embed="rId21"/>
+                    <a:srcRect b="0" l="0" r="0" t="0"/>
+                    <a:stretch>
+                      <a:fillRect/>
+                    </a:stretch>
+                  </pic:blipFill>
+                  <pic:spPr>
+                    <a:xfrm>
+                      <a:off x="0" y="0"/>
+                      <a:ext cx="5731200" cy="3797300"/>
+                    </a:xfrm>
+                    <a:prstGeom prst="rect"/>
+                    <a:ln/>
+                  </pic:spPr>
+                </pic:pic>
+              </a:graphicData>
+            </a:graphic>
+          </wp:inline>
+        </w:drawing>
+      </w:r>
+      <w:r>
+        <w:rPr>
+          <w:rtl w:val="0"/>
+        </w:rPr>
+      </w:r>
+      <w:r>
+        <mc:AlternateContent>
+          <mc:Choice Requires="wpg">
+            <w:drawing>
+              <wp:anchor allowOverlap="1" behindDoc="0" distB="114300" distT="114300" distL="114300" distR="114300" hidden="0" layoutInCell="1" locked="0" relativeHeight="0" simplePos="0">
+                <wp:simplePos x="0" y="0"/>
+                <wp:positionH relativeFrom="column">
+                  <wp:posOffset>2286000</wp:posOffset>
+                </wp:positionH>
+                <wp:positionV relativeFrom="paragraph">
+                  <wp:posOffset>2486025</wp:posOffset>
+                </wp:positionV>
+                <wp:extent cx="609600" cy="342900"/>
+                <wp:effectExtent b="0" l="0" r="0" t="0"/>
+                <wp:wrapNone/>
+                <wp:docPr id="11" name=""/>
+                <a:graphic>
+                  <a:graphicData uri="http://schemas.microsoft.com/office/word/2010/wordprocessingShape">
+                    <wps:wsp>
+                      <wps:cNvSpPr/>
+                      <wps:cNvPr id="2" name="Shape 2"/>
+                      <wps:spPr>
+                        <a:xfrm>
+                          <a:off x="2571825" y="1320950"/>
+                          <a:ext cx="1391100" cy="310200"/>
+                        </a:xfrm>
+                        <a:prstGeom prst="notchedRightArrow">
+                          <a:avLst>
+                            <a:gd fmla="val 50000" name="adj1"/>
+                            <a:gd fmla="val 50000" name="adj2"/>
+                          </a:avLst>
+                        </a:prstGeom>
+                        <a:solidFill>
+                          <a:srgbClr val="FF00FF"/>
+                        </a:solidFill>
+                        <a:ln cap="flat" cmpd="sng" w="9525">
+                          <a:solidFill>
+                            <a:srgbClr val="000000"/>
+                          </a:solidFill>
+                          <a:prstDash val="solid"/>
+                          <a:round/>
+                          <a:headEnd len="sm" w="sm" type="none"/>
+                          <a:tailEnd len="sm" w="sm" type="none"/>
+                        </a:ln>
+                      </wps:spPr>
+                      <wps:txbx>
+                        <w:txbxContent>
+                          <w:p>
+                            <w:pPr>
+                              <w:spacing w:after="0" w:before="0" w:line="240"/>
+                              <w:ind w:left="0" w:right="0" w:firstLine="0"/>
+                              <w:jc w:val="center"/>
+                              <w:textDirection w:val="btLr"/>
+                            </w:pPr>
+                          </w:p>
+                        </w:txbxContent>
+                      </wps:txbx>
+                      <wps:bodyPr anchorCtr="0" anchor="ctr" bIns="91425" lIns="91425" spcFirstLastPara="1" rIns="91425" wrap="square" tIns="91425">
+                        <a:noAutofit/>
+                      </wps:bodyPr>
+                    </wps:wsp>
+                  </a:graphicData>
+                </a:graphic>
+              </wp:anchor>
+            </w:drawing>
+          </mc:Choice>
+          <mc:Fallback>
+            <w:drawing>
+              <wp:anchor allowOverlap="1" behindDoc="0" distB="114300" distT="114300" distL="114300" distR="114300" hidden="0" layoutInCell="1" locked="0" relativeHeight="0" simplePos="0">
+                <wp:simplePos x="0" y="0"/>
+                <wp:positionH relativeFrom="column">
+                  <wp:posOffset>2286000</wp:posOffset>
+                </wp:positionH>
+                <wp:positionV relativeFrom="paragraph">
+                  <wp:posOffset>2486025</wp:posOffset>
+                </wp:positionV>
+                <wp:extent cx="609600" cy="342900"/>
+                <wp:effectExtent b="0" l="0" r="0" t="0"/>
+                <wp:wrapNone/>
+                <wp:docPr id="11" name="image28.png"/>
+                <a:graphic>
+                  <a:graphicData uri="http://schemas.openxmlformats.org/drawingml/2006/picture">
+                    <pic:pic>
+                      <pic:nvPicPr>
+                        <pic:cNvPr id="0" name="image28.png"/>
+                        <pic:cNvPicPr preferRelativeResize="0"/>
+                      </pic:nvPicPr>
+                      <pic:blipFill>
+                        <a:blip r:embed="rId7"/>
+                        <a:srcRect/>
+                        <a:stretch>
+                          <a:fillRect/>
+                        </a:stretch>
+                      </pic:blipFill>
+                      <pic:spPr>
+                        <a:xfrm>
+                          <a:off x="0" y="0"/>
+                          <a:ext cx="609600" cy="342900"/>
+                        </a:xfrm>
+                        <a:prstGeom prst="rect"/>
+                        <a:ln/>
+                      </pic:spPr>
+                    </pic:pic>
+                  </a:graphicData>
+                </a:graphic>
+              </wp:anchor>
+            </w:drawing>
+          </mc:Fallback>
+        </mc:AlternateContent>
+      </w:r>
+    </w:p>
+    <w:p>
+      <w:pPr>
+        <w:spacing w:after="240" w:lineRule="auto"/>
+        <w:jc w:val="both"/>
+        <w:rPr>
+          <w:rFonts w:ascii="Times New Roman" w:cs="Times New Roman" w:eastAsia="Times New Roman" w:hAnsi="Times New Roman"/>
+        </w:rPr>
+      </w:pPr>
+      <w:r>
+        <w:rPr>
+          <w:rtl w:val="0"/>
+        </w:rPr>
+      </w:r>
+    </w:p>
+    <w:p>
+      <w:pPr>
+        <w:spacing w:after="240" w:lineRule="auto"/>
+        <w:jc w:val="both"/>
+        <w:rPr>
+          <w:rFonts w:ascii="Times New Roman" w:cs="Times New Roman" w:eastAsia="Times New Roman" w:hAnsi="Times New Roman"/>
+        </w:rPr>
+      </w:pPr>
+      <w:r>
+        <w:rPr>
+          <w:rtl w:val="0"/>
+        </w:rPr>
+      </w:r>
+    </w:p>
+    <w:p>
+      <w:pPr>
+        <w:spacing w:after="240" w:lineRule="auto"/>
+        <w:jc w:val="both"/>
+        <w:rPr>
+          <w:rFonts w:ascii="Times New Roman" w:cs="Times New Roman" w:eastAsia="Times New Roman" w:hAnsi="Times New Roman"/>
+        </w:rPr>
+      </w:pPr>
+      <w:r>
+        <w:rPr>
+          <w:rFonts w:ascii="Times New Roman" w:cs="Times New Roman" w:eastAsia="Times New Roman" w:hAnsi="Times New Roman"/>
+        </w:rPr>
+        <mc:AlternateContent>
+          <mc:Choice Requires="wpg">
+            <w:drawing>
+              <wp:anchor allowOverlap="1" behindDoc="1" distB="114300" distT="114300" distL="114300" distR="114300" hidden="0" layoutInCell="1" locked="0" relativeHeight="0" simplePos="0">
+                <wp:simplePos x="0" y="0"/>
+                <wp:positionH relativeFrom="page">
+                  <wp:posOffset>2571750</wp:posOffset>
+                </wp:positionH>
+                <wp:positionV relativeFrom="page">
+                  <wp:posOffset>8873392</wp:posOffset>
+                </wp:positionV>
+                <wp:extent cx="5057775" cy="339646"/>
+                <wp:effectExtent b="0" l="0" r="0" t="0"/>
+                <wp:wrapNone/>
+                <wp:docPr id="6" name=""/>
+                <a:graphic>
+                  <a:graphicData uri="http://schemas.microsoft.com/office/word/2010/wordprocessingGroup">
+                    <wpg:wgp>
+                      <wpg:cNvGrpSpPr/>
+                      <wpg:grpSpPr>
+                        <a:xfrm>
+                          <a:off x="1108475" y="570475"/>
+                          <a:ext cx="5057775" cy="339646"/>
+                          <a:chOff x="1108475" y="570475"/>
+                          <a:chExt cx="6511525" cy="420500"/>
+                        </a:xfrm>
+                      </wpg:grpSpPr>
+                      <wps:wsp>
+                        <wps:cNvSpPr txBox="1"/>
+                        <wps:cNvPr id="3" name="Shape 3"/>
+                        <wps:spPr>
+                          <a:xfrm>
+                            <a:off x="1890100" y="590775"/>
+                            <a:ext cx="5733300" cy="400200"/>
+                          </a:xfrm>
+                          <a:prstGeom prst="rect">
+                            <a:avLst/>
+                          </a:prstGeom>
+                          <a:noFill/>
+                          <a:ln>
+                            <a:noFill/>
+                          </a:ln>
+                        </wps:spPr>
+                        <wps:txbx>
+                          <w:txbxContent>
+                            <w:p>
+                              <w:pPr>
+                                <w:spacing w:after="0" w:before="0" w:line="240"/>
+                                <w:ind w:left="0" w:right="0" w:firstLine="0"/>
+                                <w:jc w:val="left"/>
+                                <w:textDirection w:val="btLr"/>
+                              </w:pPr>
+                            </w:p>
+                          </w:txbxContent>
+                        </wps:txbx>
+                        <wps:bodyPr anchorCtr="0" anchor="t" bIns="91425" lIns="91425" spcFirstLastPara="1" rIns="91425" wrap="square" tIns="91425">
+                          <a:spAutoFit/>
+                        </wps:bodyPr>
+                      </wps:wsp>
+                      <wps:wsp>
+                        <wps:cNvSpPr txBox="1"/>
+                        <wps:cNvPr id="4" name="Shape 4"/>
+                        <wps:spPr>
+                          <a:xfrm>
+                            <a:off x="1108475" y="570475"/>
+                            <a:ext cx="1015200" cy="324900"/>
+                          </a:xfrm>
+                          <a:prstGeom prst="rect">
+                            <a:avLst/>
+                          </a:prstGeom>
+                          <a:noFill/>
+                          <a:ln>
+                            <a:noFill/>
+                          </a:ln>
+                        </wps:spPr>
+                        <wps:txbx>
+                          <w:txbxContent>
+                            <w:p>
+                              <w:pPr>
+                                <w:spacing w:after="0" w:before="0" w:line="240"/>
+                                <w:ind w:left="0" w:right="0" w:firstLine="0"/>
+                                <w:jc w:val="left"/>
+                                <w:textDirection w:val="btLr"/>
+                              </w:pPr>
+                              <w:r>
+                                <w:rPr>
+                                  <w:rFonts w:ascii="Arial" w:cs="Arial" w:eastAsia="Arial" w:hAnsi="Arial"/>
+                                  <w:b w:val="0"/>
+                                  <w:i w:val="0"/>
+                                  <w:smallCaps w:val="0"/>
+                                  <w:strike w:val="0"/>
+                                  <w:color w:val="000000"/>
+                                  <w:sz w:val="28"/>
+                                  <w:vertAlign w:val="baseline"/>
+                                </w:rPr>
+                                <w:t xml:space="preserve">figura. 15</w:t>
+                              </w:r>
+                            </w:p>
+                          </w:txbxContent>
+                        </wps:txbx>
+                        <wps:bodyPr anchorCtr="0" anchor="t" bIns="91425" lIns="91425" spcFirstLastPara="1" rIns="91425" wrap="square" tIns="91425">
+                          <a:noAutofit/>
+                        </wps:bodyPr>
+                      </wps:wsp>
+                    </wpg:wgp>
+                  </a:graphicData>
+                </a:graphic>
+              </wp:anchor>
+            </w:drawing>
+          </mc:Choice>
+          <mc:Fallback>
+            <w:drawing>
+              <wp:anchor allowOverlap="1" behindDoc="1" distB="114300" distT="114300" distL="114300" distR="114300" hidden="0" layoutInCell="1" locked="0" relativeHeight="0" simplePos="0">
+                <wp:simplePos x="0" y="0"/>
+                <wp:positionH relativeFrom="page">
+                  <wp:posOffset>2571750</wp:posOffset>
+                </wp:positionH>
+                <wp:positionV relativeFrom="page">
+                  <wp:posOffset>8873392</wp:posOffset>
+                </wp:positionV>
+                <wp:extent cx="5057775" cy="339646"/>
+                <wp:effectExtent b="0" l="0" r="0" t="0"/>
+                <wp:wrapNone/>
+                <wp:docPr id="6" name="image21.png"/>
+                <a:graphic>
+                  <a:graphicData uri="http://schemas.openxmlformats.org/drawingml/2006/picture">
+                    <pic:pic>
+                      <pic:nvPicPr>
+                        <pic:cNvPr id="0" name="image21.png"/>
+                        <pic:cNvPicPr preferRelativeResize="0"/>
+                      </pic:nvPicPr>
+                      <pic:blipFill>
+                        <a:blip r:embed="rId7"/>
+                        <a:srcRect/>
+                        <a:stretch>
+                          <a:fillRect/>
+                        </a:stretch>
+                      </pic:blipFill>
+                      <pic:spPr>
+                        <a:xfrm>
+                          <a:off x="0" y="0"/>
+                          <a:ext cx="5057775" cy="339646"/>
+                        </a:xfrm>
+                        <a:prstGeom prst="rect"/>
+                        <a:ln/>
+                      </pic:spPr>
+                    </pic:pic>
+                  </a:graphicData>
+                </a:graphic>
+              </wp:anchor>
+            </w:drawing>
+          </mc:Fallback>
+        </mc:AlternateContent>
+      </w:r>
+      <w:r>
+        <w:rPr>
+          <w:rFonts w:ascii="Times New Roman" w:cs="Times New Roman" w:eastAsia="Times New Roman" w:hAnsi="Times New Roman"/>
+        </w:rPr>
+        <w:drawing>
+          <wp:inline distB="114300" distT="114300" distL="114300" distR="114300">
+            <wp:extent cx="5853113" cy="2905125"/>
+            <wp:effectExtent b="0" l="0" r="0" t="0"/>
+            <wp:docPr id="52" name="image22.png"/>
+            <a:graphic>
+              <a:graphicData uri="http://schemas.openxmlformats.org/drawingml/2006/picture">
+                <pic:pic>
+                  <pic:nvPicPr>
+                    <pic:cNvPr id="0" name="image22.png"/>
+                    <pic:cNvPicPr preferRelativeResize="0"/>
+                  </pic:nvPicPr>
+                  <pic:blipFill>
+                    <a:blip r:embed="rId22"/>
+                    <a:srcRect b="0" l="0" r="0" t="0"/>
+                    <a:stretch>
+                      <a:fillRect/>
+                    </a:stretch>
+                  </pic:blipFill>
+                  <pic:spPr>
+                    <a:xfrm>
+                      <a:off x="0" y="0"/>
+                      <a:ext cx="5853113" cy="2905125"/>
+                    </a:xfrm>
+                    <a:prstGeom prst="rect"/>
+                    <a:ln/>
+                  </pic:spPr>
+                </pic:pic>
+              </a:graphicData>
+            </a:graphic>
+          </wp:inline>
+        </w:drawing>
+      </w:r>
+      <w:r>
+        <w:rPr>
+          <w:rtl w:val="0"/>
+        </w:rPr>
+      </w:r>
+    </w:p>
+    <w:p>
+      <w:pPr>
+        <w:spacing w:after="240" w:lineRule="auto"/>
+        <w:jc w:val="both"/>
+        <w:rPr>
+          <w:rFonts w:ascii="Times New Roman" w:cs="Times New Roman" w:eastAsia="Times New Roman" w:hAnsi="Times New Roman"/>
+        </w:rPr>
+      </w:pPr>
+      <w:r>
+        <w:rPr>
+          <w:rtl w:val="0"/>
+        </w:rPr>
+      </w:r>
+    </w:p>
+    <w:p>
+      <w:pPr>
+        <w:pStyle w:val="Heading2"/>
+        <w:keepNext w:val="0"/>
+        <w:keepLines w:val="0"/>
+        <w:spacing w:after="80" w:before="0" w:lineRule="auto"/>
+        <w:jc w:val="both"/>
+        <w:rPr>
+          <w:rFonts w:ascii="Times New Roman" w:cs="Times New Roman" w:eastAsia="Times New Roman" w:hAnsi="Times New Roman"/>
+          <w:b w:val="1"/>
+          <w:bCs w:val="1"/>
+          <w:sz w:val="22"/>
+          <w:szCs w:val="22"/>
+        </w:rPr>
+      </w:pPr>
+      <w:bookmarkStart w:colFirst="0" w:colLast="0" w:name="_p0zp3eiynco6" w:id="14"/>
+      <w:bookmarkEnd w:id="14"/>
+      <w:r>
+        <w:rPr>
+          <w:rtl w:val="0"/>
+        </w:rPr>
+      </w:r>
+    </w:p>
+    <w:p>
+      <w:pPr>
+        <w:pStyle w:val="Heading2"/>
+        <w:keepNext w:val="0"/>
+        <w:keepLines w:val="0"/>
+        <w:spacing w:after="80" w:before="0" w:lineRule="auto"/>
+        <w:jc w:val="both"/>
+        <w:rPr>
+          <w:rFonts w:ascii="Times New Roman" w:cs="Times New Roman" w:eastAsia="Times New Roman" w:hAnsi="Times New Roman"/>
+          <w:b w:val="1"/>
+          <w:bCs w:val="1"/>
+          <w:sz w:val="22"/>
+          <w:szCs w:val="22"/>
+        </w:rPr>
+      </w:pPr>
+      <w:bookmarkStart w:colFirst="0" w:colLast="0" w:name="_zcxxtktyv64w" w:id="15"/>
+      <w:bookmarkEnd w:id="15"/>
+      <w:r>
+        <w:rPr>
+          <w:rFonts w:ascii="Times New Roman" w:cs="Times New Roman" w:eastAsia="Times New Roman" w:hAnsi="Times New Roman"/>
+          <w:b w:val="1"/>
+          <w:bCs w:val="1"/>
+          <w:sz w:val="22"/>
+          <w:szCs w:val="22"/>
+          <w:rtl w:val="0"/>
+        </w:rPr>
+        <w:t xml:space="preserve">Funcionalidad 6: Panel de Administración y Moderación</w:t>
+      </w:r>
+    </w:p>
+    <w:p>
+      <w:pPr>
+        <w:spacing w:after="240" w:lineRule="auto"/>
+        <w:jc w:val="both"/>
+        <w:rPr>
+          <w:rFonts w:ascii="Times New Roman" w:cs="Times New Roman" w:eastAsia="Times New Roman" w:hAnsi="Times New Roman"/>
+        </w:rPr>
+      </w:pPr>
+      <w:r>
+        <w:rPr>
+          <w:rFonts w:ascii="Times New Roman" w:cs="Times New Roman" w:eastAsia="Times New Roman" w:hAnsi="Times New Roman"/>
+          <w:rtl w:val="0"/>
+        </w:rPr>
+        <w:t xml:space="preserve">Esta vista es de acceso exclusivo para usuarios con rol </w:t>
+      </w:r>
+      <w:r>
+        <w:rPr>
+          <w:rFonts w:ascii="Times New Roman" w:cs="Times New Roman" w:eastAsia="Times New Roman" w:hAnsi="Times New Roman"/>
+          <w:rtl w:val="0"/>
+        </w:rPr>
+        <w:t xml:space="preserve">Administrator</w:t>
+      </w:r>
+      <w:r>
+        <w:rPr>
+          <w:rFonts w:ascii="Times New Roman" w:cs="Times New Roman" w:eastAsia="Times New Roman" w:hAnsi="Times New Roman"/>
+          <w:rtl w:val="0"/>
+        </w:rPr>
+        <w:t xml:space="preserve"> y permite gestionar el estado global del sistema.</w:t>
+      </w:r>
+    </w:p>
+    <w:p>
+      <w:pPr>
+        <w:spacing w:after="240" w:lineRule="auto"/>
+        <w:jc w:val="both"/>
+        <w:rPr>
+          <w:rFonts w:ascii="Times New Roman" w:cs="Times New Roman" w:eastAsia="Times New Roman" w:hAnsi="Times New Roman"/>
+        </w:rPr>
+      </w:pPr>
+      <w:r>
+        <w:rPr>
+          <w:rFonts w:ascii="Times New Roman" w:cs="Times New Roman" w:eastAsia="Times New Roman" w:hAnsi="Times New Roman"/>
+          <w:rtl w:val="0"/>
+        </w:rPr>
+        <w:t xml:space="preserve">La Figura 16 muestra el módulo de gestión de categorías, permitiendo crear, editar o eliminar categorías del catálogo. La Figura 17 ilustra la sección de moderación de subastas, donde el administrador puede dar de baja una subasta especificando un motivo o forzar manualmente el cierre de subastas vencidas. La Figura 18 demuestra el control de usuarios, permitiendo la suspensión o rehabilitación de cuentas. Finalmente, la Figura 19 enseña la consulta inmutable de los registros de auditoría (</w:t>
+      </w:r>
+      <w:r>
+        <w:rPr>
+          <w:rFonts w:ascii="Times New Roman" w:cs="Times New Roman" w:eastAsia="Times New Roman" w:hAnsi="Times New Roman"/>
+          <w:i w:val="1"/>
+          <w:iCs w:val="1"/>
+          <w:rtl w:val="0"/>
+        </w:rPr>
+        <w:t xml:space="preserve">Audit Logs</w:t>
+      </w:r>
+      <w:r>
+        <w:rPr>
+          <w:rFonts w:ascii="Times New Roman" w:cs="Times New Roman" w:eastAsia="Times New Roman" w:hAnsi="Times New Roman"/>
+          <w:rtl w:val="0"/>
+        </w:rPr>
+        <w:t xml:space="preserve">) y del libro mayor (</w:t>
+      </w:r>
+      <w:r>
+        <w:rPr>
+          <w:rFonts w:ascii="Times New Roman" w:cs="Times New Roman" w:eastAsia="Times New Roman" w:hAnsi="Times New Roman"/>
+          <w:i w:val="1"/>
+          <w:iCs w:val="1"/>
+          <w:rtl w:val="0"/>
+        </w:rPr>
+        <w:t xml:space="preserve">Ledger</w:t>
+      </w:r>
+      <w:r>
+        <w:rPr>
+          <w:rFonts w:ascii="Times New Roman" w:cs="Times New Roman" w:eastAsia="Times New Roman" w:hAnsi="Times New Roman"/>
+          <w:rtl w:val="0"/>
+        </w:rPr>
+        <w:t xml:space="preserve">) global de transacciones.</w:t>
+      </w:r>
+    </w:p>
+    <w:p>
+      <w:pPr>
+        <w:spacing w:after="240" w:lineRule="auto"/>
+        <w:jc w:val="both"/>
+        <w:rPr>
+          <w:rFonts w:ascii="Times New Roman" w:cs="Times New Roman" w:eastAsia="Times New Roman" w:hAnsi="Times New Roman"/>
+        </w:rPr>
+      </w:pPr>
+      <w:r>
+        <w:rPr>
+          <w:rFonts w:ascii="Times New Roman" w:cs="Times New Roman" w:eastAsia="Times New Roman" w:hAnsi="Times New Roman"/>
+        </w:rPr>
+        <mc:AlternateContent>
+          <mc:Choice Requires="wpg">
+            <w:drawing>
+              <wp:anchor allowOverlap="1" behindDoc="1" distB="114300" distT="114300" distL="114300" distR="114300" hidden="0" layoutInCell="1" locked="0" relativeHeight="0" simplePos="0">
+                <wp:simplePos x="0" y="0"/>
+                <wp:positionH relativeFrom="page">
+                  <wp:posOffset>3333750</wp:posOffset>
+                </wp:positionH>
+                <wp:positionV relativeFrom="page">
+                  <wp:posOffset>5834928</wp:posOffset>
+                </wp:positionV>
+                <wp:extent cx="5057775" cy="339646"/>
+                <wp:effectExtent b="0" l="0" r="0" t="0"/>
+                <wp:wrapNone/>
+                <wp:docPr id="10" name=""/>
+                <a:graphic>
+                  <a:graphicData uri="http://schemas.microsoft.com/office/word/2010/wordprocessingGroup">
+                    <wpg:wgp>
+                      <wpg:cNvGrpSpPr/>
+                      <wpg:grpSpPr>
+                        <a:xfrm>
+                          <a:off x="1108475" y="570475"/>
+                          <a:ext cx="5057775" cy="339646"/>
+                          <a:chOff x="1108475" y="570475"/>
+                          <a:chExt cx="6511525" cy="420500"/>
+                        </a:xfrm>
+                      </wpg:grpSpPr>
+                      <wps:wsp>
+                        <wps:cNvSpPr txBox="1"/>
+                        <wps:cNvPr id="3" name="Shape 3"/>
+                        <wps:spPr>
+                          <a:xfrm>
+                            <a:off x="1890100" y="590775"/>
+                            <a:ext cx="5733300" cy="400200"/>
+                          </a:xfrm>
+                          <a:prstGeom prst="rect">
+                            <a:avLst/>
+                          </a:prstGeom>
+                          <a:noFill/>
+                          <a:ln>
+                            <a:noFill/>
+                          </a:ln>
+                        </wps:spPr>
+                        <wps:txbx>
+                          <w:txbxContent>
+                            <w:p>
+                              <w:pPr>
+                                <w:spacing w:after="0" w:before="0" w:line="240"/>
+                                <w:ind w:left="0" w:right="0" w:firstLine="0"/>
+                                <w:jc w:val="left"/>
+                                <w:textDirection w:val="btLr"/>
+                              </w:pPr>
+                            </w:p>
+                          </w:txbxContent>
+                        </wps:txbx>
+                        <wps:bodyPr anchorCtr="0" anchor="t" bIns="91425" lIns="91425" spcFirstLastPara="1" rIns="91425" wrap="square" tIns="91425">
+                          <a:spAutoFit/>
+                        </wps:bodyPr>
+                      </wps:wsp>
+                      <wps:wsp>
+                        <wps:cNvSpPr txBox="1"/>
+                        <wps:cNvPr id="4" name="Shape 4"/>
+                        <wps:spPr>
+                          <a:xfrm>
+                            <a:off x="1108475" y="570475"/>
+                            <a:ext cx="1015200" cy="324900"/>
+                          </a:xfrm>
+                          <a:prstGeom prst="rect">
+                            <a:avLst/>
+                          </a:prstGeom>
+                          <a:noFill/>
+                          <a:ln>
+                            <a:noFill/>
+                          </a:ln>
+                        </wps:spPr>
+                        <wps:txbx>
+                          <w:txbxContent>
+                            <w:p>
+                              <w:pPr>
+                                <w:spacing w:after="0" w:before="0" w:line="240"/>
+                                <w:ind w:left="0" w:right="0" w:firstLine="0"/>
+                                <w:jc w:val="left"/>
+                                <w:textDirection w:val="btLr"/>
+                              </w:pPr>
+                              <w:r>
+                                <w:rPr>
+                                  <w:rFonts w:ascii="Arial" w:cs="Arial" w:eastAsia="Arial" w:hAnsi="Arial"/>
+                                  <w:b w:val="0"/>
+                                  <w:i w:val="0"/>
+                                  <w:smallCaps w:val="0"/>
+                                  <w:strike w:val="0"/>
+                                  <w:color w:val="000000"/>
+                                  <w:sz w:val="28"/>
+                                  <w:vertAlign w:val="baseline"/>
+                                </w:rPr>
+                                <w:t xml:space="preserve">figura. 16</w:t>
+                              </w:r>
+                            </w:p>
+                          </w:txbxContent>
+                        </wps:txbx>
+                        <wps:bodyPr anchorCtr="0" anchor="t" bIns="91425" lIns="91425" spcFirstLastPara="1" rIns="91425" wrap="square" tIns="91425">
+                          <a:noAutofit/>
+                        </wps:bodyPr>
+                      </wps:wsp>
+                    </wpg:wgp>
+                  </a:graphicData>
+                </a:graphic>
+              </wp:anchor>
+            </w:drawing>
+          </mc:Choice>
+          <mc:Fallback>
+            <w:drawing>
+              <wp:anchor allowOverlap="1" behindDoc="1" distB="114300" distT="114300" distL="114300" distR="114300" hidden="0" layoutInCell="1" locked="0" relativeHeight="0" simplePos="0">
+                <wp:simplePos x="0" y="0"/>
+                <wp:positionH relativeFrom="page">
+                  <wp:posOffset>3333750</wp:posOffset>
+                </wp:positionH>
+                <wp:positionV relativeFrom="page">
+                  <wp:posOffset>5834928</wp:posOffset>
+                </wp:positionV>
+                <wp:extent cx="5057775" cy="339646"/>
+                <wp:effectExtent b="0" l="0" r="0" t="0"/>
+                <wp:wrapNone/>
+                <wp:docPr id="10" name="image27.png"/>
+                <a:graphic>
+                  <a:graphicData uri="http://schemas.openxmlformats.org/drawingml/2006/picture">
+                    <pic:pic>
+                      <pic:nvPicPr>
+                        <pic:cNvPr id="0" name="image27.png"/>
+                        <pic:cNvPicPr preferRelativeResize="0"/>
+                      </pic:nvPicPr>
+                      <pic:blipFill>
+                        <a:blip r:embed="rId7"/>
+                        <a:srcRect/>
+                        <a:stretch>
+                          <a:fillRect/>
+                        </a:stretch>
+                      </pic:blipFill>
+                      <pic:spPr>
+                        <a:xfrm>
+                          <a:off x="0" y="0"/>
+                          <a:ext cx="5057775" cy="339646"/>
+                        </a:xfrm>
+                        <a:prstGeom prst="rect"/>
+                        <a:ln/>
+                      </pic:spPr>
+                    </pic:pic>
+                  </a:graphicData>
+                </a:graphic>
+              </wp:anchor>
+            </w:drawing>
+          </mc:Fallback>
+        </mc:AlternateContent>
+      </w:r>
+      <w:r>
+        <w:rPr>
+          <w:rFonts w:ascii="Times New Roman" w:cs="Times New Roman" w:eastAsia="Times New Roman" w:hAnsi="Times New Roman"/>
+        </w:rPr>
+        <w:drawing>
+          <wp:inline distB="114300" distT="114300" distL="114300" distR="114300">
+            <wp:extent cx="5734050" cy="2716687"/>
+            <wp:effectExtent b="0" l="0" r="0" t="0"/>
+            <wp:docPr id="43" name="image8.png"/>
+            <a:graphic>
+              <a:graphicData uri="http://schemas.openxmlformats.org/drawingml/2006/picture">
+                <pic:pic>
+                  <pic:nvPicPr>
+                    <pic:cNvPr id="0" name="image8.png"/>
+                    <pic:cNvPicPr preferRelativeResize="0"/>
+                  </pic:nvPicPr>
+                  <pic:blipFill>
+                    <a:blip r:embed="rId23"/>
+                    <a:srcRect b="0" l="0" r="0" t="0"/>
+                    <a:stretch>
+                      <a:fillRect/>
+                    </a:stretch>
+                  </pic:blipFill>
+                  <pic:spPr>
+                    <a:xfrm>
+                      <a:off x="0" y="0"/>
+                      <a:ext cx="5734050" cy="2716687"/>
+                    </a:xfrm>
+                    <a:prstGeom prst="rect"/>
+                    <a:ln/>
+                  </pic:spPr>
+                </pic:pic>
+              </a:graphicData>
+            </a:graphic>
+          </wp:inline>
+        </w:drawing>
+      </w:r>
+      <w:r>
+        <w:rPr>
+          <w:rtl w:val="0"/>
+        </w:rPr>
+      </w:r>
+      <w:r>
+        <mc:AlternateContent>
+          <mc:Choice Requires="wpg">
+            <w:drawing>
+              <wp:anchor allowOverlap="1" behindDoc="0" distB="114300" distT="114300" distL="114300" distR="114300" hidden="0" layoutInCell="1" locked="0" relativeHeight="0" simplePos="0">
+                <wp:simplePos x="0" y="0"/>
+                <wp:positionH relativeFrom="column">
+                  <wp:posOffset>1057275</wp:posOffset>
+                </wp:positionH>
+                <wp:positionV relativeFrom="paragraph">
+                  <wp:posOffset>962025</wp:posOffset>
+                </wp:positionV>
+                <wp:extent cx="2871788" cy="428625"/>
+                <wp:effectExtent b="0" l="0" r="0" t="0"/>
+                <wp:wrapNone/>
+                <wp:docPr id="17" name=""/>
+                <a:graphic>
+                  <a:graphicData uri="http://schemas.microsoft.com/office/word/2010/wordprocessingShape">
+                    <wps:wsp>
+                      <wps:cNvSpPr/>
+                      <wps:cNvPr id="2" name="Shape 2"/>
+                      <wps:spPr>
+                        <a:xfrm rot="10800000">
+                          <a:off x="2571825" y="1320950"/>
+                          <a:ext cx="1391100" cy="310200"/>
+                        </a:xfrm>
+                        <a:prstGeom prst="notchedRightArrow">
+                          <a:avLst>
+                            <a:gd fmla="val 50000" name="adj1"/>
+                            <a:gd fmla="val 50000" name="adj2"/>
+                          </a:avLst>
+                        </a:prstGeom>
+                        <a:solidFill>
+                          <a:srgbClr val="FF0000"/>
+                        </a:solidFill>
+                        <a:ln cap="flat" cmpd="sng" w="9525">
+                          <a:solidFill>
+                            <a:srgbClr val="000000"/>
+                          </a:solidFill>
+                          <a:prstDash val="solid"/>
+                          <a:round/>
+                          <a:headEnd len="sm" w="sm" type="none"/>
+                          <a:tailEnd len="sm" w="sm" type="none"/>
+                        </a:ln>
+                      </wps:spPr>
+                      <wps:txbx>
+                        <w:txbxContent>
+                          <w:p>
+                            <w:pPr>
+                              <w:spacing w:after="0" w:before="0" w:line="240"/>
+                              <w:ind w:left="0" w:right="0" w:firstLine="0"/>
+                              <w:jc w:val="center"/>
+                              <w:textDirection w:val="btLr"/>
+                            </w:pPr>
+                          </w:p>
+                        </w:txbxContent>
+                      </wps:txbx>
+                      <wps:bodyPr anchorCtr="0" anchor="ctr" bIns="91425" lIns="91425" spcFirstLastPara="1" rIns="91425" wrap="square" tIns="91425">
+                        <a:noAutofit/>
+                      </wps:bodyPr>
+                    </wps:wsp>
+                  </a:graphicData>
+                </a:graphic>
+              </wp:anchor>
+            </w:drawing>
+          </mc:Choice>
+          <mc:Fallback>
+            <w:drawing>
+              <wp:anchor allowOverlap="1" behindDoc="0" distB="114300" distT="114300" distL="114300" distR="114300" hidden="0" layoutInCell="1" locked="0" relativeHeight="0" simplePos="0">
+                <wp:simplePos x="0" y="0"/>
+                <wp:positionH relativeFrom="column">
+                  <wp:posOffset>1057275</wp:posOffset>
+                </wp:positionH>
+                <wp:positionV relativeFrom="paragraph">
+                  <wp:posOffset>962025</wp:posOffset>
+                </wp:positionV>
+                <wp:extent cx="2871788" cy="428625"/>
+                <wp:effectExtent b="0" l="0" r="0" t="0"/>
+                <wp:wrapNone/>
+                <wp:docPr id="17" name="image34.png"/>
+                <a:graphic>
+                  <a:graphicData uri="http://schemas.openxmlformats.org/drawingml/2006/picture">
+                    <pic:pic>
+                      <pic:nvPicPr>
+                        <pic:cNvPr id="0" name="image34.png"/>
+                        <pic:cNvPicPr preferRelativeResize="0"/>
+                      </pic:nvPicPr>
+                      <pic:blipFill>
+                        <a:blip r:embed="rId7"/>
+                        <a:srcRect/>
+                        <a:stretch>
+                          <a:fillRect/>
+                        </a:stretch>
+                      </pic:blipFill>
+                      <pic:spPr>
+                        <a:xfrm>
+                          <a:off x="0" y="0"/>
+                          <a:ext cx="2871788" cy="428625"/>
+                        </a:xfrm>
+                        <a:prstGeom prst="rect"/>
+                        <a:ln/>
+                      </pic:spPr>
+                    </pic:pic>
+                  </a:graphicData>
+                </a:graphic>
+              </wp:anchor>
+            </w:drawing>
+          </mc:Fallback>
+        </mc:AlternateContent>
+      </w:r>
+    </w:p>
+    <w:p>
+      <w:pPr>
+        <w:spacing w:after="240" w:lineRule="auto"/>
+        <w:jc w:val="both"/>
+        <w:rPr>
+          <w:rFonts w:ascii="Times New Roman" w:cs="Times New Roman" w:eastAsia="Times New Roman" w:hAnsi="Times New Roman"/>
+        </w:rPr>
+      </w:pPr>
+      <w:r>
+        <w:rPr>
+          <w:rFonts w:ascii="Times New Roman" w:cs="Times New Roman" w:eastAsia="Times New Roman" w:hAnsi="Times New Roman"/>
+        </w:rPr>
+        <mc:AlternateContent>
+          <mc:Choice Requires="wpg">
+            <w:drawing>
+              <wp:anchor allowOverlap="1" behindDoc="1" distB="114300" distT="114300" distL="114300" distR="114300" hidden="0" layoutInCell="1" locked="0" relativeHeight="0" simplePos="0">
+                <wp:simplePos x="0" y="0"/>
+                <wp:positionH relativeFrom="page">
+                  <wp:posOffset>2838450</wp:posOffset>
+                </wp:positionH>
+                <wp:positionV relativeFrom="page">
+                  <wp:posOffset>9434700</wp:posOffset>
+                </wp:positionV>
+                <wp:extent cx="5057775" cy="339646"/>
+                <wp:effectExtent b="0" l="0" r="0" t="0"/>
+                <wp:wrapNone/>
+                <wp:docPr id="16" name=""/>
+                <a:graphic>
+                  <a:graphicData uri="http://schemas.microsoft.com/office/word/2010/wordprocessingGroup">
+                    <wpg:wgp>
+                      <wpg:cNvGrpSpPr/>
+                      <wpg:grpSpPr>
+                        <a:xfrm>
+                          <a:off x="1108475" y="570475"/>
+                          <a:ext cx="5057775" cy="339646"/>
+                          <a:chOff x="1108475" y="570475"/>
+                          <a:chExt cx="6511525" cy="420500"/>
+                        </a:xfrm>
+                      </wpg:grpSpPr>
+                      <wps:wsp>
+                        <wps:cNvSpPr txBox="1"/>
+                        <wps:cNvPr id="3" name="Shape 3"/>
+                        <wps:spPr>
+                          <a:xfrm>
+                            <a:off x="1890100" y="590775"/>
+                            <a:ext cx="5733300" cy="400200"/>
+                          </a:xfrm>
+                          <a:prstGeom prst="rect">
+                            <a:avLst/>
+                          </a:prstGeom>
+                          <a:noFill/>
+                          <a:ln>
+                            <a:noFill/>
+                          </a:ln>
+                        </wps:spPr>
+                        <wps:txbx>
+                          <w:txbxContent>
+                            <w:p>
+                              <w:pPr>
+                                <w:spacing w:after="0" w:before="0" w:line="240"/>
+                                <w:ind w:left="0" w:right="0" w:firstLine="0"/>
+                                <w:jc w:val="left"/>
+                                <w:textDirection w:val="btLr"/>
+                              </w:pPr>
+                            </w:p>
+                          </w:txbxContent>
+                        </wps:txbx>
+                        <wps:bodyPr anchorCtr="0" anchor="t" bIns="91425" lIns="91425" spcFirstLastPara="1" rIns="91425" wrap="square" tIns="91425">
+                          <a:spAutoFit/>
+                        </wps:bodyPr>
+                      </wps:wsp>
+                      <wps:wsp>
+                        <wps:cNvSpPr txBox="1"/>
+                        <wps:cNvPr id="4" name="Shape 4"/>
+                        <wps:spPr>
+                          <a:xfrm>
+                            <a:off x="1108475" y="570475"/>
+                            <a:ext cx="1015200" cy="324900"/>
+                          </a:xfrm>
+                          <a:prstGeom prst="rect">
+                            <a:avLst/>
+                          </a:prstGeom>
+                          <a:noFill/>
+                          <a:ln>
+                            <a:noFill/>
+                          </a:ln>
+                        </wps:spPr>
+                        <wps:txbx>
+                          <w:txbxContent>
+                            <w:p>
+                              <w:pPr>
+                                <w:spacing w:after="0" w:before="0" w:line="240"/>
+                                <w:ind w:left="0" w:right="0" w:firstLine="0"/>
+                                <w:jc w:val="left"/>
+                                <w:textDirection w:val="btLr"/>
+                              </w:pPr>
+                              <w:r>
+                                <w:rPr>
+                                  <w:rFonts w:ascii="Arial" w:cs="Arial" w:eastAsia="Arial" w:hAnsi="Arial"/>
+                                  <w:b w:val="0"/>
+                                  <w:i w:val="0"/>
+                                  <w:smallCaps w:val="0"/>
+                                  <w:strike w:val="0"/>
+                                  <w:color w:val="000000"/>
+                                  <w:sz w:val="28"/>
+                                  <w:vertAlign w:val="baseline"/>
+                                </w:rPr>
+                                <w:t xml:space="preserve">figura. 17</w:t>
+                              </w:r>
+                            </w:p>
+                          </w:txbxContent>
+                        </wps:txbx>
+                        <wps:bodyPr anchorCtr="0" anchor="t" bIns="91425" lIns="91425" spcFirstLastPara="1" rIns="91425" wrap="square" tIns="91425">
+                          <a:noAutofit/>
+                        </wps:bodyPr>
+                      </wps:wsp>
+                    </wpg:wgp>
+                  </a:graphicData>
+                </a:graphic>
+              </wp:anchor>
+            </w:drawing>
+          </mc:Choice>
+          <mc:Fallback>
+            <w:drawing>
+              <wp:anchor allowOverlap="1" behindDoc="1" distB="114300" distT="114300" distL="114300" distR="114300" hidden="0" layoutInCell="1" locked="0" relativeHeight="0" simplePos="0">
+                <wp:simplePos x="0" y="0"/>
+                <wp:positionH relativeFrom="page">
+                  <wp:posOffset>2838450</wp:posOffset>
+                </wp:positionH>
+                <wp:positionV relativeFrom="page">
+                  <wp:posOffset>9434700</wp:posOffset>
+                </wp:positionV>
+                <wp:extent cx="5057775" cy="339646"/>
+                <wp:effectExtent b="0" l="0" r="0" t="0"/>
+                <wp:wrapNone/>
+                <wp:docPr id="16" name="image33.png"/>
+                <a:graphic>
+                  <a:graphicData uri="http://schemas.openxmlformats.org/drawingml/2006/picture">
+                    <pic:pic>
+                      <pic:nvPicPr>
+                        <pic:cNvPr id="0" name="image33.png"/>
+                        <pic:cNvPicPr preferRelativeResize="0"/>
+                      </pic:nvPicPr>
+                      <pic:blipFill>
+                        <a:blip r:embed="rId7"/>
+                        <a:srcRect/>
+                        <a:stretch>
+                          <a:fillRect/>
+                        </a:stretch>
+                      </pic:blipFill>
+                      <pic:spPr>
+                        <a:xfrm>
+                          <a:off x="0" y="0"/>
+                          <a:ext cx="5057775" cy="339646"/>
+                        </a:xfrm>
+                        <a:prstGeom prst="rect"/>
+                        <a:ln/>
+                      </pic:spPr>
+                    </pic:pic>
+                  </a:graphicData>
+                </a:graphic>
+              </wp:anchor>
+            </w:drawing>
+          </mc:Fallback>
+        </mc:AlternateContent>
+      </w:r>
+      <w:r>
+        <w:rPr>
+          <w:rFonts w:ascii="Times New Roman" w:cs="Times New Roman" w:eastAsia="Times New Roman" w:hAnsi="Times New Roman"/>
+        </w:rPr>
+        <w:drawing>
+          <wp:inline distB="114300" distT="114300" distL="114300" distR="114300">
+            <wp:extent cx="5734050" cy="3167197"/>
+            <wp:effectExtent b="0" l="0" r="0" t="0"/>
+            <wp:docPr id="36" name="image4.png"/>
+            <a:graphic>
+              <a:graphicData uri="http://schemas.openxmlformats.org/drawingml/2006/picture">
+                <pic:pic>
+                  <pic:nvPicPr>
+                    <pic:cNvPr id="0" name="image4.png"/>
+                    <pic:cNvPicPr preferRelativeResize="0"/>
+                  </pic:nvPicPr>
+                  <pic:blipFill>
+                    <a:blip r:embed="rId24"/>
+                    <a:srcRect b="0" l="0" r="0" t="0"/>
+                    <a:stretch>
+                      <a:fillRect/>
+                    </a:stretch>
+                  </pic:blipFill>
+                  <pic:spPr>
+                    <a:xfrm>
+                      <a:off x="0" y="0"/>
+                      <a:ext cx="5734050" cy="3167197"/>
+                    </a:xfrm>
+                    <a:prstGeom prst="rect"/>
+                    <a:ln/>
+                  </pic:spPr>
+                </pic:pic>
+              </a:graphicData>
+            </a:graphic>
+          </wp:inline>
+        </w:drawing>
+      </w:r>
+      <w:r>
+        <w:rPr>
+          <w:rtl w:val="0"/>
+        </w:rPr>
+      </w:r>
+      <w:r>
+        <mc:AlternateContent>
+          <mc:Choice Requires="wpg">
+            <w:drawing>
+              <wp:anchor allowOverlap="1" behindDoc="0" distB="114300" distT="114300" distL="114300" distR="114300" hidden="0" layoutInCell="1" locked="0" relativeHeight="0" simplePos="0">
+                <wp:simplePos x="0" y="0"/>
+                <wp:positionH relativeFrom="column">
+                  <wp:posOffset>2019300</wp:posOffset>
+                </wp:positionH>
+                <wp:positionV relativeFrom="paragraph">
+                  <wp:posOffset>1028700</wp:posOffset>
+                </wp:positionV>
+                <wp:extent cx="2871788" cy="428625"/>
+                <wp:effectExtent b="0" l="0" r="0" t="0"/>
+                <wp:wrapNone/>
+                <wp:docPr id="20" name=""/>
+                <a:graphic>
+                  <a:graphicData uri="http://schemas.microsoft.com/office/word/2010/wordprocessingShape">
+                    <wps:wsp>
+                      <wps:cNvSpPr/>
+                      <wps:cNvPr id="2" name="Shape 2"/>
+                      <wps:spPr>
+                        <a:xfrm rot="10800000">
+                          <a:off x="2571825" y="1320950"/>
+                          <a:ext cx="1391100" cy="310200"/>
+                        </a:xfrm>
+                        <a:prstGeom prst="notchedRightArrow">
+                          <a:avLst>
+                            <a:gd fmla="val 50000" name="adj1"/>
+                            <a:gd fmla="val 50000" name="adj2"/>
+                          </a:avLst>
+                        </a:prstGeom>
+                        <a:solidFill>
+                          <a:srgbClr val="FF0000"/>
+                        </a:solidFill>
+                        <a:ln cap="flat" cmpd="sng" w="9525">
+                          <a:solidFill>
+                            <a:srgbClr val="000000"/>
+                          </a:solidFill>
+                          <a:prstDash val="solid"/>
+                          <a:round/>
+                          <a:headEnd len="sm" w="sm" type="none"/>
+                          <a:tailEnd len="sm" w="sm" type="none"/>
+                        </a:ln>
+                      </wps:spPr>
+                      <wps:txbx>
+                        <w:txbxContent>
+                          <w:p>
+                            <w:pPr>
+                              <w:spacing w:after="0" w:before="0" w:line="240"/>
+                              <w:ind w:left="0" w:right="0" w:firstLine="0"/>
+                              <w:jc w:val="center"/>
+                              <w:textDirection w:val="btLr"/>
+                            </w:pPr>
+                          </w:p>
+                        </w:txbxContent>
+                      </wps:txbx>
+                      <wps:bodyPr anchorCtr="0" anchor="ctr" bIns="91425" lIns="91425" spcFirstLastPara="1" rIns="91425" wrap="square" tIns="91425">
+                        <a:noAutofit/>
+                      </wps:bodyPr>
+                    </wps:wsp>
+                  </a:graphicData>
+                </a:graphic>
+              </wp:anchor>
+            </w:drawing>
+          </mc:Choice>
+          <mc:Fallback>
+            <w:drawing>
+              <wp:anchor allowOverlap="1" behindDoc="0" distB="114300" distT="114300" distL="114300" distR="114300" hidden="0" layoutInCell="1" locked="0" relativeHeight="0" simplePos="0">
+                <wp:simplePos x="0" y="0"/>
+                <wp:positionH relativeFrom="column">
+                  <wp:posOffset>2019300</wp:posOffset>
+                </wp:positionH>
+                <wp:positionV relativeFrom="paragraph">
+                  <wp:posOffset>1028700</wp:posOffset>
+                </wp:positionV>
+                <wp:extent cx="2871788" cy="428625"/>
+                <wp:effectExtent b="0" l="0" r="0" t="0"/>
+                <wp:wrapNone/>
+                <wp:docPr id="20" name="image42.png"/>
+                <a:graphic>
+                  <a:graphicData uri="http://schemas.openxmlformats.org/drawingml/2006/picture">
+                    <pic:pic>
+                      <pic:nvPicPr>
+                        <pic:cNvPr id="0" name="image42.png"/>
+                        <pic:cNvPicPr preferRelativeResize="0"/>
+                      </pic:nvPicPr>
+                      <pic:blipFill>
+                        <a:blip r:embed="rId7"/>
+                        <a:srcRect/>
+                        <a:stretch>
+                          <a:fillRect/>
+                        </a:stretch>
+                      </pic:blipFill>
+                      <pic:spPr>
+                        <a:xfrm>
+                          <a:off x="0" y="0"/>
+                          <a:ext cx="2871788" cy="428625"/>
+                        </a:xfrm>
+                        <a:prstGeom prst="rect"/>
+                        <a:ln/>
+                      </pic:spPr>
+                    </pic:pic>
+                  </a:graphicData>
+                </a:graphic>
+              </wp:anchor>
+            </w:drawing>
+          </mc:Fallback>
+        </mc:AlternateContent>
+      </w:r>
+    </w:p>
+    <w:p>
+      <w:pPr>
+        <w:spacing w:after="240" w:lineRule="auto"/>
+        <w:jc w:val="both"/>
+        <w:rPr>
+          <w:rFonts w:ascii="Times New Roman" w:cs="Times New Roman" w:eastAsia="Times New Roman" w:hAnsi="Times New Roman"/>
+        </w:rPr>
+      </w:pPr>
+      <w:r>
+        <w:rPr>
+          <w:rFonts w:ascii="Times New Roman" w:cs="Times New Roman" w:eastAsia="Times New Roman" w:hAnsi="Times New Roman"/>
+        </w:rPr>
+        <mc:AlternateContent>
+          <mc:Choice Requires="wpg">
+            <w:drawing>
+              <wp:anchor allowOverlap="1" behindDoc="1" distB="114300" distT="114300" distL="114300" distR="114300" hidden="0" layoutInCell="1" locked="0" relativeHeight="0" simplePos="0">
+                <wp:simplePos x="0" y="0"/>
+                <wp:positionH relativeFrom="page">
+                  <wp:posOffset>3152775</wp:posOffset>
+                </wp:positionH>
+                <wp:positionV relativeFrom="page">
+                  <wp:posOffset>4588215</wp:posOffset>
+                </wp:positionV>
+                <wp:extent cx="5057775" cy="339646"/>
+                <wp:effectExtent b="0" l="0" r="0" t="0"/>
+                <wp:wrapNone/>
+                <wp:docPr id="25" name=""/>
+                <a:graphic>
+                  <a:graphicData uri="http://schemas.microsoft.com/office/word/2010/wordprocessingGroup">
+                    <wpg:wgp>
+                      <wpg:cNvGrpSpPr/>
+                      <wpg:grpSpPr>
+                        <a:xfrm>
+                          <a:off x="1108475" y="570475"/>
+                          <a:ext cx="5057775" cy="339646"/>
+                          <a:chOff x="1108475" y="570475"/>
+                          <a:chExt cx="6511525" cy="420500"/>
+                        </a:xfrm>
+                      </wpg:grpSpPr>
+                      <wps:wsp>
+                        <wps:cNvSpPr txBox="1"/>
+                        <wps:cNvPr id="3" name="Shape 3"/>
+                        <wps:spPr>
+                          <a:xfrm>
+                            <a:off x="1890100" y="590775"/>
+                            <a:ext cx="5733300" cy="400200"/>
+                          </a:xfrm>
+                          <a:prstGeom prst="rect">
+                            <a:avLst/>
+                          </a:prstGeom>
+                          <a:noFill/>
+                          <a:ln>
+                            <a:noFill/>
+                          </a:ln>
+                        </wps:spPr>
+                        <wps:txbx>
+                          <w:txbxContent>
+                            <w:p>
+                              <w:pPr>
+                                <w:spacing w:after="0" w:before="0" w:line="240"/>
+                                <w:ind w:left="0" w:right="0" w:firstLine="0"/>
+                                <w:jc w:val="left"/>
+                                <w:textDirection w:val="btLr"/>
+                              </w:pPr>
+                            </w:p>
+                          </w:txbxContent>
+                        </wps:txbx>
+                        <wps:bodyPr anchorCtr="0" anchor="t" bIns="91425" lIns="91425" spcFirstLastPara="1" rIns="91425" wrap="square" tIns="91425">
+                          <a:spAutoFit/>
+                        </wps:bodyPr>
+                      </wps:wsp>
+                      <wps:wsp>
+                        <wps:cNvSpPr txBox="1"/>
+                        <wps:cNvPr id="4" name="Shape 4"/>
+                        <wps:spPr>
+                          <a:xfrm>
+                            <a:off x="1108475" y="570475"/>
+                            <a:ext cx="1015200" cy="324900"/>
+                          </a:xfrm>
+                          <a:prstGeom prst="rect">
+                            <a:avLst/>
+                          </a:prstGeom>
+                          <a:noFill/>
+                          <a:ln>
+                            <a:noFill/>
+                          </a:ln>
+                        </wps:spPr>
+                        <wps:txbx>
+                          <w:txbxContent>
+                            <w:p>
+                              <w:pPr>
+                                <w:spacing w:after="0" w:before="0" w:line="240"/>
+                                <w:ind w:left="0" w:right="0" w:firstLine="0"/>
+                                <w:jc w:val="left"/>
+                                <w:textDirection w:val="btLr"/>
+                              </w:pPr>
+                              <w:r>
+                                <w:rPr>
+                                  <w:rFonts w:ascii="Arial" w:cs="Arial" w:eastAsia="Arial" w:hAnsi="Arial"/>
+                                  <w:b w:val="0"/>
+                                  <w:i w:val="0"/>
+                                  <w:smallCaps w:val="0"/>
+                                  <w:strike w:val="0"/>
+                                  <w:color w:val="000000"/>
+                                  <w:sz w:val="28"/>
+                                  <w:vertAlign w:val="baseline"/>
+                                </w:rPr>
+                                <w:t xml:space="preserve">figura. 18</w:t>
+                              </w:r>
+                            </w:p>
+                          </w:txbxContent>
+                        </wps:txbx>
+                        <wps:bodyPr anchorCtr="0" anchor="t" bIns="91425" lIns="91425" spcFirstLastPara="1" rIns="91425" wrap="square" tIns="91425">
+                          <a:noAutofit/>
+                        </wps:bodyPr>
+                      </wps:wsp>
+                    </wpg:wgp>
+                  </a:graphicData>
+                </a:graphic>
+              </wp:anchor>
+            </w:drawing>
+          </mc:Choice>
+          <mc:Fallback>
+            <w:drawing>
+              <wp:anchor allowOverlap="1" behindDoc="1" distB="114300" distT="114300" distL="114300" distR="114300" hidden="0" layoutInCell="1" locked="0" relativeHeight="0" simplePos="0">
+                <wp:simplePos x="0" y="0"/>
+                <wp:positionH relativeFrom="page">
+                  <wp:posOffset>3152775</wp:posOffset>
+                </wp:positionH>
+                <wp:positionV relativeFrom="page">
+                  <wp:posOffset>4588215</wp:posOffset>
+                </wp:positionV>
+                <wp:extent cx="5057775" cy="339646"/>
+                <wp:effectExtent b="0" l="0" r="0" t="0"/>
+                <wp:wrapNone/>
+                <wp:docPr id="25" name="image48.png"/>
+                <a:graphic>
+                  <a:graphicData uri="http://schemas.openxmlformats.org/drawingml/2006/picture">
+                    <pic:pic>
+                      <pic:nvPicPr>
+                        <pic:cNvPr id="0" name="image48.png"/>
+                        <pic:cNvPicPr preferRelativeResize="0"/>
+                      </pic:nvPicPr>
+                      <pic:blipFill>
+                        <a:blip r:embed="rId7"/>
+                        <a:srcRect/>
+                        <a:stretch>
+                          <a:fillRect/>
+                        </a:stretch>
+                      </pic:blipFill>
+                      <pic:spPr>
+                        <a:xfrm>
+                          <a:off x="0" y="0"/>
+                          <a:ext cx="5057775" cy="339646"/>
+                        </a:xfrm>
+                        <a:prstGeom prst="rect"/>
+                        <a:ln/>
+                      </pic:spPr>
+                    </pic:pic>
+                  </a:graphicData>
+                </a:graphic>
+              </wp:anchor>
+            </w:drawing>
+          </mc:Fallback>
+        </mc:AlternateContent>
+      </w:r>
+      <w:r>
+        <w:rPr>
+          <w:rFonts w:ascii="Times New Roman" w:cs="Times New Roman" w:eastAsia="Times New Roman" w:hAnsi="Times New Roman"/>
+        </w:rPr>
+        <w:drawing>
+          <wp:inline distB="114300" distT="114300" distL="114300" distR="114300">
+            <wp:extent cx="5731200" cy="3556000"/>
+            <wp:effectExtent b="0" l="0" r="0" t="0"/>
+            <wp:docPr id="35" name="image2.png"/>
+            <a:graphic>
+              <a:graphicData uri="http://schemas.openxmlformats.org/drawingml/2006/picture">
+                <pic:pic>
+                  <pic:nvPicPr>
+                    <pic:cNvPr id="0" name="image2.png"/>
+                    <pic:cNvPicPr preferRelativeResize="0"/>
+                  </pic:nvPicPr>
+                  <pic:blipFill>
+                    <a:blip r:embed="rId25"/>
+                    <a:srcRect b="0" l="0" r="0" t="0"/>
+                    <a:stretch>
+                      <a:fillRect/>
+                    </a:stretch>
+                  </pic:blipFill>
+                  <pic:spPr>
+                    <a:xfrm>
+                      <a:off x="0" y="0"/>
+                      <a:ext cx="5731200" cy="3556000"/>
+                    </a:xfrm>
+                    <a:prstGeom prst="rect"/>
+                    <a:ln/>
+                  </pic:spPr>
+                </pic:pic>
+              </a:graphicData>
+            </a:graphic>
+          </wp:inline>
+        </w:drawing>
+      </w:r>
+      <w:r>
+        <w:rPr>
+          <w:rtl w:val="0"/>
+        </w:rPr>
+      </w:r>
+      <w:r>
+        <mc:AlternateContent>
+          <mc:Choice Requires="wpg">
+            <w:drawing>
+              <wp:anchor allowOverlap="1" behindDoc="0" distB="114300" distT="114300" distL="114300" distR="114300" hidden="0" layoutInCell="1" locked="0" relativeHeight="0" simplePos="0">
+                <wp:simplePos x="0" y="0"/>
+                <wp:positionH relativeFrom="column">
+                  <wp:posOffset>3019425</wp:posOffset>
+                </wp:positionH>
+                <wp:positionV relativeFrom="paragraph">
+                  <wp:posOffset>1066800</wp:posOffset>
+                </wp:positionV>
+                <wp:extent cx="1824038" cy="428625"/>
+                <wp:effectExtent b="0" l="0" r="0" t="0"/>
+                <wp:wrapNone/>
+                <wp:docPr id="5" name=""/>
+                <a:graphic>
+                  <a:graphicData uri="http://schemas.microsoft.com/office/word/2010/wordprocessingShape">
+                    <wps:wsp>
+                      <wps:cNvSpPr/>
+                      <wps:cNvPr id="2" name="Shape 2"/>
+                      <wps:spPr>
+                        <a:xfrm rot="10800000">
+                          <a:off x="2571825" y="1320950"/>
+                          <a:ext cx="1391100" cy="310200"/>
+                        </a:xfrm>
+                        <a:prstGeom prst="notchedRightArrow">
+                          <a:avLst>
+                            <a:gd fmla="val 50000" name="adj1"/>
+                            <a:gd fmla="val 50000" name="adj2"/>
+                          </a:avLst>
+                        </a:prstGeom>
+                        <a:solidFill>
+                          <a:srgbClr val="FF0000"/>
+                        </a:solidFill>
+                        <a:ln cap="flat" cmpd="sng" w="9525">
+                          <a:solidFill>
+                            <a:srgbClr val="000000"/>
+                          </a:solidFill>
+                          <a:prstDash val="solid"/>
+                          <a:round/>
+                          <a:headEnd len="sm" w="sm" type="none"/>
+                          <a:tailEnd len="sm" w="sm" type="none"/>
+                        </a:ln>
+                      </wps:spPr>
+                      <wps:txbx>
+                        <w:txbxContent>
+                          <w:p>
+                            <w:pPr>
+                              <w:spacing w:after="0" w:before="0" w:line="240"/>
+                              <w:ind w:left="0" w:right="0" w:firstLine="0"/>
+                              <w:jc w:val="center"/>
+                              <w:textDirection w:val="btLr"/>
+                            </w:pPr>
+                          </w:p>
+                        </w:txbxContent>
+                      </wps:txbx>
+                      <wps:bodyPr anchorCtr="0" anchor="ctr" bIns="91425" lIns="91425" spcFirstLastPara="1" rIns="91425" wrap="square" tIns="91425">
+                        <a:noAutofit/>
+                      </wps:bodyPr>
+                    </wps:wsp>
+                  </a:graphicData>
+                </a:graphic>
+              </wp:anchor>
+            </w:drawing>
+          </mc:Choice>
+          <mc:Fallback>
+            <w:drawing>
+              <wp:anchor allowOverlap="1" behindDoc="0" distB="114300" distT="114300" distL="114300" distR="114300" hidden="0" layoutInCell="1" locked="0" relativeHeight="0" simplePos="0">
+                <wp:simplePos x="0" y="0"/>
+                <wp:positionH relativeFrom="column">
+                  <wp:posOffset>3019425</wp:posOffset>
+                </wp:positionH>
+                <wp:positionV relativeFrom="paragraph">
+                  <wp:posOffset>1066800</wp:posOffset>
+                </wp:positionV>
+                <wp:extent cx="1824038" cy="428625"/>
+                <wp:effectExtent b="0" l="0" r="0" t="0"/>
+                <wp:wrapNone/>
+                <wp:docPr id="5" name="image20.png"/>
+                <a:graphic>
+                  <a:graphicData uri="http://schemas.openxmlformats.org/drawingml/2006/picture">
+                    <pic:pic>
+                      <pic:nvPicPr>
+                        <pic:cNvPr id="0" name="image20.png"/>
+                        <pic:cNvPicPr preferRelativeResize="0"/>
+                      </pic:nvPicPr>
+                      <pic:blipFill>
+                        <a:blip r:embed="rId7"/>
+                        <a:srcRect/>
+                        <a:stretch>
+                          <a:fillRect/>
+                        </a:stretch>
+                      </pic:blipFill>
+                      <pic:spPr>
+                        <a:xfrm>
+                          <a:off x="0" y="0"/>
+                          <a:ext cx="1824038" cy="428625"/>
+                        </a:xfrm>
+                        <a:prstGeom prst="rect"/>
+                        <a:ln/>
+                      </pic:spPr>
+                    </pic:pic>
+                  </a:graphicData>
+                </a:graphic>
+              </wp:anchor>
+            </w:drawing>
+          </mc:Fallback>
+        </mc:AlternateContent>
+      </w:r>
+    </w:p>
+    <w:p>
+      <w:pPr>
+        <w:spacing w:after="240" w:lineRule="auto"/>
+        <w:jc w:val="both"/>
+        <w:rPr>
+          <w:rFonts w:ascii="Times New Roman" w:cs="Times New Roman" w:eastAsia="Times New Roman" w:hAnsi="Times New Roman"/>
+        </w:rPr>
+      </w:pPr>
+      <w:r>
+        <w:rPr>
+          <w:rtl w:val="0"/>
+        </w:rPr>
+      </w:r>
+    </w:p>
+    <w:p>
+      <w:pPr>
+        <w:spacing w:after="240" w:lineRule="auto"/>
+        <w:jc w:val="both"/>
+        <w:rPr>
+          <w:rFonts w:ascii="Times New Roman" w:cs="Times New Roman" w:eastAsia="Times New Roman" w:hAnsi="Times New Roman"/>
+        </w:rPr>
+      </w:pPr>
+      <w:r>
+        <w:rPr>
+          <w:rFonts w:ascii="Times New Roman" w:cs="Times New Roman" w:eastAsia="Times New Roman" w:hAnsi="Times New Roman"/>
+        </w:rPr>
+        <mc:AlternateContent>
+          <mc:Choice Requires="wpg">
+            <w:drawing>
+              <wp:anchor allowOverlap="1" behindDoc="1" distB="114300" distT="114300" distL="114300" distR="114300" hidden="0" layoutInCell="1" locked="0" relativeHeight="0" simplePos="0">
+                <wp:simplePos x="0" y="0"/>
+                <wp:positionH relativeFrom="page">
+                  <wp:posOffset>3152775</wp:posOffset>
+                </wp:positionH>
+                <wp:positionV relativeFrom="page">
+                  <wp:posOffset>9083880</wp:posOffset>
+                </wp:positionV>
+                <wp:extent cx="5057775" cy="339646"/>
+                <wp:effectExtent b="0" l="0" r="0" t="0"/>
+                <wp:wrapNone/>
+                <wp:docPr id="30" name=""/>
+                <a:graphic>
+                  <a:graphicData uri="http://schemas.microsoft.com/office/word/2010/wordprocessingGroup">
+                    <wpg:wgp>
+                      <wpg:cNvGrpSpPr/>
+                      <wpg:grpSpPr>
+                        <a:xfrm>
+                          <a:off x="1108475" y="570475"/>
+                          <a:ext cx="5057775" cy="339646"/>
+                          <a:chOff x="1108475" y="570475"/>
+                          <a:chExt cx="6511525" cy="420500"/>
+                        </a:xfrm>
+                      </wpg:grpSpPr>
+                      <wps:wsp>
+                        <wps:cNvSpPr txBox="1"/>
+                        <wps:cNvPr id="3" name="Shape 3"/>
+                        <wps:spPr>
+                          <a:xfrm>
+                            <a:off x="1890100" y="590775"/>
+                            <a:ext cx="5733300" cy="400200"/>
+                          </a:xfrm>
+                          <a:prstGeom prst="rect">
+                            <a:avLst/>
+                          </a:prstGeom>
+                          <a:noFill/>
+                          <a:ln>
+                            <a:noFill/>
+                          </a:ln>
+                        </wps:spPr>
+                        <wps:txbx>
+                          <w:txbxContent>
+                            <w:p>
+                              <w:pPr>
+                                <w:spacing w:after="0" w:before="0" w:line="240"/>
+                                <w:ind w:left="0" w:right="0" w:firstLine="0"/>
+                                <w:jc w:val="left"/>
+                                <w:textDirection w:val="btLr"/>
+                              </w:pPr>
+                            </w:p>
+                          </w:txbxContent>
+                        </wps:txbx>
+                        <wps:bodyPr anchorCtr="0" anchor="t" bIns="91425" lIns="91425" spcFirstLastPara="1" rIns="91425" wrap="square" tIns="91425">
+                          <a:spAutoFit/>
+                        </wps:bodyPr>
+                      </wps:wsp>
+                      <wps:wsp>
+                        <wps:cNvSpPr txBox="1"/>
+                        <wps:cNvPr id="4" name="Shape 4"/>
+                        <wps:spPr>
+                          <a:xfrm>
+                            <a:off x="1108475" y="570475"/>
+                            <a:ext cx="1015200" cy="324900"/>
+                          </a:xfrm>
+                          <a:prstGeom prst="rect">
+                            <a:avLst/>
+                          </a:prstGeom>
+                          <a:noFill/>
+                          <a:ln>
+                            <a:noFill/>
+                          </a:ln>
+                        </wps:spPr>
+                        <wps:txbx>
+                          <w:txbxContent>
+                            <w:p>
+                              <w:pPr>
+                                <w:spacing w:after="0" w:before="0" w:line="240"/>
+                                <w:ind w:left="0" w:right="0" w:firstLine="0"/>
+                                <w:jc w:val="left"/>
+                                <w:textDirection w:val="btLr"/>
+                              </w:pPr>
+                              <w:r>
+                                <w:rPr>
+                                  <w:rFonts w:ascii="Arial" w:cs="Arial" w:eastAsia="Arial" w:hAnsi="Arial"/>
+                                  <w:b w:val="0"/>
+                                  <w:i w:val="0"/>
+                                  <w:smallCaps w:val="0"/>
+                                  <w:strike w:val="0"/>
+                                  <w:color w:val="000000"/>
+                                  <w:sz w:val="28"/>
+                                  <w:vertAlign w:val="baseline"/>
+                                </w:rPr>
+                                <w:t xml:space="preserve">figura. 19</w:t>
+                              </w:r>
+                            </w:p>
+                          </w:txbxContent>
+                        </wps:txbx>
+                        <wps:bodyPr anchorCtr="0" anchor="t" bIns="91425" lIns="91425" spcFirstLastPara="1" rIns="91425" wrap="square" tIns="91425">
+                          <a:noAutofit/>
+                        </wps:bodyPr>
+                      </wps:wsp>
+                    </wpg:wgp>
+                  </a:graphicData>
+                </a:graphic>
+              </wp:anchor>
+            </w:drawing>
+          </mc:Choice>
+          <mc:Fallback>
+            <w:drawing>
+              <wp:anchor allowOverlap="1" behindDoc="1" distB="114300" distT="114300" distL="114300" distR="114300" hidden="0" layoutInCell="1" locked="0" relativeHeight="0" simplePos="0">
+                <wp:simplePos x="0" y="0"/>
+                <wp:positionH relativeFrom="page">
+                  <wp:posOffset>3152775</wp:posOffset>
+                </wp:positionH>
+                <wp:positionV relativeFrom="page">
+                  <wp:posOffset>9083880</wp:posOffset>
+                </wp:positionV>
+                <wp:extent cx="5057775" cy="339646"/>
+                <wp:effectExtent b="0" l="0" r="0" t="0"/>
+                <wp:wrapNone/>
+                <wp:docPr id="30" name="image55.png"/>
+                <a:graphic>
+                  <a:graphicData uri="http://schemas.openxmlformats.org/drawingml/2006/picture">
+                    <pic:pic>
+                      <pic:nvPicPr>
+                        <pic:cNvPr id="0" name="image55.png"/>
+                        <pic:cNvPicPr preferRelativeResize="0"/>
+                      </pic:nvPicPr>
+                      <pic:blipFill>
+                        <a:blip r:embed="rId7"/>
+                        <a:srcRect/>
+                        <a:stretch>
+                          <a:fillRect/>
+                        </a:stretch>
+                      </pic:blipFill>
+                      <pic:spPr>
+                        <a:xfrm>
+                          <a:off x="0" y="0"/>
+                          <a:ext cx="5057775" cy="339646"/>
+                        </a:xfrm>
+                        <a:prstGeom prst="rect"/>
+                        <a:ln/>
+                      </pic:spPr>
+                    </pic:pic>
+                  </a:graphicData>
+                </a:graphic>
+              </wp:anchor>
+            </w:drawing>
+          </mc:Fallback>
+        </mc:AlternateContent>
+      </w:r>
+      <w:r>
+        <w:rPr>
+          <w:rFonts w:ascii="Times New Roman" w:cs="Times New Roman" w:eastAsia="Times New Roman" w:hAnsi="Times New Roman"/>
+        </w:rPr>
+        <w:drawing>
+          <wp:inline distB="114300" distT="114300" distL="114300" distR="114300">
+            <wp:extent cx="5731200" cy="3695700"/>
+            <wp:effectExtent b="0" l="0" r="0" t="0"/>
+            <wp:docPr id="37" name="image3.png"/>
+            <a:graphic>
+              <a:graphicData uri="http://schemas.openxmlformats.org/drawingml/2006/picture">
+                <pic:pic>
+                  <pic:nvPicPr>
+                    <pic:cNvPr id="0" name="image3.png"/>
+                    <pic:cNvPicPr preferRelativeResize="0"/>
+                  </pic:nvPicPr>
+                  <pic:blipFill>
+                    <a:blip r:embed="rId26"/>
+                    <a:srcRect b="0" l="0" r="0" t="0"/>
+                    <a:stretch>
+                      <a:fillRect/>
+                    </a:stretch>
+                  </pic:blipFill>
+                  <pic:spPr>
+                    <a:xfrm>
+                      <a:off x="0" y="0"/>
+                      <a:ext cx="5731200" cy="3695700"/>
+                    </a:xfrm>
+                    <a:prstGeom prst="rect"/>
+                    <a:ln/>
+                  </pic:spPr>
+                </pic:pic>
+              </a:graphicData>
+            </a:graphic>
+          </wp:inline>
+        </w:drawing>
+      </w:r>
+      <w:r>
+        <w:rPr>
+          <w:rtl w:val="0"/>
+        </w:rPr>
+      </w:r>
+      <w:r>
+        <mc:AlternateContent>
+          <mc:Choice Requires="wpg">
+            <w:drawing>
+              <wp:anchor allowOverlap="1" behindDoc="0" distB="114300" distT="114300" distL="114300" distR="114300" hidden="0" layoutInCell="1" locked="0" relativeHeight="0" simplePos="0">
+                <wp:simplePos x="0" y="0"/>
+                <wp:positionH relativeFrom="column">
+                  <wp:posOffset>1247775</wp:posOffset>
+                </wp:positionH>
+                <wp:positionV relativeFrom="paragraph">
+                  <wp:posOffset>514350</wp:posOffset>
+                </wp:positionV>
+                <wp:extent cx="1366838" cy="276225"/>
+                <wp:effectExtent b="0" l="0" r="0" t="0"/>
+                <wp:wrapNone/>
+                <wp:docPr id="1" name=""/>
+                <a:graphic>
+                  <a:graphicData uri="http://schemas.microsoft.com/office/word/2010/wordprocessingShape">
+                    <wps:wsp>
+                      <wps:cNvSpPr/>
+                      <wps:cNvPr id="2" name="Shape 2"/>
+                      <wps:spPr>
+                        <a:xfrm rot="10800000">
+                          <a:off x="2571825" y="1320950"/>
+                          <a:ext cx="1391100" cy="310200"/>
+                        </a:xfrm>
+                        <a:prstGeom prst="notchedRightArrow">
+                          <a:avLst>
+                            <a:gd fmla="val 50000" name="adj1"/>
+                            <a:gd fmla="val 50000" name="adj2"/>
+                          </a:avLst>
+                        </a:prstGeom>
+                        <a:solidFill>
+                          <a:srgbClr val="FF0000"/>
+                        </a:solidFill>
+                        <a:ln cap="flat" cmpd="sng" w="9525">
+                          <a:solidFill>
+                            <a:srgbClr val="000000"/>
+                          </a:solidFill>
+                          <a:prstDash val="solid"/>
+                          <a:round/>
+                          <a:headEnd len="sm" w="sm" type="none"/>
+                          <a:tailEnd len="sm" w="sm" type="none"/>
+                        </a:ln>
+                      </wps:spPr>
+                      <wps:txbx>
+                        <w:txbxContent>
+                          <w:p>
+                            <w:pPr>
+                              <w:spacing w:after="0" w:before="0" w:line="240"/>
+                              <w:ind w:left="0" w:right="0" w:firstLine="0"/>
+                              <w:jc w:val="center"/>
+                              <w:textDirection w:val="btLr"/>
+                            </w:pPr>
+                          </w:p>
+                        </w:txbxContent>
+                      </wps:txbx>
+                      <wps:bodyPr anchorCtr="0" anchor="ctr" bIns="91425" lIns="91425" spcFirstLastPara="1" rIns="91425" wrap="square" tIns="91425">
+                        <a:noAutofit/>
+                      </wps:bodyPr>
+                    </wps:wsp>
+                  </a:graphicData>
+                </a:graphic>
+              </wp:anchor>
+            </w:drawing>
+          </mc:Choice>
+          <mc:Fallback>
+            <w:drawing>
+              <wp:anchor allowOverlap="1" behindDoc="0" distB="114300" distT="114300" distL="114300" distR="114300" hidden="0" layoutInCell="1" locked="0" relativeHeight="0" simplePos="0">
+                <wp:simplePos x="0" y="0"/>
+                <wp:positionH relativeFrom="column">
+                  <wp:posOffset>1247775</wp:posOffset>
+                </wp:positionH>
+                <wp:positionV relativeFrom="paragraph">
+                  <wp:posOffset>514350</wp:posOffset>
+                </wp:positionV>
+                <wp:extent cx="1366838" cy="276225"/>
+                <wp:effectExtent b="0" l="0" r="0" t="0"/>
+                <wp:wrapNone/>
+                <wp:docPr id="1" name="image11.png"/>
+                <a:graphic>
+                  <a:graphicData uri="http://schemas.openxmlformats.org/drawingml/2006/picture">
+                    <pic:pic>
+                      <pic:nvPicPr>
+                        <pic:cNvPr id="0" name="image11.png"/>
+                        <pic:cNvPicPr preferRelativeResize="0"/>
+                      </pic:nvPicPr>
+                      <pic:blipFill>
+                        <a:blip r:embed="rId7"/>
+                        <a:srcRect/>
+                        <a:stretch>
+                          <a:fillRect/>
+                        </a:stretch>
+                      </pic:blipFill>
+                      <pic:spPr>
+                        <a:xfrm>
+                          <a:off x="0" y="0"/>
+                          <a:ext cx="1366838" cy="276225"/>
+                        </a:xfrm>
+                        <a:prstGeom prst="rect"/>
+                        <a:ln/>
+                      </pic:spPr>
+                    </pic:pic>
+                  </a:graphicData>
+                </a:graphic>
+              </wp:anchor>
+            </w:drawing>
+          </mc:Fallback>
+        </mc:AlternateContent>
+      </w:r>
+    </w:p>
+    <w:p>
+      <w:pPr>
+        <w:spacing w:after="240" w:lineRule="auto"/>
+        <w:jc w:val="both"/>
+        <w:rPr>
+          <w:rFonts w:ascii="Times New Roman" w:cs="Times New Roman" w:eastAsia="Times New Roman" w:hAnsi="Times New Roman"/>
+        </w:rPr>
+      </w:pPr>
+      <w:r>
+        <w:rPr>
+          <w:rtl w:val="0"/>
+        </w:rPr>
+      </w:r>
+    </w:p>
+    <w:p>
+      <w:pPr>
+        <w:spacing w:after="240" w:lineRule="auto"/>
+        <w:jc w:val="both"/>
+        <w:rPr>
+          <w:rFonts w:ascii="Times New Roman" w:cs="Times New Roman" w:eastAsia="Times New Roman" w:hAnsi="Times New Roman"/>
+        </w:rPr>
+      </w:pPr>
+      <w:r>
+        <w:rPr>
+          <w:rFonts w:ascii="Times New Roman" w:cs="Times New Roman" w:eastAsia="Times New Roman" w:hAnsi="Times New Roman"/>
+        </w:rPr>
+        <mc:AlternateContent>
+          <mc:Choice Requires="wpg">
+            <w:drawing>
+              <wp:anchor allowOverlap="1" behindDoc="1" distB="114300" distT="114300" distL="114300" distR="114300" hidden="0" layoutInCell="1" locked="0" relativeHeight="0" simplePos="0">
+                <wp:simplePos x="0" y="0"/>
+                <wp:positionH relativeFrom="page">
+                  <wp:posOffset>3267075</wp:posOffset>
+                </wp:positionH>
+                <wp:positionV relativeFrom="page">
+                  <wp:posOffset>4769190</wp:posOffset>
+                </wp:positionV>
+                <wp:extent cx="5057775" cy="339646"/>
+                <wp:effectExtent b="0" l="0" r="0" t="0"/>
+                <wp:wrapNone/>
+                <wp:docPr id="13" name=""/>
+                <a:graphic>
+                  <a:graphicData uri="http://schemas.microsoft.com/office/word/2010/wordprocessingGroup">
+                    <wpg:wgp>
+                      <wpg:cNvGrpSpPr/>
+                      <wpg:grpSpPr>
+                        <a:xfrm>
+                          <a:off x="1108475" y="570475"/>
+                          <a:ext cx="5057775" cy="339646"/>
+                          <a:chOff x="1108475" y="570475"/>
+                          <a:chExt cx="6511525" cy="420500"/>
+                        </a:xfrm>
+                      </wpg:grpSpPr>
+                      <wps:wsp>
+                        <wps:cNvSpPr txBox="1"/>
+                        <wps:cNvPr id="3" name="Shape 3"/>
+                        <wps:spPr>
+                          <a:xfrm>
+                            <a:off x="1890100" y="590775"/>
+                            <a:ext cx="5733300" cy="400200"/>
+                          </a:xfrm>
+                          <a:prstGeom prst="rect">
+                            <a:avLst/>
+                          </a:prstGeom>
+                          <a:noFill/>
+                          <a:ln>
+                            <a:noFill/>
+                          </a:ln>
+                        </wps:spPr>
+                        <wps:txbx>
+                          <w:txbxContent>
+                            <w:p>
+                              <w:pPr>
+                                <w:spacing w:after="0" w:before="0" w:line="240"/>
+                                <w:ind w:left="0" w:right="0" w:firstLine="0"/>
+                                <w:jc w:val="left"/>
+                                <w:textDirection w:val="btLr"/>
+                              </w:pPr>
+                            </w:p>
+                          </w:txbxContent>
+                        </wps:txbx>
+                        <wps:bodyPr anchorCtr="0" anchor="t" bIns="91425" lIns="91425" spcFirstLastPara="1" rIns="91425" wrap="square" tIns="91425">
+                          <a:spAutoFit/>
+                        </wps:bodyPr>
+                      </wps:wsp>
+                      <wps:wsp>
+                        <wps:cNvSpPr txBox="1"/>
+                        <wps:cNvPr id="4" name="Shape 4"/>
+                        <wps:spPr>
+                          <a:xfrm>
+                            <a:off x="1108475" y="570475"/>
+                            <a:ext cx="1015200" cy="324900"/>
+                          </a:xfrm>
+                          <a:prstGeom prst="rect">
+                            <a:avLst/>
+                          </a:prstGeom>
+                          <a:noFill/>
+                          <a:ln>
+                            <a:noFill/>
+                          </a:ln>
+                        </wps:spPr>
+                        <wps:txbx>
+                          <w:txbxContent>
+                            <w:p>
+                              <w:pPr>
+                                <w:spacing w:after="0" w:before="0" w:line="240"/>
+                                <w:ind w:left="0" w:right="0" w:firstLine="0"/>
+                                <w:jc w:val="left"/>
+                                <w:textDirection w:val="btLr"/>
+                              </w:pPr>
+                              <w:r>
+                                <w:rPr>
+                                  <w:rFonts w:ascii="Arial" w:cs="Arial" w:eastAsia="Arial" w:hAnsi="Arial"/>
+                                  <w:b w:val="0"/>
+                                  <w:i w:val="0"/>
+                                  <w:smallCaps w:val="0"/>
+                                  <w:strike w:val="0"/>
+                                  <w:color w:val="000000"/>
+                                  <w:sz w:val="28"/>
+                                  <w:vertAlign w:val="baseline"/>
+                                </w:rPr>
+                                <w:t xml:space="preserve">figura. 19</w:t>
+                              </w:r>
+                            </w:p>
+                          </w:txbxContent>
+                        </wps:txbx>
+                        <wps:bodyPr anchorCtr="0" anchor="t" bIns="91425" lIns="91425" spcFirstLastPara="1" rIns="91425" wrap="square" tIns="91425">
+                          <a:noAutofit/>
+                        </wps:bodyPr>
+                      </wps:wsp>
+                    </wpg:wgp>
+                  </a:graphicData>
+                </a:graphic>
+              </wp:anchor>
+            </w:drawing>
+          </mc:Choice>
+          <mc:Fallback>
+            <w:drawing>
+              <wp:anchor allowOverlap="1" behindDoc="1" distB="114300" distT="114300" distL="114300" distR="114300" hidden="0" layoutInCell="1" locked="0" relativeHeight="0" simplePos="0">
+                <wp:simplePos x="0" y="0"/>
+                <wp:positionH relativeFrom="page">
+                  <wp:posOffset>3267075</wp:posOffset>
+                </wp:positionH>
+                <wp:positionV relativeFrom="page">
+                  <wp:posOffset>4769190</wp:posOffset>
+                </wp:positionV>
+                <wp:extent cx="5057775" cy="339646"/>
+                <wp:effectExtent b="0" l="0" r="0" t="0"/>
+                <wp:wrapNone/>
+                <wp:docPr id="13" name="image30.png"/>
+                <a:graphic>
+                  <a:graphicData uri="http://schemas.openxmlformats.org/drawingml/2006/picture">
+                    <pic:pic>
+                      <pic:nvPicPr>
+                        <pic:cNvPr id="0" name="image30.png"/>
+                        <pic:cNvPicPr preferRelativeResize="0"/>
+                      </pic:nvPicPr>
+                      <pic:blipFill>
+                        <a:blip r:embed="rId7"/>
+                        <a:srcRect/>
+                        <a:stretch>
+                          <a:fillRect/>
+                        </a:stretch>
+                      </pic:blipFill>
+                      <pic:spPr>
+                        <a:xfrm>
+                          <a:off x="0" y="0"/>
+                          <a:ext cx="5057775" cy="339646"/>
+                        </a:xfrm>
+                        <a:prstGeom prst="rect"/>
+                        <a:ln/>
+                      </pic:spPr>
+                    </pic:pic>
+                  </a:graphicData>
+                </a:graphic>
+              </wp:anchor>
+            </w:drawing>
+          </mc:Fallback>
+        </mc:AlternateContent>
+      </w:r>
+      <w:r>
+        <w:rPr>
+          <w:rFonts w:ascii="Times New Roman" w:cs="Times New Roman" w:eastAsia="Times New Roman" w:hAnsi="Times New Roman"/>
+        </w:rPr>
+        <w:drawing>
+          <wp:inline distB="114300" distT="114300" distL="114300" distR="114300">
+            <wp:extent cx="5731200" cy="3708400"/>
+            <wp:effectExtent b="0" l="0" r="0" t="0"/>
+            <wp:docPr id="45" name="image10.png"/>
+            <a:graphic>
+              <a:graphicData uri="http://schemas.openxmlformats.org/drawingml/2006/picture">
+                <pic:pic>
+                  <pic:nvPicPr>
+                    <pic:cNvPr id="0" name="image10.png"/>
+                    <pic:cNvPicPr preferRelativeResize="0"/>
+                  </pic:nvPicPr>
+                  <pic:blipFill>
+                    <a:blip r:embed="rId27"/>
+                    <a:srcRect b="0" l="0" r="0" t="0"/>
+                    <a:stretch>
+                      <a:fillRect/>
+                    </a:stretch>
+                  </pic:blipFill>
+                  <pic:spPr>
+                    <a:xfrm>
+                      <a:off x="0" y="0"/>
+                      <a:ext cx="5731200" cy="3708400"/>
+                    </a:xfrm>
+                    <a:prstGeom prst="rect"/>
+                    <a:ln/>
+                  </pic:spPr>
+                </pic:pic>
+              </a:graphicData>
+            </a:graphic>
+          </wp:inline>
+        </w:drawing>
+      </w:r>
+      <w:r>
+        <w:rPr>
+          <w:rtl w:val="0"/>
+        </w:rPr>
+      </w:r>
+      <w:r>
+        <mc:AlternateContent>
+          <mc:Choice Requires="wpg">
+            <w:drawing>
+              <wp:anchor allowOverlap="1" behindDoc="0" distB="114300" distT="114300" distL="114300" distR="114300" hidden="0" layoutInCell="1" locked="0" relativeHeight="0" simplePos="0">
+                <wp:simplePos x="0" y="0"/>
+                <wp:positionH relativeFrom="column">
+                  <wp:posOffset>2190750</wp:posOffset>
+                </wp:positionH>
+                <wp:positionV relativeFrom="paragraph">
+                  <wp:posOffset>514350</wp:posOffset>
+                </wp:positionV>
+                <wp:extent cx="1181100" cy="278298"/>
+                <wp:effectExtent b="0" l="0" r="0" t="0"/>
+                <wp:wrapNone/>
+                <wp:docPr id="4" name=""/>
+                <a:graphic>
+                  <a:graphicData uri="http://schemas.microsoft.com/office/word/2010/wordprocessingShape">
+                    <wps:wsp>
+                      <wps:cNvSpPr/>
+                      <wps:cNvPr id="2" name="Shape 2"/>
+                      <wps:spPr>
+                        <a:xfrm rot="10800000">
+                          <a:off x="2571825" y="1320950"/>
+                          <a:ext cx="1391100" cy="310200"/>
+                        </a:xfrm>
+                        <a:prstGeom prst="notchedRightArrow">
+                          <a:avLst>
+                            <a:gd fmla="val 50000" name="adj1"/>
+                            <a:gd fmla="val 50000" name="adj2"/>
+                          </a:avLst>
+                        </a:prstGeom>
+                        <a:solidFill>
+                          <a:srgbClr val="FF0000"/>
+                        </a:solidFill>
+                        <a:ln cap="flat" cmpd="sng" w="9525">
+                          <a:solidFill>
+                            <a:srgbClr val="000000"/>
+                          </a:solidFill>
+                          <a:prstDash val="solid"/>
+                          <a:round/>
+                          <a:headEnd len="sm" w="sm" type="none"/>
+                          <a:tailEnd len="sm" w="sm" type="none"/>
+                        </a:ln>
+                      </wps:spPr>
+                      <wps:txbx>
+                        <w:txbxContent>
+                          <w:p>
+                            <w:pPr>
+                              <w:spacing w:after="0" w:before="0" w:line="240"/>
+                              <w:ind w:left="0" w:right="0" w:firstLine="0"/>
+                              <w:jc w:val="center"/>
+                              <w:textDirection w:val="btLr"/>
+                            </w:pPr>
+                          </w:p>
+                        </w:txbxContent>
+                      </wps:txbx>
+                      <wps:bodyPr anchorCtr="0" anchor="ctr" bIns="91425" lIns="91425" spcFirstLastPara="1" rIns="91425" wrap="square" tIns="91425">
+                        <a:noAutofit/>
+                      </wps:bodyPr>
+                    </wps:wsp>
+                  </a:graphicData>
+                </a:graphic>
+              </wp:anchor>
+            </w:drawing>
+          </mc:Choice>
+          <mc:Fallback>
+            <w:drawing>
+              <wp:anchor allowOverlap="1" behindDoc="0" distB="114300" distT="114300" distL="114300" distR="114300" hidden="0" layoutInCell="1" locked="0" relativeHeight="0" simplePos="0">
+                <wp:simplePos x="0" y="0"/>
+                <wp:positionH relativeFrom="column">
+                  <wp:posOffset>2190750</wp:posOffset>
+                </wp:positionH>
+                <wp:positionV relativeFrom="paragraph">
+                  <wp:posOffset>514350</wp:posOffset>
+                </wp:positionV>
+                <wp:extent cx="1181100" cy="278298"/>
+                <wp:effectExtent b="0" l="0" r="0" t="0"/>
+                <wp:wrapNone/>
+                <wp:docPr id="4" name="image19.png"/>
+                <a:graphic>
+                  <a:graphicData uri="http://schemas.openxmlformats.org/drawingml/2006/picture">
+                    <pic:pic>
+                      <pic:nvPicPr>
+                        <pic:cNvPr id="0" name="image19.png"/>
+                        <pic:cNvPicPr preferRelativeResize="0"/>
+                      </pic:nvPicPr>
+                      <pic:blipFill>
+                        <a:blip r:embed="rId7"/>
+                        <a:srcRect/>
+                        <a:stretch>
+                          <a:fillRect/>
+                        </a:stretch>
+                      </pic:blipFill>
+                      <pic:spPr>
+                        <a:xfrm>
+                          <a:off x="0" y="0"/>
+                          <a:ext cx="1181100" cy="278298"/>
+                        </a:xfrm>
+                        <a:prstGeom prst="rect"/>
+                        <a:ln/>
+                      </pic:spPr>
+                    </pic:pic>
+                  </a:graphicData>
+                </a:graphic>
+              </wp:anchor>
+            </w:drawing>
+          </mc:Fallback>
+        </mc:AlternateContent>
+      </w:r>
+    </w:p>
+    <w:p>
+      <w:pPr>
+        <w:spacing w:after="240" w:lineRule="auto"/>
+        <w:jc w:val="both"/>
+        <w:rPr>
+          <w:rFonts w:ascii="Times New Roman" w:cs="Times New Roman" w:eastAsia="Times New Roman" w:hAnsi="Times New Roman"/>
+        </w:rPr>
+      </w:pPr>
+      <w:r>
+        <w:rPr>
+          <w:rtl w:val="0"/>
+        </w:rPr>
+      </w:r>
+    </w:p>
+    <w:p>
+      <w:pPr>
+        <w:pStyle w:val="Heading2"/>
+        <w:keepNext w:val="0"/>
+        <w:keepLines w:val="0"/>
+        <w:spacing w:after="80" w:before="0" w:lineRule="auto"/>
+        <w:jc w:val="both"/>
+        <w:rPr>
+          <w:rFonts w:ascii="Times New Roman" w:cs="Times New Roman" w:eastAsia="Times New Roman" w:hAnsi="Times New Roman"/>
+          <w:b w:val="1"/>
+          <w:bCs w:val="1"/>
+          <w:sz w:val="22"/>
+          <w:szCs w:val="22"/>
+        </w:rPr>
+      </w:pPr>
+      <w:bookmarkStart w:colFirst="0" w:colLast="0" w:name="_pdfhjfyhee4i" w:id="16"/>
+      <w:bookmarkEnd w:id="16"/>
+      <w:r>
+        <w:rPr>
+          <w:rFonts w:ascii="Times New Roman" w:cs="Times New Roman" w:eastAsia="Times New Roman" w:hAnsi="Times New Roman"/>
+          <w:b w:val="1"/>
+          <w:bCs w:val="1"/>
+          <w:sz w:val="22"/>
+          <w:szCs w:val="22"/>
+          <w:rtl w:val="0"/>
+        </w:rPr>
+        <w:t xml:space="preserve">Funcionalidad 7: Autenticación, Inicio de Sesión y Registro de Usuarios (</w:t>
+      </w:r>
+      <w:r>
+        <w:rPr>
+          <w:rFonts w:ascii="Times New Roman" w:cs="Times New Roman" w:eastAsia="Times New Roman" w:hAnsi="Times New Roman"/>
+          <w:b w:val="1"/>
+          <w:bCs w:val="1"/>
+          <w:sz w:val="22"/>
+          <w:szCs w:val="22"/>
+          <w:rtl w:val="0"/>
+        </w:rPr>
+        <w:t xml:space="preserve">/login</w:t>
+      </w:r>
+      <w:r>
+        <w:rPr>
+          <w:rFonts w:ascii="Times New Roman" w:cs="Times New Roman" w:eastAsia="Times New Roman" w:hAnsi="Times New Roman"/>
+          <w:b w:val="1"/>
+          <w:bCs w:val="1"/>
+          <w:sz w:val="22"/>
+          <w:szCs w:val="22"/>
+          <w:rtl w:val="0"/>
+        </w:rPr>
+        <w:t xml:space="preserve">)</w:t>
+      </w:r>
+    </w:p>
+    <w:p>
+      <w:pPr>
+        <w:spacing w:after="240" w:lineRule="auto"/>
+        <w:jc w:val="both"/>
+        <w:rPr>
+          <w:rFonts w:ascii="Times New Roman" w:cs="Times New Roman" w:eastAsia="Times New Roman" w:hAnsi="Times New Roman"/>
+        </w:rPr>
+      </w:pPr>
+      <w:r>
+        <w:rPr>
+          <w:rFonts w:ascii="Times New Roman" w:cs="Times New Roman" w:eastAsia="Times New Roman" w:hAnsi="Times New Roman"/>
+          <w:rtl w:val="0"/>
+        </w:rPr>
+        <w:t xml:space="preserve">Este módulo gestiona la identificación y el alta de usuarios en la plataforma. Permite la navegación segura según los roles asignados (vendedor, comprador y administrador) </w:t>
+      </w:r>
+    </w:p>
+    <w:p>
+      <w:pPr>
+        <w:spacing w:after="240" w:lineRule="auto"/>
+        <w:jc w:val="both"/>
+        <w:rPr>
+          <w:rFonts w:ascii="Times New Roman" w:cs="Times New Roman" w:eastAsia="Times New Roman" w:hAnsi="Times New Roman"/>
+        </w:rPr>
+      </w:pPr>
+      <w:r>
+        <w:rPr>
+          <w:rFonts w:ascii="Times New Roman" w:cs="Times New Roman" w:eastAsia="Times New Roman" w:hAnsi="Times New Roman"/>
+          <w:rtl w:val="0"/>
+        </w:rPr>
+        <w:t xml:space="preserve">La Figura 20 demuestra la pantalla de Inicio de Sesión (</w:t>
+      </w:r>
+      <w:r>
+        <w:rPr>
+          <w:rFonts w:ascii="Times New Roman" w:cs="Times New Roman" w:eastAsia="Times New Roman" w:hAnsi="Times New Roman"/>
+          <w:i w:val="1"/>
+          <w:iCs w:val="1"/>
+          <w:rtl w:val="0"/>
+        </w:rPr>
+        <w:t xml:space="preserve">Login</w:t>
+      </w:r>
+      <w:r>
+        <w:rPr>
+          <w:rFonts w:ascii="Times New Roman" w:cs="Times New Roman" w:eastAsia="Times New Roman" w:hAnsi="Times New Roman"/>
+          <w:rtl w:val="0"/>
+        </w:rPr>
+        <w:t xml:space="preserve">), donde el usuario ingresa sus credenciales de acceso (correo electrónico y contraseña). La Figura 21 ilustra el formulario de Registro de Usuario, el cual permite a un nuevo participante ingresar sus datos personales, seleccionar su rol operativo dentro de la plataforma y crear su cuenta. La Figura 22 muestra la ejecución de la acción de inicio de sesión exitoso, la actualización del perfil en la barra de navegación inferior y la habilitación de las vistas protegidas del sistema. </w:t>
+      </w:r>
+    </w:p>
+    <w:p>
+      <w:pPr>
+        <w:spacing w:after="240" w:lineRule="auto"/>
+        <w:jc w:val="both"/>
+        <w:rPr>
+          <w:rFonts w:ascii="Times New Roman" w:cs="Times New Roman" w:eastAsia="Times New Roman" w:hAnsi="Times New Roman"/>
+        </w:rPr>
+      </w:pPr>
+      <w:r>
+        <w:rPr>
+          <w:rFonts w:ascii="Times New Roman" w:cs="Times New Roman" w:eastAsia="Times New Roman" w:hAnsi="Times New Roman"/>
+        </w:rPr>
+        <mc:AlternateContent>
+          <mc:Choice Requires="wpg">
+            <w:drawing>
+              <wp:anchor allowOverlap="1" behindDoc="1" distB="114300" distT="114300" distL="114300" distR="114300" hidden="0" layoutInCell="1" locked="0" relativeHeight="0" simplePos="0">
+                <wp:simplePos x="0" y="0"/>
+                <wp:positionH relativeFrom="page">
+                  <wp:posOffset>1933575</wp:posOffset>
+                </wp:positionH>
+                <wp:positionV relativeFrom="page">
+                  <wp:posOffset>4721565</wp:posOffset>
+                </wp:positionV>
+                <wp:extent cx="5057775" cy="339646"/>
+                <wp:effectExtent b="0" l="0" r="0" t="0"/>
+                <wp:wrapNone/>
+                <wp:docPr id="9" name=""/>
+                <a:graphic>
+                  <a:graphicData uri="http://schemas.microsoft.com/office/word/2010/wordprocessingGroup">
+                    <wpg:wgp>
+                      <wpg:cNvGrpSpPr/>
+                      <wpg:grpSpPr>
+                        <a:xfrm>
+                          <a:off x="1108475" y="570475"/>
+                          <a:ext cx="5057775" cy="339646"/>
+                          <a:chOff x="1108475" y="570475"/>
+                          <a:chExt cx="6511525" cy="420500"/>
+                        </a:xfrm>
+                      </wpg:grpSpPr>
+                      <wps:wsp>
+                        <wps:cNvSpPr txBox="1"/>
+                        <wps:cNvPr id="3" name="Shape 3"/>
+                        <wps:spPr>
+                          <a:xfrm>
+                            <a:off x="1890100" y="590775"/>
+                            <a:ext cx="5733300" cy="400200"/>
+                          </a:xfrm>
+                          <a:prstGeom prst="rect">
+                            <a:avLst/>
+                          </a:prstGeom>
+                          <a:noFill/>
+                          <a:ln>
+                            <a:noFill/>
+                          </a:ln>
+                        </wps:spPr>
+                        <wps:txbx>
+                          <w:txbxContent>
+                            <w:p>
+                              <w:pPr>
+                                <w:spacing w:after="0" w:before="0" w:line="240"/>
+                                <w:ind w:left="0" w:right="0" w:firstLine="0"/>
+                                <w:jc w:val="left"/>
+                                <w:textDirection w:val="btLr"/>
+                              </w:pPr>
+                            </w:p>
+                          </w:txbxContent>
+                        </wps:txbx>
+                        <wps:bodyPr anchorCtr="0" anchor="t" bIns="91425" lIns="91425" spcFirstLastPara="1" rIns="91425" wrap="square" tIns="91425">
+                          <a:spAutoFit/>
+                        </wps:bodyPr>
+                      </wps:wsp>
+                      <wps:wsp>
+                        <wps:cNvSpPr txBox="1"/>
+                        <wps:cNvPr id="4" name="Shape 4"/>
+                        <wps:spPr>
+                          <a:xfrm>
+                            <a:off x="1108475" y="570475"/>
+                            <a:ext cx="1015200" cy="324900"/>
+                          </a:xfrm>
+                          <a:prstGeom prst="rect">
+                            <a:avLst/>
+                          </a:prstGeom>
+                          <a:noFill/>
+                          <a:ln>
+                            <a:noFill/>
+                          </a:ln>
+                        </wps:spPr>
+                        <wps:txbx>
+                          <w:txbxContent>
+                            <w:p>
+                              <w:pPr>
+                                <w:spacing w:after="0" w:before="0" w:line="240"/>
+                                <w:ind w:left="0" w:right="0" w:firstLine="0"/>
+                                <w:jc w:val="left"/>
+                                <w:textDirection w:val="btLr"/>
+                              </w:pPr>
+                              <w:r>
+                                <w:rPr>
+                                  <w:rFonts w:ascii="Arial" w:cs="Arial" w:eastAsia="Arial" w:hAnsi="Arial"/>
+                                  <w:b w:val="0"/>
+                                  <w:i w:val="0"/>
+                                  <w:smallCaps w:val="0"/>
+                                  <w:strike w:val="0"/>
+                                  <w:color w:val="000000"/>
+                                  <w:sz w:val="28"/>
+                                  <w:vertAlign w:val="baseline"/>
+                                </w:rPr>
+                                <w:t xml:space="preserve">figura. 20</w:t>
+                              </w:r>
+                            </w:p>
+                          </w:txbxContent>
+                        </wps:txbx>
+                        <wps:bodyPr anchorCtr="0" anchor="t" bIns="91425" lIns="91425" spcFirstLastPara="1" rIns="91425" wrap="square" tIns="91425">
+                          <a:noAutofit/>
+                        </wps:bodyPr>
+                      </wps:wsp>
+                    </wpg:wgp>
+                  </a:graphicData>
+                </a:graphic>
+              </wp:anchor>
+            </w:drawing>
+          </mc:Choice>
+          <mc:Fallback>
+            <w:drawing>
+              <wp:anchor allowOverlap="1" behindDoc="1" distB="114300" distT="114300" distL="114300" distR="114300" hidden="0" layoutInCell="1" locked="0" relativeHeight="0" simplePos="0">
+                <wp:simplePos x="0" y="0"/>
+                <wp:positionH relativeFrom="page">
+                  <wp:posOffset>1933575</wp:posOffset>
+                </wp:positionH>
+                <wp:positionV relativeFrom="page">
+                  <wp:posOffset>4721565</wp:posOffset>
+                </wp:positionV>
+                <wp:extent cx="5057775" cy="339646"/>
+                <wp:effectExtent b="0" l="0" r="0" t="0"/>
+                <wp:wrapNone/>
+                <wp:docPr id="9" name="image26.png"/>
+                <a:graphic>
+                  <a:graphicData uri="http://schemas.openxmlformats.org/drawingml/2006/picture">
+                    <pic:pic>
+                      <pic:nvPicPr>
+                        <pic:cNvPr id="0" name="image26.png"/>
+                        <pic:cNvPicPr preferRelativeResize="0"/>
+                      </pic:nvPicPr>
+                      <pic:blipFill>
+                        <a:blip r:embed="rId7"/>
+                        <a:srcRect/>
+                        <a:stretch>
+                          <a:fillRect/>
+                        </a:stretch>
+                      </pic:blipFill>
+                      <pic:spPr>
+                        <a:xfrm>
+                          <a:off x="0" y="0"/>
+                          <a:ext cx="5057775" cy="339646"/>
+                        </a:xfrm>
+                        <a:prstGeom prst="rect"/>
+                        <a:ln/>
+                      </pic:spPr>
+                    </pic:pic>
+                  </a:graphicData>
+                </a:graphic>
+              </wp:anchor>
+            </w:drawing>
+          </mc:Fallback>
+        </mc:AlternateContent>
+      </w:r>
+      <w:r>
+        <w:rPr>
+          <w:rFonts w:ascii="Times New Roman" w:cs="Times New Roman" w:eastAsia="Times New Roman" w:hAnsi="Times New Roman"/>
+        </w:rPr>
+        <w:drawing>
+          <wp:inline distB="114300" distT="114300" distL="114300" distR="114300">
+            <wp:extent cx="3462338" cy="3762375"/>
+            <wp:effectExtent b="0" l="0" r="0" t="0"/>
+            <wp:docPr id="50" name="image25.png"/>
+            <a:graphic>
+              <a:graphicData uri="http://schemas.openxmlformats.org/drawingml/2006/picture">
+                <pic:pic>
+                  <pic:nvPicPr>
+                    <pic:cNvPr id="0" name="image25.png"/>
+                    <pic:cNvPicPr preferRelativeResize="0"/>
+                  </pic:nvPicPr>
+                  <pic:blipFill>
+                    <a:blip r:embed="rId28"/>
+                    <a:srcRect b="0" l="0" r="0" t="0"/>
+                    <a:stretch>
+                      <a:fillRect/>
+                    </a:stretch>
+                  </pic:blipFill>
+                  <pic:spPr>
+                    <a:xfrm>
+                      <a:off x="0" y="0"/>
+                      <a:ext cx="3462338" cy="3762375"/>
+                    </a:xfrm>
+                    <a:prstGeom prst="rect"/>
+                    <a:ln/>
+                  </pic:spPr>
+                </pic:pic>
+              </a:graphicData>
+            </a:graphic>
+          </wp:inline>
+        </w:drawing>
+      </w:r>
+      <w:r>
+        <w:rPr>
+          <w:rtl w:val="0"/>
+        </w:rPr>
+      </w:r>
+    </w:p>
+    <w:p>
+      <w:pPr>
+        <w:pStyle w:val="Heading2"/>
+        <w:spacing w:after="0" w:before="0" w:line="276" w:lineRule="auto"/>
+        <w:jc w:val="both"/>
+        <w:rPr>
+          <w:rFonts w:ascii="Times New Roman" w:cs="Times New Roman" w:eastAsia="Times New Roman" w:hAnsi="Times New Roman"/>
+          <w:b w:val="1"/>
+          <w:bCs w:val="1"/>
+          <w:sz w:val="24"/>
+          <w:szCs w:val="24"/>
+        </w:rPr>
+      </w:pPr>
+      <w:r>
+        <w:rPr>
+          <w:rtl w:val="0"/>
+        </w:rPr>
+      </w:r>
+    </w:p>
+    <w:p>
+      <w:pPr>
+        <w:rPr/>
+      </w:pPr>
+      <w:r>
+        <w:rPr/>
+        <mc:AlternateContent>
+          <mc:Choice Requires="wpg">
+            <w:drawing>
+              <wp:anchor allowOverlap="1" behindDoc="1" distB="114300" distT="114300" distL="114300" distR="114300" hidden="0" layoutInCell="1" locked="0" relativeHeight="0" simplePos="0">
+                <wp:simplePos x="0" y="0"/>
+                <wp:positionH relativeFrom="page">
+                  <wp:posOffset>2076450</wp:posOffset>
+                </wp:positionH>
+                <wp:positionV relativeFrom="page">
+                  <wp:posOffset>8967772</wp:posOffset>
+                </wp:positionV>
+                <wp:extent cx="5057775" cy="339646"/>
+                <wp:effectExtent b="0" l="0" r="0" t="0"/>
+                <wp:wrapNone/>
+                <wp:docPr id="26" name=""/>
+                <a:graphic>
+                  <a:graphicData uri="http://schemas.microsoft.com/office/word/2010/wordprocessingGroup">
+                    <wpg:wgp>
+                      <wpg:cNvGrpSpPr/>
+                      <wpg:grpSpPr>
+                        <a:xfrm>
+                          <a:off x="1108475" y="570475"/>
+                          <a:ext cx="5057775" cy="339646"/>
+                          <a:chOff x="1108475" y="570475"/>
+                          <a:chExt cx="6511525" cy="420500"/>
+                        </a:xfrm>
+                      </wpg:grpSpPr>
+                      <wps:wsp>
+                        <wps:cNvSpPr txBox="1"/>
+                        <wps:cNvPr id="3" name="Shape 3"/>
+                        <wps:spPr>
+                          <a:xfrm>
+                            <a:off x="1890100" y="590775"/>
+                            <a:ext cx="5733300" cy="400200"/>
+                          </a:xfrm>
+                          <a:prstGeom prst="rect">
+                            <a:avLst/>
+                          </a:prstGeom>
+                          <a:noFill/>
+                          <a:ln>
+                            <a:noFill/>
+                          </a:ln>
+                        </wps:spPr>
+                        <wps:txbx>
+                          <w:txbxContent>
+                            <w:p>
+                              <w:pPr>
+                                <w:spacing w:after="0" w:before="0" w:line="240"/>
+                                <w:ind w:left="0" w:right="0" w:firstLine="0"/>
+                                <w:jc w:val="left"/>
+                                <w:textDirection w:val="btLr"/>
+                              </w:pPr>
+                            </w:p>
+                          </w:txbxContent>
+                        </wps:txbx>
+                        <wps:bodyPr anchorCtr="0" anchor="t" bIns="91425" lIns="91425" spcFirstLastPara="1" rIns="91425" wrap="square" tIns="91425">
+                          <a:spAutoFit/>
+                        </wps:bodyPr>
+                      </wps:wsp>
+                      <wps:wsp>
+                        <wps:cNvSpPr txBox="1"/>
+                        <wps:cNvPr id="4" name="Shape 4"/>
+                        <wps:spPr>
+                          <a:xfrm>
+                            <a:off x="1108475" y="570475"/>
+                            <a:ext cx="1015200" cy="324900"/>
+                          </a:xfrm>
+                          <a:prstGeom prst="rect">
+                            <a:avLst/>
+                          </a:prstGeom>
+                          <a:noFill/>
+                          <a:ln>
+                            <a:noFill/>
+                          </a:ln>
+                        </wps:spPr>
+                        <wps:txbx>
+                          <w:txbxContent>
+                            <w:p>
+                              <w:pPr>
+                                <w:spacing w:after="0" w:before="0" w:line="240"/>
+                                <w:ind w:left="0" w:right="0" w:firstLine="0"/>
+                                <w:jc w:val="left"/>
+                                <w:textDirection w:val="btLr"/>
+                              </w:pPr>
+                              <w:r>
+                                <w:rPr>
+                                  <w:rFonts w:ascii="Arial" w:cs="Arial" w:eastAsia="Arial" w:hAnsi="Arial"/>
+                                  <w:b w:val="0"/>
+                                  <w:i w:val="0"/>
+                                  <w:smallCaps w:val="0"/>
+                                  <w:strike w:val="0"/>
+                                  <w:color w:val="000000"/>
+                                  <w:sz w:val="28"/>
+                                  <w:vertAlign w:val="baseline"/>
+                                </w:rPr>
+                                <w:t xml:space="preserve">figura. 21</w:t>
+                              </w:r>
+                            </w:p>
+                          </w:txbxContent>
+                        </wps:txbx>
+                        <wps:bodyPr anchorCtr="0" anchor="t" bIns="91425" lIns="91425" spcFirstLastPara="1" rIns="91425" wrap="square" tIns="91425">
+                          <a:noAutofit/>
+                        </wps:bodyPr>
+                      </wps:wsp>
+                    </wpg:wgp>
+                  </a:graphicData>
+                </a:graphic>
+              </wp:anchor>
+            </w:drawing>
+          </mc:Choice>
+          <mc:Fallback>
+            <w:drawing>
+              <wp:anchor allowOverlap="1" behindDoc="1" distB="114300" distT="114300" distL="114300" distR="114300" hidden="0" layoutInCell="1" locked="0" relativeHeight="0" simplePos="0">
+                <wp:simplePos x="0" y="0"/>
+                <wp:positionH relativeFrom="page">
+                  <wp:posOffset>2076450</wp:posOffset>
+                </wp:positionH>
+                <wp:positionV relativeFrom="page">
+                  <wp:posOffset>8967772</wp:posOffset>
+                </wp:positionV>
+                <wp:extent cx="5057775" cy="339646"/>
+                <wp:effectExtent b="0" l="0" r="0" t="0"/>
+                <wp:wrapNone/>
+                <wp:docPr id="26" name="image49.png"/>
+                <a:graphic>
+                  <a:graphicData uri="http://schemas.openxmlformats.org/drawingml/2006/picture">
+                    <pic:pic>
+                      <pic:nvPicPr>
+                        <pic:cNvPr id="0" name="image49.png"/>
+                        <pic:cNvPicPr preferRelativeResize="0"/>
+                      </pic:nvPicPr>
+                      <pic:blipFill>
+                        <a:blip r:embed="rId7"/>
+                        <a:srcRect/>
+                        <a:stretch>
+                          <a:fillRect/>
+                        </a:stretch>
+                      </pic:blipFill>
+                      <pic:spPr>
+                        <a:xfrm>
+                          <a:off x="0" y="0"/>
+                          <a:ext cx="5057775" cy="339646"/>
+                        </a:xfrm>
+                        <a:prstGeom prst="rect"/>
+                        <a:ln/>
+                      </pic:spPr>
+                    </pic:pic>
+                  </a:graphicData>
+                </a:graphic>
+              </wp:anchor>
+            </w:drawing>
+          </mc:Fallback>
+        </mc:AlternateContent>
+      </w:r>
+      <w:r>
+        <w:rPr/>
+        <w:drawing>
+          <wp:inline distB="114300" distT="114300" distL="114300" distR="114300">
+            <wp:extent cx="3395663" cy="3876675"/>
+            <wp:effectExtent b="0" l="0" r="0" t="0"/>
+            <wp:docPr id="54" name="image37.png"/>
+            <a:graphic>
+              <a:graphicData uri="http://schemas.openxmlformats.org/drawingml/2006/picture">
+                <pic:pic>
+                  <pic:nvPicPr>
+                    <pic:cNvPr id="0" name="image37.png"/>
+                    <pic:cNvPicPr preferRelativeResize="0"/>
+                  </pic:nvPicPr>
+                  <pic:blipFill>
+                    <a:blip r:embed="rId29"/>
+                    <a:srcRect b="0" l="0" r="0" t="0"/>
+                    <a:stretch>
+                      <a:fillRect/>
+                    </a:stretch>
+                  </pic:blipFill>
+                  <pic:spPr>
+                    <a:xfrm>
+                      <a:off x="0" y="0"/>
+                      <a:ext cx="3395663" cy="3876675"/>
+                    </a:xfrm>
+                    <a:prstGeom prst="rect"/>
+                    <a:ln/>
+                  </pic:spPr>
+                </pic:pic>
+              </a:graphicData>
+            </a:graphic>
+          </wp:inline>
+        </w:drawing>
+      </w:r>
+      <w:r>
+        <w:rPr>
+          <w:rtl w:val="0"/>
+        </w:rPr>
+      </w:r>
+      <w:r>
+        <mc:AlternateContent>
+          <mc:Choice Requires="wpg">
+            <w:drawing>
+              <wp:anchor allowOverlap="1" behindDoc="0" distB="114300" distT="114300" distL="114300" distR="114300" hidden="0" layoutInCell="1" locked="0" relativeHeight="0" simplePos="0">
+                <wp:simplePos x="0" y="0"/>
+                <wp:positionH relativeFrom="column">
+                  <wp:posOffset>1104900</wp:posOffset>
+                </wp:positionH>
+                <wp:positionV relativeFrom="paragraph">
+                  <wp:posOffset>979388</wp:posOffset>
+                </wp:positionV>
+                <wp:extent cx="1366838" cy="276225"/>
+                <wp:effectExtent b="0" l="0" r="0" t="0"/>
+                <wp:wrapNone/>
+                <wp:docPr id="23" name=""/>
+                <a:graphic>
+                  <a:graphicData uri="http://schemas.microsoft.com/office/word/2010/wordprocessingShape">
+                    <wps:wsp>
+                      <wps:cNvSpPr/>
+                      <wps:cNvPr id="2" name="Shape 2"/>
+                      <wps:spPr>
+                        <a:xfrm rot="10800000">
+                          <a:off x="2571825" y="1320950"/>
+                          <a:ext cx="1391100" cy="310200"/>
+                        </a:xfrm>
+                        <a:prstGeom prst="notchedRightArrow">
+                          <a:avLst>
+                            <a:gd fmla="val 50000" name="adj1"/>
+                            <a:gd fmla="val 50000" name="adj2"/>
+                          </a:avLst>
+                        </a:prstGeom>
+                        <a:solidFill>
+                          <a:srgbClr val="FF0000"/>
+                        </a:solidFill>
+                        <a:ln cap="flat" cmpd="sng" w="9525">
+                          <a:solidFill>
+                            <a:srgbClr val="000000"/>
+                          </a:solidFill>
+                          <a:prstDash val="solid"/>
+                          <a:round/>
+                          <a:headEnd len="sm" w="sm" type="none"/>
+                          <a:tailEnd len="sm" w="sm" type="none"/>
+                        </a:ln>
+                      </wps:spPr>
+                      <wps:txbx>
+                        <w:txbxContent>
+                          <w:p>
+                            <w:pPr>
+                              <w:spacing w:after="0" w:before="0" w:line="240"/>
+                              <w:ind w:left="0" w:right="0" w:firstLine="0"/>
+                              <w:jc w:val="center"/>
+                              <w:textDirection w:val="btLr"/>
+                            </w:pPr>
+                          </w:p>
+                        </w:txbxContent>
+                      </wps:txbx>
+                      <wps:bodyPr anchorCtr="0" anchor="ctr" bIns="91425" lIns="91425" spcFirstLastPara="1" rIns="91425" wrap="square" tIns="91425">
+                        <a:noAutofit/>
+                      </wps:bodyPr>
+                    </wps:wsp>
+                  </a:graphicData>
+                </a:graphic>
+              </wp:anchor>
+            </w:drawing>
+          </mc:Choice>
+          <mc:Fallback>
+            <w:drawing>
+              <wp:anchor allowOverlap="1" behindDoc="0" distB="114300" distT="114300" distL="114300" distR="114300" hidden="0" layoutInCell="1" locked="0" relativeHeight="0" simplePos="0">
+                <wp:simplePos x="0" y="0"/>
+                <wp:positionH relativeFrom="column">
+                  <wp:posOffset>1104900</wp:posOffset>
+                </wp:positionH>
+                <wp:positionV relativeFrom="paragraph">
+                  <wp:posOffset>979388</wp:posOffset>
+                </wp:positionV>
+                <wp:extent cx="1366838" cy="276225"/>
+                <wp:effectExtent b="0" l="0" r="0" t="0"/>
+                <wp:wrapNone/>
+                <wp:docPr id="23" name="image46.png"/>
+                <a:graphic>
+                  <a:graphicData uri="http://schemas.openxmlformats.org/drawingml/2006/picture">
+                    <pic:pic>
+                      <pic:nvPicPr>
+                        <pic:cNvPr id="0" name="image46.png"/>
+                        <pic:cNvPicPr preferRelativeResize="0"/>
+                      </pic:nvPicPr>
+                      <pic:blipFill>
+                        <a:blip r:embed="rId7"/>
+                        <a:srcRect/>
+                        <a:stretch>
+                          <a:fillRect/>
+                        </a:stretch>
+                      </pic:blipFill>
+                      <pic:spPr>
+                        <a:xfrm>
+                          <a:off x="0" y="0"/>
+                          <a:ext cx="1366838" cy="276225"/>
+                        </a:xfrm>
+                        <a:prstGeom prst="rect"/>
+                        <a:ln/>
+                      </pic:spPr>
+                    </pic:pic>
+                  </a:graphicData>
+                </a:graphic>
+              </wp:anchor>
+            </w:drawing>
+          </mc:Fallback>
+        </mc:AlternateContent>
+      </w:r>
+    </w:p>
+    <w:p>
+      <w:pPr>
+        <w:rPr/>
+      </w:pPr>
+      <w:r>
+        <w:rPr>
+          <w:rtl w:val="0"/>
+        </w:rPr>
+      </w:r>
+    </w:p>
+    <w:p>
+      <w:pPr>
+        <w:rPr/>
+      </w:pPr>
+      <w:r>
+        <w:rPr>
+          <w:rtl w:val="0"/>
+        </w:rPr>
+      </w:r>
+    </w:p>
+    <w:p>
+      <w:pPr>
+        <w:rPr/>
+      </w:pPr>
+      <w:r>
+        <w:rPr>
+          <w:rtl w:val="0"/>
+        </w:rPr>
+      </w:r>
+    </w:p>
+    <w:p>
+      <w:pPr>
+        <w:rPr/>
+      </w:pPr>
+      <w:r>
+        <w:rPr>
+          <w:rtl w:val="0"/>
+        </w:rPr>
+      </w:r>
+    </w:p>
+    <w:p>
+      <w:pPr>
+        <w:rPr/>
+      </w:pPr>
+      <w:r>
+        <w:rPr/>
+        <w:drawing>
+          <wp:inline distB="114300" distT="114300" distL="114300" distR="114300">
+            <wp:extent cx="5731200" cy="5651500"/>
+            <wp:effectExtent b="0" l="0" r="0" t="0"/>
+            <wp:docPr id="41" name="image9.png"/>
+            <a:graphic>
+              <a:graphicData uri="http://schemas.openxmlformats.org/drawingml/2006/picture">
+                <pic:pic>
+                  <pic:nvPicPr>
+                    <pic:cNvPr id="0" name="image9.png"/>
+                    <pic:cNvPicPr preferRelativeResize="0"/>
+                  </pic:nvPicPr>
+                  <pic:blipFill>
+                    <a:blip r:embed="rId30"/>
+                    <a:srcRect b="0" l="0" r="0" t="0"/>
+                    <a:stretch>
+                      <a:fillRect/>
+                    </a:stretch>
+                  </pic:blipFill>
+                  <pic:spPr>
+                    <a:xfrm>
+                      <a:off x="0" y="0"/>
+                      <a:ext cx="5731200" cy="5651500"/>
+                    </a:xfrm>
+                    <a:prstGeom prst="rect"/>
+                    <a:ln/>
+                  </pic:spPr>
+                </pic:pic>
+              </a:graphicData>
+            </a:graphic>
+          </wp:inline>
+        </w:drawing>
+      </w:r>
+      <w:r>
+        <w:rPr>
+          <w:rtl w:val="0"/>
+        </w:rPr>
+      </w:r>
+      <w:r>
+        <mc:AlternateContent>
+          <mc:Choice Requires="wpg">
+            <w:drawing>
+              <wp:anchor allowOverlap="1" behindDoc="0" distB="114300" distT="114300" distL="114300" distR="114300" hidden="0" layoutInCell="1" locked="0" relativeHeight="0" simplePos="0">
+                <wp:simplePos x="0" y="0"/>
+                <wp:positionH relativeFrom="column">
+                  <wp:posOffset>923925</wp:posOffset>
+                </wp:positionH>
+                <wp:positionV relativeFrom="paragraph">
+                  <wp:posOffset>5254113</wp:posOffset>
+                </wp:positionV>
+                <wp:extent cx="1366838" cy="276225"/>
+                <wp:effectExtent b="0" l="0" r="0" t="0"/>
+                <wp:wrapNone/>
+                <wp:docPr id="22" name=""/>
+                <a:graphic>
+                  <a:graphicData uri="http://schemas.microsoft.com/office/word/2010/wordprocessingShape">
+                    <wps:wsp>
+                      <wps:cNvSpPr/>
+                      <wps:cNvPr id="2" name="Shape 2"/>
+                      <wps:spPr>
+                        <a:xfrm rot="10800000">
+                          <a:off x="2571825" y="1320950"/>
+                          <a:ext cx="1391100" cy="310200"/>
+                        </a:xfrm>
+                        <a:prstGeom prst="notchedRightArrow">
+                          <a:avLst>
+                            <a:gd fmla="val 50000" name="adj1"/>
+                            <a:gd fmla="val 50000" name="adj2"/>
+                          </a:avLst>
+                        </a:prstGeom>
+                        <a:solidFill>
+                          <a:srgbClr val="FF0000"/>
+                        </a:solidFill>
+                        <a:ln cap="flat" cmpd="sng" w="9525">
+                          <a:solidFill>
+                            <a:srgbClr val="000000"/>
+                          </a:solidFill>
+                          <a:prstDash val="solid"/>
+                          <a:round/>
+                          <a:headEnd len="sm" w="sm" type="none"/>
+                          <a:tailEnd len="sm" w="sm" type="none"/>
+                        </a:ln>
+                      </wps:spPr>
+                      <wps:txbx>
+                        <w:txbxContent>
+                          <w:p>
+                            <w:pPr>
+                              <w:spacing w:after="0" w:before="0" w:line="240"/>
+                              <w:ind w:left="0" w:right="0" w:firstLine="0"/>
+                              <w:jc w:val="center"/>
+                              <w:textDirection w:val="btLr"/>
+                            </w:pPr>
+                          </w:p>
+                        </w:txbxContent>
+                      </wps:txbx>
+                      <wps:bodyPr anchorCtr="0" anchor="ctr" bIns="91425" lIns="91425" spcFirstLastPara="1" rIns="91425" wrap="square" tIns="91425">
+                        <a:noAutofit/>
+                      </wps:bodyPr>
+                    </wps:wsp>
+                  </a:graphicData>
+                </a:graphic>
+              </wp:anchor>
+            </w:drawing>
+          </mc:Choice>
+          <mc:Fallback>
+            <w:drawing>
+              <wp:anchor allowOverlap="1" behindDoc="0" distB="114300" distT="114300" distL="114300" distR="114300" hidden="0" layoutInCell="1" locked="0" relativeHeight="0" simplePos="0">
+                <wp:simplePos x="0" y="0"/>
+                <wp:positionH relativeFrom="column">
+                  <wp:posOffset>923925</wp:posOffset>
+                </wp:positionH>
+                <wp:positionV relativeFrom="paragraph">
+                  <wp:posOffset>5254113</wp:posOffset>
+                </wp:positionV>
+                <wp:extent cx="1366838" cy="276225"/>
+                <wp:effectExtent b="0" l="0" r="0" t="0"/>
+                <wp:wrapNone/>
+                <wp:docPr id="22" name="image44.png"/>
+                <a:graphic>
+                  <a:graphicData uri="http://schemas.openxmlformats.org/drawingml/2006/picture">
+                    <pic:pic>
+                      <pic:nvPicPr>
+                        <pic:cNvPr id="0" name="image44.png"/>
+                        <pic:cNvPicPr preferRelativeResize="0"/>
+                      </pic:nvPicPr>
+                      <pic:blipFill>
+                        <a:blip r:embed="rId7"/>
+                        <a:srcRect/>
+                        <a:stretch>
+                          <a:fillRect/>
+                        </a:stretch>
+                      </pic:blipFill>
+                      <pic:spPr>
+                        <a:xfrm>
+                          <a:off x="0" y="0"/>
+                          <a:ext cx="1366838" cy="276225"/>
+                        </a:xfrm>
+                        <a:prstGeom prst="rect"/>
+                        <a:ln/>
+                      </pic:spPr>
+                    </pic:pic>
+                  </a:graphicData>
+                </a:graphic>
+              </wp:anchor>
+            </w:drawing>
+          </mc:Fallback>
+        </mc:AlternateContent>
+      </w:r>
+    </w:p>
+    <w:p>
+      <w:pPr>
+        <w:rPr/>
+      </w:pPr>
+      <w:r>
+        <w:rPr/>
+        <mc:AlternateContent>
+          <mc:Choice Requires="wpg">
+            <w:drawing>
+              <wp:anchor allowOverlap="1" behindDoc="1" distB="114300" distT="114300" distL="114300" distR="114300" hidden="0" layoutInCell="1" locked="0" relativeHeight="0" simplePos="0">
+                <wp:simplePos x="0" y="0"/>
+                <wp:positionH relativeFrom="page">
+                  <wp:posOffset>3038475</wp:posOffset>
+                </wp:positionH>
+                <wp:positionV relativeFrom="page">
+                  <wp:posOffset>6757064</wp:posOffset>
+                </wp:positionV>
+                <wp:extent cx="5057775" cy="339646"/>
+                <wp:effectExtent b="0" l="0" r="0" t="0"/>
+                <wp:wrapNone/>
+                <wp:docPr id="29" name=""/>
+                <a:graphic>
+                  <a:graphicData uri="http://schemas.microsoft.com/office/word/2010/wordprocessingGroup">
+                    <wpg:wgp>
+                      <wpg:cNvGrpSpPr/>
+                      <wpg:grpSpPr>
+                        <a:xfrm>
+                          <a:off x="1108475" y="570475"/>
+                          <a:ext cx="5057775" cy="339646"/>
+                          <a:chOff x="1108475" y="570475"/>
+                          <a:chExt cx="6511525" cy="420500"/>
+                        </a:xfrm>
+                      </wpg:grpSpPr>
+                      <wps:wsp>
+                        <wps:cNvSpPr txBox="1"/>
+                        <wps:cNvPr id="3" name="Shape 3"/>
+                        <wps:spPr>
+                          <a:xfrm>
+                            <a:off x="1890100" y="590775"/>
+                            <a:ext cx="5733300" cy="400200"/>
+                          </a:xfrm>
+                          <a:prstGeom prst="rect">
+                            <a:avLst/>
+                          </a:prstGeom>
+                          <a:noFill/>
+                          <a:ln>
+                            <a:noFill/>
+                          </a:ln>
+                        </wps:spPr>
+                        <wps:txbx>
+                          <w:txbxContent>
+                            <w:p>
+                              <w:pPr>
+                                <w:spacing w:after="0" w:before="0" w:line="240"/>
+                                <w:ind w:left="0" w:right="0" w:firstLine="0"/>
+                                <w:jc w:val="left"/>
+                                <w:textDirection w:val="btLr"/>
+                              </w:pPr>
+                            </w:p>
+                          </w:txbxContent>
+                        </wps:txbx>
+                        <wps:bodyPr anchorCtr="0" anchor="t" bIns="91425" lIns="91425" spcFirstLastPara="1" rIns="91425" wrap="square" tIns="91425">
+                          <a:spAutoFit/>
+                        </wps:bodyPr>
+                      </wps:wsp>
+                      <wps:wsp>
+                        <wps:cNvSpPr txBox="1"/>
+                        <wps:cNvPr id="4" name="Shape 4"/>
+                        <wps:spPr>
+                          <a:xfrm>
+                            <a:off x="1108475" y="570475"/>
+                            <a:ext cx="1015200" cy="324900"/>
+                          </a:xfrm>
+                          <a:prstGeom prst="rect">
+                            <a:avLst/>
+                          </a:prstGeom>
+                          <a:noFill/>
+                          <a:ln>
+                            <a:noFill/>
+                          </a:ln>
+                        </wps:spPr>
+                        <wps:txbx>
+                          <w:txbxContent>
+                            <w:p>
+                              <w:pPr>
+                                <w:spacing w:after="0" w:before="0" w:line="240"/>
+                                <w:ind w:left="0" w:right="0" w:firstLine="0"/>
+                                <w:jc w:val="left"/>
+                                <w:textDirection w:val="btLr"/>
+                              </w:pPr>
+                              <w:r>
+                                <w:rPr>
+                                  <w:rFonts w:ascii="Arial" w:cs="Arial" w:eastAsia="Arial" w:hAnsi="Arial"/>
+                                  <w:b w:val="0"/>
+                                  <w:i w:val="0"/>
+                                  <w:smallCaps w:val="0"/>
+                                  <w:strike w:val="0"/>
+                                  <w:color w:val="000000"/>
+                                  <w:sz w:val="28"/>
+                                  <w:vertAlign w:val="baseline"/>
+                                </w:rPr>
+                                <w:t xml:space="preserve">figura. 22</w:t>
+                              </w:r>
+                            </w:p>
+                          </w:txbxContent>
+                        </wps:txbx>
+                        <wps:bodyPr anchorCtr="0" anchor="t" bIns="91425" lIns="91425" spcFirstLastPara="1" rIns="91425" wrap="square" tIns="91425">
+                          <a:noAutofit/>
+                        </wps:bodyPr>
+                      </wps:wsp>
+                    </wpg:wgp>
+                  </a:graphicData>
+                </a:graphic>
+              </wp:anchor>
+            </w:drawing>
+          </mc:Choice>
+          <mc:Fallback>
+            <w:drawing>
+              <wp:anchor allowOverlap="1" behindDoc="1" distB="114300" distT="114300" distL="114300" distR="114300" hidden="0" layoutInCell="1" locked="0" relativeHeight="0" simplePos="0">
+                <wp:simplePos x="0" y="0"/>
+                <wp:positionH relativeFrom="page">
+                  <wp:posOffset>3038475</wp:posOffset>
+                </wp:positionH>
+                <wp:positionV relativeFrom="page">
+                  <wp:posOffset>6757064</wp:posOffset>
+                </wp:positionV>
+                <wp:extent cx="5057775" cy="339646"/>
+                <wp:effectExtent b="0" l="0" r="0" t="0"/>
+                <wp:wrapNone/>
+                <wp:docPr id="29" name="image54.png"/>
+                <a:graphic>
+                  <a:graphicData uri="http://schemas.openxmlformats.org/drawingml/2006/picture">
+                    <pic:pic>
+                      <pic:nvPicPr>
+                        <pic:cNvPr id="0" name="image54.png"/>
+                        <pic:cNvPicPr preferRelativeResize="0"/>
+                      </pic:nvPicPr>
+                      <pic:blipFill>
+                        <a:blip r:embed="rId7"/>
+                        <a:srcRect/>
+                        <a:stretch>
+                          <a:fillRect/>
+                        </a:stretch>
+                      </pic:blipFill>
+                      <pic:spPr>
+                        <a:xfrm>
+                          <a:off x="0" y="0"/>
+                          <a:ext cx="5057775" cy="339646"/>
+                        </a:xfrm>
+                        <a:prstGeom prst="rect"/>
+                        <a:ln/>
+                      </pic:spPr>
+                    </pic:pic>
+                  </a:graphicData>
+                </a:graphic>
+              </wp:anchor>
+            </w:drawing>
+          </mc:Fallback>
+        </mc:AlternateContent>
+      </w:r>
+      <w:r>
+        <w:rPr>
+          <w:rtl w:val="0"/>
+        </w:rPr>
+      </w:r>
+    </w:p>
+    <w:p>
+      <w:pPr>
+        <w:rPr/>
+      </w:pPr>
+      <w:r>
+        <w:rPr>
+          <w:rtl w:val="0"/>
+        </w:rPr>
+      </w:r>
+    </w:p>
+    <w:p>
+      <w:pPr>
+        <w:rPr/>
+      </w:pPr>
+      <w:r>
+        <w:rPr>
+          <w:rtl w:val="0"/>
+        </w:rPr>
+      </w:r>
+    </w:p>
+    <w:p>
+      <w:pPr>
+        <w:rPr/>
+      </w:pPr>
+      <w:r>
+        <w:rPr>
+          <w:rtl w:val="0"/>
+        </w:rPr>
+      </w:r>
+    </w:p>
+    <w:p>
+      <w:pPr>
+        <w:rPr/>
+      </w:pPr>
+      <w:r>
+        <w:rPr>
+          <w:rtl w:val="0"/>
+        </w:rPr>
+      </w:r>
+    </w:p>
+    <w:p>
+      <w:pPr>
+        <w:rPr/>
+      </w:pPr>
+      <w:r>
+        <w:rPr>
+          <w:rtl w:val="0"/>
+        </w:rPr>
+      </w:r>
+    </w:p>
+    <w:p>
+      <w:pPr>
+        <w:rPr/>
+      </w:pPr>
+      <w:r>
+        <w:rPr>
+          <w:rtl w:val="0"/>
+        </w:rPr>
+      </w:r>
+    </w:p>
+    <w:p>
+      <w:pPr>
+        <w:rPr/>
+      </w:pPr>
+      <w:r>
+        <w:rPr>
+          <w:rtl w:val="0"/>
+        </w:rPr>
+      </w:r>
+    </w:p>
+    <w:p>
+      <w:pPr>
+        <w:rPr/>
+      </w:pPr>
+      <w:r>
+        <w:rPr>
+          <w:rtl w:val="0"/>
+        </w:rPr>
+      </w:r>
+    </w:p>
+    <w:p>
+      <w:pPr>
+        <w:rPr/>
+      </w:pPr>
+      <w:r>
+        <w:rPr>
+          <w:rtl w:val="0"/>
+        </w:rPr>
+      </w:r>
+    </w:p>
+    <w:p>
+      <w:pPr>
+        <w:rPr/>
+      </w:pPr>
+      <w:r>
+        <w:rPr>
+          <w:rtl w:val="0"/>
+        </w:rPr>
+      </w:r>
+    </w:p>
+    <w:p>
+      <w:pPr>
+        <w:rPr/>
+      </w:pPr>
+      <w:r>
+        <w:rPr>
+          <w:rtl w:val="0"/>
+        </w:rPr>
+      </w:r>
+    </w:p>
+    <w:p>
+      <w:pPr>
+        <w:rPr/>
+      </w:pPr>
+      <w:r>
+        <w:rPr>
+          <w:rtl w:val="0"/>
+        </w:rPr>
+      </w:r>
+    </w:p>
+    <w:p>
+      <w:pPr>
+        <w:rPr/>
+      </w:pPr>
+      <w:r>
+        <w:rPr>
+          <w:rtl w:val="0"/>
+        </w:rPr>
+      </w:r>
+    </w:p>
+    <w:p>
+      <w:pPr>
+        <w:rPr/>
+      </w:pPr>
+      <w:r>
+        <w:rPr>
+          <w:rtl w:val="0"/>
+        </w:rPr>
+      </w:r>
+    </w:p>
+    <w:p>
+      <w:pPr>
+        <w:pStyle w:val="Heading2"/>
+        <w:spacing w:after="0" w:before="0" w:line="276" w:lineRule="auto"/>
+        <w:jc w:val="both"/>
+        <w:rPr>
+          <w:rFonts w:ascii="Times New Roman" w:cs="Times New Roman" w:eastAsia="Times New Roman" w:hAnsi="Times New Roman"/>
+          <w:b w:val="1"/>
+          <w:bCs w:val="1"/>
+          <w:sz w:val="24"/>
+          <w:szCs w:val="24"/>
+        </w:rPr>
+      </w:pPr>
+      <w:bookmarkStart w:colFirst="0" w:colLast="0" w:name="_hrp8env2t9f" w:id="17"/>
+      <w:bookmarkEnd w:id="17"/>
+      <w:r>
+        <w:rPr>
+          <w:rFonts w:ascii="Times New Roman" w:cs="Times New Roman" w:eastAsia="Times New Roman" w:hAnsi="Times New Roman"/>
+          <w:b w:val="1"/>
+          <w:bCs w:val="1"/>
+          <w:sz w:val="24"/>
+          <w:szCs w:val="24"/>
+          <w:rtl w:val="0"/>
+        </w:rPr>
+        <w:t xml:space="preserve">Código fuente</w:t>
+      </w:r>
+    </w:p>
+    <w:p>
+      <w:pPr>
+        <w:pStyle w:val="Heading2"/>
+        <w:spacing w:after="0" w:before="0" w:line="276" w:lineRule="auto"/>
+        <w:jc w:val="both"/>
+        <w:rPr>
+          <w:rFonts w:ascii="Times New Roman" w:cs="Times New Roman" w:eastAsia="Times New Roman" w:hAnsi="Times New Roman"/>
+          <w:b w:val="1"/>
+          <w:bCs w:val="1"/>
+          <w:sz w:val="24"/>
+          <w:szCs w:val="24"/>
+        </w:rPr>
+      </w:pPr>
+      <w:r>
+        <w:rPr>
+          <w:rtl w:val="0"/>
+        </w:rPr>
+      </w:r>
+    </w:p>
+    <w:p>
+      <w:pPr>
+        <w:rPr/>
+      </w:pPr>
+      <w:r>
+        <w:rPr>
+          <w:rtl w:val="0"/>
+        </w:rPr>
+        <w:t xml:space="preserve">El codigo fuente de nuestro proyecto esta en: </w:t>
+      </w:r>
+    </w:p>
+    <w:p>
+      <w:pPr>
+        <w:rPr/>
+      </w:pPr>
+      <w:r>
+        <w:rPr>
+          <w:rtl w:val="0"/>
+        </w:rPr>
+        <w:br w:type="textWrapping"/>
+      </w:r>
+      <w:hyperlink r:id="rId31">
+        <w:r>
+          <w:rPr>
+            <w:color w:val="1155cc"/>
+            <w:u w:val="single"/>
+            <w:rtl w:val="0"/>
+          </w:rPr>
+          <w:t xml:space="preserve">https://github.com/zuritanestor57-cloud/GestorDeSubasta</w:t>
+        </w:r>
+      </w:hyperlink>
+      <w:r>
+        <w:rPr>
+          <w:rtl w:val="0"/>
+        </w:rPr>
+      </w:r>
+    </w:p>
+    <w:p>
+      <w:pPr>
+        <w:rPr/>
+      </w:pPr>
+      <w:r>
+        <w:rPr>
+          <w:rtl w:val="0"/>
+        </w:rPr>
+      </w:r>
+    </w:p>
+    <w:p>
+      <w:pPr>
+        <w:pStyle w:val="Heading2"/>
+        <w:spacing w:after="0" w:before="0" w:line="276" w:lineRule="auto"/>
+        <w:jc w:val="both"/>
+        <w:rPr>
+          <w:rFonts w:ascii="Times New Roman" w:cs="Times New Roman" w:eastAsia="Times New Roman" w:hAnsi="Times New Roman"/>
+          <w:b w:val="1"/>
+          <w:bCs w:val="1"/>
+          <w:sz w:val="24"/>
+          <w:szCs w:val="24"/>
+        </w:rPr>
+      </w:pPr>
+      <w:r>
+        <w:rPr>
+          <w:rFonts w:ascii="Times New Roman" w:cs="Times New Roman" w:eastAsia="Times New Roman" w:hAnsi="Times New Roman"/>
+          <w:b w:val="1"/>
+          <w:bCs w:val="1"/>
+          <w:sz w:val="24"/>
+          <w:szCs w:val="24"/>
+          <w:rtl w:val="0"/>
+        </w:rPr>
+        <w:t xml:space="preserve">Contacto</w:t>
+      </w:r>
+    </w:p>
+    <w:p>
+      <w:pPr>
+        <w:spacing w:line="276" w:lineRule="auto"/>
+        <w:jc w:val="both"/>
+        <w:rPr/>
+      </w:pPr>
+      <w:r>
+        <w:rPr>
+          <w:rtl w:val="0"/>
+        </w:rPr>
+      </w:r>
+    </w:p>
+    <w:p>
+      <w:pPr>
+        <w:spacing w:line="276" w:lineRule="auto"/>
+        <w:rPr/>
+      </w:pPr>
+      <w:r>
+        <w:rPr>
+          <w:rtl w:val="0"/>
+        </w:rPr>
+        <w:t xml:space="preserve">Nestor Zurita Vergara: </w:t>
+      </w:r>
+      <w:hyperlink r:id="rId32">
+        <w:r>
+          <w:rPr>
+            <w:color w:val="1155cc"/>
+            <w:u w:val="single"/>
+            <w:rtl w:val="0"/>
+          </w:rPr>
+          <w:t xml:space="preserve">zuritanestor57@gmail.com</w:t>
+        </w:r>
+      </w:hyperlink>
+      <w:r>
+        <w:rPr>
+          <w:rtl w:val="0"/>
+        </w:rPr>
+        <w:t xml:space="preserve"> </w:t>
+      </w:r>
+    </w:p>
+    <w:p>
+      <w:pPr>
+        <w:spacing w:line="276" w:lineRule="auto"/>
+        <w:rPr/>
+      </w:pPr>
+      <w:r>
+        <w:rPr>
+          <w:rtl w:val="0"/>
+        </w:rPr>
+      </w:r>
+    </w:p>
+    <w:p>
+      <w:pPr>
+        <w:ind w:left="0" w:firstLine="0"/>
+        <w:jc w:val="both"/>
+        <w:rPr>
+          <w:rFonts w:ascii="Times New Roman" w:cs="Times New Roman" w:eastAsia="Times New Roman" w:hAnsi="Times New Roman"/>
+          <w:sz w:val="24"/>
+          <w:szCs w:val="24"/>
+        </w:rPr>
+      </w:pPr>
+      <w:r>
+        <w:rPr>
           <w:rtl w:val="0"/>
         </w:rPr>
       </w:r>
     </w:p>
     <w:sectPr>
+      <w:headerReference r:id="rId33" w:type="default"/>
+      <w:footerReference r:id="rId34" w:type="default"/>
       <w:pgSz w:h="16834" w:w="11909" w:orient="portrait"/>
       <w:pgMar w:bottom="1440" w:top="1440" w:left="1440" w:right="1440" w:header="720" w:footer="720"/>
       <w:pgNumType w:start="1"/>
     </w:sectPr>
   </w:body>
 </w:document>
+</file>
+
+<file path=word/footer1.xml><?xml version="1.0" encoding="utf-8"?>
+<w:ftr xmlns:mc="http://schemas.openxmlformats.org/markup-compatibility/2006" xmlns:o="urn:schemas-microsoft-com:office:office" xmlns:r="http://schemas.openxmlformats.org/officeDocument/2006/relationships" xmlns:m="http://schemas.openxmlformats.org/officeDocument/2006/math" xmlns:v="urn:schemas-microsoft-com:vml" xmlns:wp="http://schemas.openxmlformats.org/drawingml/2006/wordprocessingDrawing" xmlns:w10="urn:schemas-microsoft-com:office:word" xmlns:w="http://schemas.openxmlformats.org/wordprocessingml/2006/main" xmlns:wne="http://schemas.microsoft.com/office/word/2006/wordml" xmlns:sl="http://schemas.openxmlformats.org/schemaLibrary/2006/main" xmlns:a="http://schemas.openxmlformats.org/drawingml/2006/main" xmlns:pic="http://schemas.openxmlformats.org/drawingml/2006/picture" xmlns:c="http://schemas.openxmlformats.org/drawingml/2006/chart" xmlns:lc="http://schemas.openxmlformats.org/drawingml/2006/lockedCanvas" xmlns:dgm="http://schemas.openxmlformats.org/drawingml/2006/diagram" xmlns:wps="http://schemas.microsoft.com/office/word/2010/wordprocessingShape" xmlns:wpg="http://schemas.microsoft.com/office/word/2010/wordprocessingGroup" xmlns:w14="http://schemas.microsoft.com/office/word/2010/wordml" xmlns:w15="http://schemas.microsoft.com/office/word/2012/wordml" xmlns:w16="http://schemas.microsoft.com/office/word/2018/wordml" xmlns:w16cex="http://schemas.microsoft.com/office/word/2018/wordml/cex" xmlns:w16cid="http://schemas.microsoft.com/office/word/2016/wordml/cid" xmlns="http://schemas.microsoft.com/office/tasks/2019/documenttasks" xmlns:cr="http://schemas.microsoft.com/office/comments/2020/reactions">
+  <w:p>
+    <w:pPr>
+      <w:rPr/>
+    </w:pPr>
+    <w:r>
+      <w:rPr>
+        <w:rtl w:val="0"/>
+      </w:rPr>
+    </w:r>
+  </w:p>
+</w:ftr>
+</file>
+
+<file path=word/header1.xml><?xml version="1.0" encoding="utf-8"?>
+<w:hdr xmlns:mc="http://schemas.openxmlformats.org/markup-compatibility/2006" xmlns:o="urn:schemas-microsoft-com:office:office" xmlns:r="http://schemas.openxmlformats.org/officeDocument/2006/relationships" xmlns:m="http://schemas.openxmlformats.org/officeDocument/2006/math" xmlns:v="urn:schemas-microsoft-com:vml" xmlns:wp="http://schemas.openxmlformats.org/drawingml/2006/wordprocessingDrawing" xmlns:w10="urn:schemas-microsoft-com:office:word" xmlns:w="http://schemas.openxmlformats.org/wordprocessingml/2006/main" xmlns:wne="http://schemas.microsoft.com/office/word/2006/wordml" xmlns:sl="http://schemas.openxmlformats.org/schemaLibrary/2006/main" xmlns:a="http://schemas.openxmlformats.org/drawingml/2006/main" xmlns:pic="http://schemas.openxmlformats.org/drawingml/2006/picture" xmlns:c="http://schemas.openxmlformats.org/drawingml/2006/chart" xmlns:lc="http://schemas.openxmlformats.org/drawingml/2006/lockedCanvas" xmlns:dgm="http://schemas.openxmlformats.org/drawingml/2006/diagram" xmlns:wps="http://schemas.microsoft.com/office/word/2010/wordprocessingShape" xmlns:wpg="http://schemas.microsoft.com/office/word/2010/wordprocessingGroup" xmlns:w14="http://schemas.microsoft.com/office/word/2010/wordml" xmlns:w15="http://schemas.microsoft.com/office/word/2012/wordml" xmlns:w16="http://schemas.microsoft.com/office/word/2018/wordml" xmlns:w16cex="http://schemas.microsoft.com/office/word/2018/wordml/cex" xmlns:w16cid="http://schemas.microsoft.com/office/word/2016/wordml/cid" xmlns="http://schemas.microsoft.com/office/tasks/2019/documenttasks" xmlns:cr="http://schemas.microsoft.com/office/comments/2020/reactions">
+  <w:p>
+    <w:pPr>
+      <w:rPr/>
+    </w:pPr>
+    <w:r>
+      <w:rPr>
+        <w:rtl w:val="0"/>
+      </w:rPr>
+    </w:r>
+  </w:p>
+</w:hdr>
 </file>
 
 <file path=word/numbering.xml><?xml version="1.0" encoding="utf-8"?>
